--- a/lab1(1).docx
+++ b/lab1(1).docx
@@ -4699,7 +4699,7 @@
           </mc:Choice>
           <mc:Fallback>
             <w:pict>
-              <v:line w14:anchorId="4358A171" id="Straight Connector 6" o:spid="_x0000_s1026" style="position:absolute;z-index:251659264;visibility:visible;mso-wrap-style:square;mso-wrap-distance-left:9pt;mso-wrap-distance-top:0;mso-wrap-distance-right:9pt;mso-wrap-distance-bottom:0;mso-position-horizontal:absolute;mso-position-horizontal-relative:text;mso-position-vertical:absolute;mso-position-vertical-relative:text" from="1pt,122.1pt" to="1pt,146.2pt" o:gfxdata="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" strokecolor="black [3213]">
+              <v:line w14:anchorId="3D1C7D27" id="Straight Connector 6" o:spid="_x0000_s1026" style="position:absolute;z-index:251659264;visibility:visible;mso-wrap-style:square;mso-wrap-distance-left:9pt;mso-wrap-distance-top:0;mso-wrap-distance-right:9pt;mso-wrap-distance-bottom:0;mso-position-horizontal:absolute;mso-position-horizontal-relative:text;mso-position-vertical:absolute;mso-position-vertical-relative:text" from="1pt,122.1pt" to="1pt,146.2pt" o:gfxdata="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" strokecolor="black [3213]">
                 <v:stroke joinstyle="miter"/>
               </v:line>
             </w:pict>
@@ -13240,6 +13240,9 @@
     </w:tbl>
     <w:p>
       <w:pPr>
+        <w:spacing w:before="480" w:after="480" w:line="360" w:lineRule="auto"/>
+        <w:ind w:left="709"/>
+        <w:jc w:val="both"/>
         <w:rPr>
           <w:rFonts w:ascii="Times New Roman" w:hAnsi="Times New Roman" w:cs="Times New Roman"/>
           <w:color w:val="000000"/>
@@ -13249,7 +13252,9 @@
           <w:shd w:val="clear" w:color="auto" w:fill="FFFFFF"/>
         </w:rPr>
       </w:pPr>
-      <w:r>
+    </w:p>
+    <w:p>
+      <w:pPr>
         <w:rPr>
           <w:rFonts w:ascii="Times New Roman" w:hAnsi="Times New Roman" w:cs="Times New Roman"/>
           <w:color w:val="000000"/>
@@ -13257,6 +13262,1106 @@
           <w:sz w:val="28"/>
           <w:szCs w:val="28"/>
           <w:shd w:val="clear" w:color="auto" w:fill="FFFFFF"/>
+        </w:rPr>
+      </w:pPr>
+      <w:r>
+        <w:rPr>
+          <w:rFonts w:ascii="Times New Roman" w:hAnsi="Times New Roman" w:cs="Times New Roman"/>
+          <w:color w:val="000000"/>
+          <w:kern w:val="2"/>
+          <w:sz w:val="28"/>
+          <w:szCs w:val="28"/>
+          <w:shd w:val="clear" w:color="auto" w:fill="FFFFFF"/>
+        </w:rPr>
+        <w:br w:type="page"/>
+      </w:r>
+    </w:p>
+    <w:p>
+      <w:pPr>
+        <w:numPr>
+          <w:ilvl w:val="0"/>
+          <w:numId w:val="94"/>
+        </w:numPr>
+        <w:spacing w:before="480" w:after="480" w:line="360" w:lineRule="auto"/>
+        <w:ind w:left="0" w:firstLine="709"/>
+        <w:jc w:val="both"/>
+        <w:rPr>
+          <w:rFonts w:ascii="Times New Roman" w:hAnsi="Times New Roman" w:cs="Times New Roman"/>
+          <w:color w:val="000000"/>
+          <w:kern w:val="2"/>
+          <w:sz w:val="28"/>
+          <w:szCs w:val="28"/>
+          <w:shd w:val="clear" w:color="auto" w:fill="FFFFFF"/>
+          <w:lang w:val="ru-RU"/>
+        </w:rPr>
+      </w:pPr>
+      <w:r>
+        <w:rPr>
+          <w:rFonts w:ascii="Times New Roman" w:hAnsi="Times New Roman" w:cs="Times New Roman"/>
+          <w:color w:val="000000"/>
+          <w:kern w:val="2"/>
+          <w:sz w:val="28"/>
+          <w:szCs w:val="28"/>
+          <w:shd w:val="clear" w:color="auto" w:fill="FFFFFF"/>
+          <w:lang w:val="ru-RU"/>
+        </w:rPr>
+        <w:lastRenderedPageBreak/>
+        <w:t>Архитектура информационной системы</w:t>
+      </w:r>
+    </w:p>
+    <w:p>
+      <w:pPr>
+        <w:spacing w:line="360" w:lineRule="auto"/>
+        <w:ind w:firstLine="709"/>
+        <w:jc w:val="both"/>
+        <w:rPr>
+          <w:rFonts w:ascii="Times New Roman" w:hAnsi="Times New Roman" w:cs="Times New Roman"/>
+          <w:color w:val="000000"/>
+          <w:kern w:val="2"/>
+          <w:sz w:val="28"/>
+          <w:szCs w:val="28"/>
+          <w:shd w:val="clear" w:color="auto" w:fill="FFFFFF"/>
+          <w:lang w:val="ru-RU"/>
+        </w:rPr>
+      </w:pPr>
+      <w:r>
+        <w:rPr>
+          <w:rFonts w:ascii="Times New Roman" w:hAnsi="Times New Roman" w:cs="Times New Roman"/>
+          <w:color w:val="000000"/>
+          <w:kern w:val="2"/>
+          <w:sz w:val="28"/>
+          <w:szCs w:val="28"/>
+          <w:shd w:val="clear" w:color="auto" w:fill="FFFFFF"/>
+          <w:lang w:val="ru-RU"/>
+        </w:rPr>
+        <w:t>Разрабатываемая информационная система представляет собой веб-приложение, которое предназначено для управления поручениями и контроля сроков их исполнения в государственном учреждении. Система позволяет централизованно формировать поручения, назначать исполнителей, отслеживать выполнение задач и формировать отчётность по исполнительской дисциплине.</w:t>
+      </w:r>
+    </w:p>
+    <w:p>
+      <w:pPr>
+        <w:spacing w:line="360" w:lineRule="auto"/>
+        <w:ind w:firstLine="709"/>
+        <w:jc w:val="both"/>
+        <w:rPr>
+          <w:rFonts w:ascii="Times New Roman" w:hAnsi="Times New Roman" w:cs="Times New Roman"/>
+          <w:color w:val="000000"/>
+          <w:kern w:val="2"/>
+          <w:sz w:val="28"/>
+          <w:szCs w:val="28"/>
+          <w:shd w:val="clear" w:color="auto" w:fill="FFFFFF"/>
+          <w:lang w:val="ru-RU"/>
+        </w:rPr>
+      </w:pPr>
+      <w:r>
+        <w:rPr>
+          <w:rFonts w:ascii="Times New Roman" w:hAnsi="Times New Roman" w:cs="Times New Roman"/>
+          <w:color w:val="000000"/>
+          <w:kern w:val="2"/>
+          <w:sz w:val="28"/>
+          <w:szCs w:val="28"/>
+          <w:shd w:val="clear" w:color="auto" w:fill="FFFFFF"/>
+          <w:lang w:val="ru-RU"/>
+        </w:rPr>
+        <w:t>Для реализации системы выбрана трёхуровневая архитектура (n-</w:t>
+      </w:r>
+      <w:proofErr w:type="spellStart"/>
+      <w:r>
+        <w:rPr>
+          <w:rFonts w:ascii="Times New Roman" w:hAnsi="Times New Roman" w:cs="Times New Roman"/>
+          <w:color w:val="000000"/>
+          <w:kern w:val="2"/>
+          <w:sz w:val="28"/>
+          <w:szCs w:val="28"/>
+          <w:shd w:val="clear" w:color="auto" w:fill="FFFFFF"/>
+          <w:lang w:val="ru-RU"/>
+        </w:rPr>
+        <w:t>tier</w:t>
+      </w:r>
+      <w:proofErr w:type="spellEnd"/>
+      <w:r>
+        <w:rPr>
+          <w:rFonts w:ascii="Times New Roman" w:hAnsi="Times New Roman" w:cs="Times New Roman"/>
+          <w:color w:val="000000"/>
+          <w:kern w:val="2"/>
+          <w:sz w:val="28"/>
+          <w:szCs w:val="28"/>
+          <w:shd w:val="clear" w:color="auto" w:fill="FFFFFF"/>
+          <w:lang w:val="ru-RU"/>
+        </w:rPr>
+        <w:t>). Такой подход предполагает разделение программного комплекса на несколько логически независимых уровней. Благодаря этому упрощается сопровождение системы, повышается её масштабируемость и обеспечивается более высокий уровень безопасности.</w:t>
+      </w:r>
+    </w:p>
+    <w:p>
+      <w:pPr>
+        <w:spacing w:line="360" w:lineRule="auto"/>
+        <w:ind w:firstLine="709"/>
+        <w:jc w:val="both"/>
+        <w:rPr>
+          <w:rFonts w:ascii="Times New Roman" w:hAnsi="Times New Roman" w:cs="Times New Roman"/>
+          <w:color w:val="000000"/>
+          <w:kern w:val="2"/>
+          <w:sz w:val="28"/>
+          <w:szCs w:val="28"/>
+          <w:shd w:val="clear" w:color="auto" w:fill="FFFFFF"/>
+          <w:lang w:val="ru-RU"/>
+        </w:rPr>
+      </w:pPr>
+      <w:r>
+        <w:rPr>
+          <w:rFonts w:ascii="Times New Roman" w:hAnsi="Times New Roman" w:cs="Times New Roman"/>
+          <w:color w:val="000000"/>
+          <w:kern w:val="2"/>
+          <w:sz w:val="28"/>
+          <w:szCs w:val="28"/>
+          <w:shd w:val="clear" w:color="auto" w:fill="FFFFFF"/>
+          <w:lang w:val="ru-RU"/>
+        </w:rPr>
+        <w:t>В архитектуре системы выделяются три основных уровня:</w:t>
+      </w:r>
+    </w:p>
+    <w:p>
+      <w:pPr>
+        <w:numPr>
+          <w:ilvl w:val="0"/>
+          <w:numId w:val="101"/>
+        </w:numPr>
+        <w:tabs>
+          <w:tab w:val="clear" w:pos="720"/>
+        </w:tabs>
+        <w:spacing w:line="360" w:lineRule="auto"/>
+        <w:ind w:left="0" w:firstLine="709"/>
+        <w:jc w:val="both"/>
+        <w:rPr>
+          <w:rFonts w:ascii="Times New Roman" w:hAnsi="Times New Roman" w:cs="Times New Roman"/>
+          <w:color w:val="000000"/>
+          <w:kern w:val="2"/>
+          <w:sz w:val="28"/>
+          <w:szCs w:val="28"/>
+          <w:shd w:val="clear" w:color="auto" w:fill="FFFFFF"/>
+          <w:lang w:val="ru-RU"/>
+        </w:rPr>
+      </w:pPr>
+      <w:r>
+        <w:rPr>
+          <w:rFonts w:ascii="Times New Roman" w:hAnsi="Times New Roman" w:cs="Times New Roman"/>
+          <w:color w:val="000000"/>
+          <w:kern w:val="2"/>
+          <w:sz w:val="28"/>
+          <w:szCs w:val="28"/>
+          <w:shd w:val="clear" w:color="auto" w:fill="FFFFFF"/>
+          <w:lang w:val="ru-RU"/>
+        </w:rPr>
+        <w:t>уровень пользовательского интерфейса;</w:t>
+      </w:r>
+    </w:p>
+    <w:p>
+      <w:pPr>
+        <w:numPr>
+          <w:ilvl w:val="0"/>
+          <w:numId w:val="101"/>
+        </w:numPr>
+        <w:tabs>
+          <w:tab w:val="clear" w:pos="720"/>
+        </w:tabs>
+        <w:spacing w:line="360" w:lineRule="auto"/>
+        <w:ind w:left="0" w:firstLine="709"/>
+        <w:jc w:val="both"/>
+        <w:rPr>
+          <w:rFonts w:ascii="Times New Roman" w:hAnsi="Times New Roman" w:cs="Times New Roman"/>
+          <w:color w:val="000000"/>
+          <w:kern w:val="2"/>
+          <w:sz w:val="28"/>
+          <w:szCs w:val="28"/>
+          <w:shd w:val="clear" w:color="auto" w:fill="FFFFFF"/>
+          <w:lang w:val="ru-RU"/>
+        </w:rPr>
+      </w:pPr>
+      <w:r>
+        <w:rPr>
+          <w:rFonts w:ascii="Times New Roman" w:hAnsi="Times New Roman" w:cs="Times New Roman"/>
+          <w:color w:val="000000"/>
+          <w:kern w:val="2"/>
+          <w:sz w:val="28"/>
+          <w:szCs w:val="28"/>
+          <w:shd w:val="clear" w:color="auto" w:fill="FFFFFF"/>
+          <w:lang w:val="ru-RU"/>
+        </w:rPr>
+        <w:t>уровень бизнес-логики;</w:t>
+      </w:r>
+    </w:p>
+    <w:p>
+      <w:pPr>
+        <w:numPr>
+          <w:ilvl w:val="0"/>
+          <w:numId w:val="101"/>
+        </w:numPr>
+        <w:tabs>
+          <w:tab w:val="clear" w:pos="720"/>
+        </w:tabs>
+        <w:spacing w:line="360" w:lineRule="auto"/>
+        <w:ind w:left="0" w:firstLine="709"/>
+        <w:jc w:val="both"/>
+        <w:rPr>
+          <w:rFonts w:ascii="Times New Roman" w:hAnsi="Times New Roman" w:cs="Times New Roman"/>
+          <w:color w:val="000000"/>
+          <w:kern w:val="2"/>
+          <w:sz w:val="28"/>
+          <w:szCs w:val="28"/>
+          <w:shd w:val="clear" w:color="auto" w:fill="FFFFFF"/>
+          <w:lang w:val="ru-RU"/>
+        </w:rPr>
+      </w:pPr>
+      <w:r>
+        <w:rPr>
+          <w:rFonts w:ascii="Times New Roman" w:hAnsi="Times New Roman" w:cs="Times New Roman"/>
+          <w:color w:val="000000"/>
+          <w:kern w:val="2"/>
+          <w:sz w:val="28"/>
+          <w:szCs w:val="28"/>
+          <w:shd w:val="clear" w:color="auto" w:fill="FFFFFF"/>
+          <w:lang w:val="ru-RU"/>
+        </w:rPr>
+        <w:t>уровень хранения данных.</w:t>
+      </w:r>
+    </w:p>
+    <w:p>
+      <w:pPr>
+        <w:spacing w:line="360" w:lineRule="auto"/>
+        <w:ind w:firstLine="709"/>
+        <w:jc w:val="both"/>
+        <w:rPr>
+          <w:rFonts w:ascii="Times New Roman" w:hAnsi="Times New Roman" w:cs="Times New Roman"/>
+          <w:color w:val="000000"/>
+          <w:kern w:val="2"/>
+          <w:sz w:val="28"/>
+          <w:szCs w:val="28"/>
+          <w:shd w:val="clear" w:color="auto" w:fill="FFFFFF"/>
+          <w:lang w:val="ru-RU"/>
+        </w:rPr>
+      </w:pPr>
+      <w:r>
+        <w:rPr>
+          <w:rFonts w:ascii="Times New Roman" w:hAnsi="Times New Roman" w:cs="Times New Roman"/>
+          <w:color w:val="000000"/>
+          <w:kern w:val="2"/>
+          <w:sz w:val="28"/>
+          <w:szCs w:val="28"/>
+          <w:shd w:val="clear" w:color="auto" w:fill="FFFFFF"/>
+          <w:lang w:val="ru-RU"/>
+        </w:rPr>
+        <w:t>Каждый уровень выполняет собственные функции и взаимодействует с другими компонентами системы.</w:t>
+      </w:r>
+    </w:p>
+    <w:p>
+      <w:pPr>
+        <w:numPr>
+          <w:ilvl w:val="1"/>
+          <w:numId w:val="100"/>
+        </w:numPr>
+        <w:spacing w:before="480" w:after="480" w:line="360" w:lineRule="auto"/>
+        <w:ind w:left="0" w:firstLine="709"/>
+        <w:jc w:val="both"/>
+        <w:rPr>
+          <w:rFonts w:ascii="Times New Roman" w:hAnsi="Times New Roman" w:cs="Times New Roman"/>
+          <w:color w:val="000000"/>
+          <w:kern w:val="2"/>
+          <w:sz w:val="28"/>
+          <w:szCs w:val="28"/>
+          <w:shd w:val="clear" w:color="auto" w:fill="FFFFFF"/>
+          <w:lang w:val="ru-RU"/>
+        </w:rPr>
+      </w:pPr>
+      <w:r>
+        <w:rPr>
+          <w:rFonts w:ascii="Times New Roman" w:hAnsi="Times New Roman" w:cs="Times New Roman"/>
+          <w:color w:val="000000"/>
+          <w:kern w:val="2"/>
+          <w:sz w:val="28"/>
+          <w:szCs w:val="28"/>
+          <w:shd w:val="clear" w:color="auto" w:fill="FFFFFF"/>
+          <w:lang w:val="ru-RU"/>
+        </w:rPr>
+        <w:t>Уровень пользовательского интерфейса</w:t>
+      </w:r>
+    </w:p>
+    <w:p>
+      <w:pPr>
+        <w:spacing w:line="360" w:lineRule="auto"/>
+        <w:ind w:firstLine="709"/>
+        <w:jc w:val="both"/>
+        <w:rPr>
+          <w:rFonts w:ascii="Times New Roman" w:hAnsi="Times New Roman" w:cs="Times New Roman"/>
+          <w:color w:val="000000"/>
+          <w:kern w:val="2"/>
+          <w:sz w:val="28"/>
+          <w:szCs w:val="28"/>
+          <w:shd w:val="clear" w:color="auto" w:fill="FFFFFF"/>
+          <w:lang w:val="ru-RU"/>
+        </w:rPr>
+      </w:pPr>
+      <w:r>
+        <w:rPr>
+          <w:rFonts w:ascii="Times New Roman" w:hAnsi="Times New Roman" w:cs="Times New Roman"/>
+          <w:color w:val="000000"/>
+          <w:kern w:val="2"/>
+          <w:sz w:val="28"/>
+          <w:szCs w:val="28"/>
+          <w:shd w:val="clear" w:color="auto" w:fill="FFFFFF"/>
+          <w:lang w:val="ru-RU"/>
+        </w:rPr>
+        <w:t>Уровень пользовательского интерфейса обеспечивает взаимодействие пользователей с системой через веб-браузер. На данном уровне реализованы экранные формы, элементы навигации и средства отображения информации.</w:t>
+      </w:r>
+    </w:p>
+    <w:p>
+      <w:pPr>
+        <w:spacing w:line="360" w:lineRule="auto"/>
+        <w:ind w:firstLine="709"/>
+        <w:jc w:val="both"/>
+        <w:rPr>
+          <w:rFonts w:ascii="Times New Roman" w:hAnsi="Times New Roman" w:cs="Times New Roman"/>
+          <w:color w:val="000000"/>
+          <w:kern w:val="2"/>
+          <w:sz w:val="28"/>
+          <w:szCs w:val="28"/>
+          <w:shd w:val="clear" w:color="auto" w:fill="FFFFFF"/>
+          <w:lang w:val="ru-RU"/>
+        </w:rPr>
+      </w:pPr>
+      <w:r>
+        <w:rPr>
+          <w:rFonts w:ascii="Times New Roman" w:hAnsi="Times New Roman" w:cs="Times New Roman"/>
+          <w:color w:val="000000"/>
+          <w:kern w:val="2"/>
+          <w:sz w:val="28"/>
+          <w:szCs w:val="28"/>
+          <w:shd w:val="clear" w:color="auto" w:fill="FFFFFF"/>
+          <w:lang w:val="ru-RU"/>
+        </w:rPr>
+        <w:t xml:space="preserve">Через интерфейс пользователи выполняют основные операции в системе. Пользователь может авторизоваться в системе, просматривать список поручений, создавать новые поручения и редактировать </w:t>
+      </w:r>
+      <w:r>
+        <w:rPr>
+          <w:rFonts w:ascii="Times New Roman" w:hAnsi="Times New Roman" w:cs="Times New Roman"/>
+          <w:color w:val="000000"/>
+          <w:kern w:val="2"/>
+          <w:sz w:val="28"/>
+          <w:szCs w:val="28"/>
+          <w:shd w:val="clear" w:color="auto" w:fill="FFFFFF"/>
+          <w:lang w:val="ru-RU"/>
+        </w:rPr>
+        <w:lastRenderedPageBreak/>
+        <w:t>существующие. Также через интерфейс доступна возможность изменять статус выполнения задач и просматривать отчёты или статистические данные.</w:t>
+      </w:r>
+    </w:p>
+    <w:p>
+      <w:pPr>
+        <w:spacing w:line="360" w:lineRule="auto"/>
+        <w:ind w:firstLine="709"/>
+        <w:jc w:val="both"/>
+        <w:rPr>
+          <w:rFonts w:ascii="Times New Roman" w:hAnsi="Times New Roman" w:cs="Times New Roman"/>
+          <w:color w:val="000000"/>
+          <w:kern w:val="2"/>
+          <w:sz w:val="28"/>
+          <w:szCs w:val="28"/>
+          <w:shd w:val="clear" w:color="auto" w:fill="FFFFFF"/>
+          <w:lang w:val="ru-RU"/>
+        </w:rPr>
+      </w:pPr>
+      <w:r>
+        <w:rPr>
+          <w:rFonts w:ascii="Times New Roman" w:hAnsi="Times New Roman" w:cs="Times New Roman"/>
+          <w:color w:val="000000"/>
+          <w:kern w:val="2"/>
+          <w:sz w:val="28"/>
+          <w:szCs w:val="28"/>
+          <w:shd w:val="clear" w:color="auto" w:fill="FFFFFF"/>
+          <w:lang w:val="ru-RU"/>
+        </w:rPr>
+        <w:t>Пользовательский интерфейс формирует запросы и отправляет их на сервер приложений по протоколам HTTP или HTTPS. После обработки запроса сервер возвращает результат, который отображается в веб-интерфейсе.</w:t>
+      </w:r>
+    </w:p>
+    <w:p>
+      <w:pPr>
+        <w:spacing w:line="360" w:lineRule="auto"/>
+        <w:ind w:firstLine="709"/>
+        <w:jc w:val="both"/>
+        <w:rPr>
+          <w:rFonts w:ascii="Times New Roman" w:hAnsi="Times New Roman" w:cs="Times New Roman"/>
+          <w:color w:val="000000"/>
+          <w:kern w:val="2"/>
+          <w:sz w:val="28"/>
+          <w:szCs w:val="28"/>
+          <w:shd w:val="clear" w:color="auto" w:fill="FFFFFF"/>
+          <w:lang w:val="ru-RU"/>
+        </w:rPr>
+      </w:pPr>
+      <w:r>
+        <w:rPr>
+          <w:rFonts w:ascii="Times New Roman" w:hAnsi="Times New Roman" w:cs="Times New Roman"/>
+          <w:color w:val="000000"/>
+          <w:kern w:val="2"/>
+          <w:sz w:val="28"/>
+          <w:szCs w:val="28"/>
+          <w:shd w:val="clear" w:color="auto" w:fill="FFFFFF"/>
+          <w:lang w:val="ru-RU"/>
+        </w:rPr>
+        <w:t>В системе предусмотрено несколько типов пользователей.</w:t>
+      </w:r>
+    </w:p>
+    <w:p>
+      <w:pPr>
+        <w:spacing w:line="360" w:lineRule="auto"/>
+        <w:ind w:firstLine="709"/>
+        <w:jc w:val="both"/>
+        <w:rPr>
+          <w:rFonts w:ascii="Times New Roman" w:hAnsi="Times New Roman" w:cs="Times New Roman"/>
+          <w:color w:val="000000"/>
+          <w:kern w:val="2"/>
+          <w:sz w:val="28"/>
+          <w:szCs w:val="28"/>
+          <w:shd w:val="clear" w:color="auto" w:fill="FFFFFF"/>
+          <w:lang w:val="ru-RU"/>
+        </w:rPr>
+      </w:pPr>
+      <w:r>
+        <w:rPr>
+          <w:rFonts w:ascii="Times New Roman" w:hAnsi="Times New Roman" w:cs="Times New Roman"/>
+          <w:color w:val="000000"/>
+          <w:kern w:val="2"/>
+          <w:sz w:val="28"/>
+          <w:szCs w:val="28"/>
+          <w:shd w:val="clear" w:color="auto" w:fill="FFFFFF"/>
+          <w:lang w:val="ru-RU"/>
+        </w:rPr>
+        <w:t>Руководитель создаёт поручения и контролирует ход их выполнения. Исполнитель получает поручения и обновляет информацию о статусе выполнения задач. Администратор управляет пользователями системы и настраивает роли доступа.</w:t>
+      </w:r>
+    </w:p>
+    <w:p>
+      <w:pPr>
+        <w:numPr>
+          <w:ilvl w:val="1"/>
+          <w:numId w:val="100"/>
+        </w:numPr>
+        <w:spacing w:before="480" w:after="480" w:line="360" w:lineRule="auto"/>
+        <w:ind w:left="0" w:firstLine="709"/>
+        <w:jc w:val="both"/>
+        <w:rPr>
+          <w:rFonts w:ascii="Times New Roman" w:hAnsi="Times New Roman" w:cs="Times New Roman"/>
+          <w:color w:val="000000"/>
+          <w:kern w:val="2"/>
+          <w:sz w:val="28"/>
+          <w:szCs w:val="28"/>
+          <w:shd w:val="clear" w:color="auto" w:fill="FFFFFF"/>
+          <w:lang w:val="ru-RU"/>
+        </w:rPr>
+      </w:pPr>
+      <w:r>
+        <w:rPr>
+          <w:rFonts w:ascii="Times New Roman" w:hAnsi="Times New Roman" w:cs="Times New Roman"/>
+          <w:color w:val="000000"/>
+          <w:kern w:val="2"/>
+          <w:sz w:val="28"/>
+          <w:szCs w:val="28"/>
+          <w:shd w:val="clear" w:color="auto" w:fill="FFFFFF"/>
+          <w:lang w:val="ru-RU"/>
+        </w:rPr>
+        <w:t>Уровень бизнес-логики</w:t>
+      </w:r>
+    </w:p>
+    <w:p>
+      <w:pPr>
+        <w:spacing w:line="360" w:lineRule="auto"/>
+        <w:ind w:firstLine="709"/>
+        <w:jc w:val="both"/>
+        <w:rPr>
+          <w:rFonts w:ascii="Times New Roman" w:hAnsi="Times New Roman" w:cs="Times New Roman"/>
+          <w:color w:val="000000"/>
+          <w:kern w:val="2"/>
+          <w:sz w:val="28"/>
+          <w:szCs w:val="28"/>
+          <w:shd w:val="clear" w:color="auto" w:fill="FFFFFF"/>
+          <w:lang w:val="ru-RU"/>
+        </w:rPr>
+      </w:pPr>
+      <w:r>
+        <w:rPr>
+          <w:rFonts w:ascii="Times New Roman" w:hAnsi="Times New Roman" w:cs="Times New Roman"/>
+          <w:color w:val="000000"/>
+          <w:kern w:val="2"/>
+          <w:sz w:val="28"/>
+          <w:szCs w:val="28"/>
+          <w:shd w:val="clear" w:color="auto" w:fill="FFFFFF"/>
+          <w:lang w:val="ru-RU"/>
+        </w:rPr>
+        <w:t>Уровень бизнес-логики отвечает за реализацию основной функциональности системы. Он принимает запросы, которые поступают от пользовательского интерфейса, обрабатывает их и выполняет необходимые операции.</w:t>
+      </w:r>
+    </w:p>
+    <w:p>
+      <w:pPr>
+        <w:spacing w:line="360" w:lineRule="auto"/>
+        <w:ind w:firstLine="709"/>
+        <w:jc w:val="both"/>
+        <w:rPr>
+          <w:rFonts w:ascii="Times New Roman" w:hAnsi="Times New Roman" w:cs="Times New Roman"/>
+          <w:color w:val="000000"/>
+          <w:kern w:val="2"/>
+          <w:sz w:val="28"/>
+          <w:szCs w:val="28"/>
+          <w:shd w:val="clear" w:color="auto" w:fill="FFFFFF"/>
+          <w:lang w:val="ru-RU"/>
+        </w:rPr>
+      </w:pPr>
+      <w:r>
+        <w:rPr>
+          <w:rFonts w:ascii="Times New Roman" w:hAnsi="Times New Roman" w:cs="Times New Roman"/>
+          <w:color w:val="000000"/>
+          <w:kern w:val="2"/>
+          <w:sz w:val="28"/>
+          <w:szCs w:val="28"/>
+          <w:shd w:val="clear" w:color="auto" w:fill="FFFFFF"/>
+          <w:lang w:val="ru-RU"/>
+        </w:rPr>
+        <w:t>На данном уровне выполняется обработка пользовательских запросов, а также проверка прав доступа. В системе используется ролевая модель управления доступом (RBAC), поэтому перед выполнением операций сервер проверяет полномочия пользователя.</w:t>
+      </w:r>
+    </w:p>
+    <w:p>
+      <w:pPr>
+        <w:spacing w:line="360" w:lineRule="auto"/>
+        <w:ind w:firstLine="709"/>
+        <w:jc w:val="both"/>
+        <w:rPr>
+          <w:rFonts w:ascii="Times New Roman" w:hAnsi="Times New Roman" w:cs="Times New Roman"/>
+          <w:color w:val="000000"/>
+          <w:kern w:val="2"/>
+          <w:sz w:val="28"/>
+          <w:szCs w:val="28"/>
+          <w:shd w:val="clear" w:color="auto" w:fill="FFFFFF"/>
+          <w:lang w:val="ru-RU"/>
+        </w:rPr>
+      </w:pPr>
+      <w:r>
+        <w:rPr>
+          <w:rFonts w:ascii="Times New Roman" w:hAnsi="Times New Roman" w:cs="Times New Roman"/>
+          <w:color w:val="000000"/>
+          <w:kern w:val="2"/>
+          <w:sz w:val="28"/>
+          <w:szCs w:val="28"/>
+          <w:shd w:val="clear" w:color="auto" w:fill="FFFFFF"/>
+          <w:lang w:val="ru-RU"/>
+        </w:rPr>
+        <w:t>Кроме того, уровень бизнес-логики управляет жизненным циклом поручений и контролирует сроки выполнения задач. Система фиксирует действия пользователей в журнале аудита, что позволяет отслеживать изменения данных. Также на этом уровне формируются отчётные данные, которые затем отображаются пользователю.</w:t>
+      </w:r>
+    </w:p>
+    <w:p>
+      <w:pPr>
+        <w:spacing w:line="360" w:lineRule="auto"/>
+        <w:ind w:firstLine="709"/>
+        <w:jc w:val="both"/>
+        <w:rPr>
+          <w:rFonts w:ascii="Times New Roman" w:hAnsi="Times New Roman" w:cs="Times New Roman"/>
+          <w:color w:val="000000"/>
+          <w:kern w:val="2"/>
+          <w:sz w:val="28"/>
+          <w:szCs w:val="28"/>
+          <w:shd w:val="clear" w:color="auto" w:fill="FFFFFF"/>
+          <w:lang w:val="ru-RU"/>
+        </w:rPr>
+      </w:pPr>
+      <w:r>
+        <w:rPr>
+          <w:rFonts w:ascii="Times New Roman" w:hAnsi="Times New Roman" w:cs="Times New Roman"/>
+          <w:color w:val="000000"/>
+          <w:kern w:val="2"/>
+          <w:sz w:val="28"/>
+          <w:szCs w:val="28"/>
+          <w:shd w:val="clear" w:color="auto" w:fill="FFFFFF"/>
+          <w:lang w:val="ru-RU"/>
+        </w:rPr>
+        <w:lastRenderedPageBreak/>
+        <w:t>Бизнес-логика размещается на сервере приложений. Сервер выполняет обработку запросов и обращается к базе данных, когда системе необходимо получить информацию или сохранить изменения.</w:t>
+      </w:r>
+    </w:p>
+    <w:p>
+      <w:pPr>
+        <w:numPr>
+          <w:ilvl w:val="1"/>
+          <w:numId w:val="100"/>
+        </w:numPr>
+        <w:spacing w:before="480" w:after="480" w:line="360" w:lineRule="auto"/>
+        <w:ind w:left="0" w:firstLine="709"/>
+        <w:jc w:val="both"/>
+        <w:rPr>
+          <w:rFonts w:ascii="Times New Roman" w:hAnsi="Times New Roman" w:cs="Times New Roman"/>
+          <w:color w:val="000000"/>
+          <w:kern w:val="2"/>
+          <w:sz w:val="28"/>
+          <w:szCs w:val="28"/>
+          <w:shd w:val="clear" w:color="auto" w:fill="FFFFFF"/>
+          <w:lang w:val="ru-RU"/>
+        </w:rPr>
+      </w:pPr>
+      <w:r>
+        <w:rPr>
+          <w:rFonts w:ascii="Times New Roman" w:hAnsi="Times New Roman" w:cs="Times New Roman"/>
+          <w:color w:val="000000"/>
+          <w:kern w:val="2"/>
+          <w:sz w:val="28"/>
+          <w:szCs w:val="28"/>
+          <w:shd w:val="clear" w:color="auto" w:fill="FFFFFF"/>
+          <w:lang w:val="ru-RU"/>
+        </w:rPr>
+        <w:t xml:space="preserve"> Уровень хранения данных</w:t>
+      </w:r>
+    </w:p>
+    <w:p>
+      <w:pPr>
+        <w:spacing w:line="360" w:lineRule="auto"/>
+        <w:ind w:firstLine="709"/>
+        <w:jc w:val="both"/>
+        <w:rPr>
+          <w:rFonts w:ascii="Times New Roman" w:hAnsi="Times New Roman" w:cs="Times New Roman"/>
+          <w:color w:val="000000"/>
+          <w:kern w:val="2"/>
+          <w:sz w:val="28"/>
+          <w:szCs w:val="28"/>
+          <w:shd w:val="clear" w:color="auto" w:fill="FFFFFF"/>
+          <w:lang w:val="ru-RU"/>
+        </w:rPr>
+      </w:pPr>
+      <w:r>
+        <w:rPr>
+          <w:rFonts w:ascii="Times New Roman" w:hAnsi="Times New Roman" w:cs="Times New Roman"/>
+          <w:color w:val="000000"/>
+          <w:kern w:val="2"/>
+          <w:sz w:val="28"/>
+          <w:szCs w:val="28"/>
+          <w:shd w:val="clear" w:color="auto" w:fill="FFFFFF"/>
+          <w:lang w:val="ru-RU"/>
+        </w:rPr>
+        <w:t>Уровень хранения данных предназначен для долговременного хранения информации и обеспечения доступа к данным системы.</w:t>
+      </w:r>
+    </w:p>
+    <w:p>
+      <w:pPr>
+        <w:spacing w:line="360" w:lineRule="auto"/>
+        <w:ind w:firstLine="709"/>
+        <w:jc w:val="both"/>
+        <w:rPr>
+          <w:rFonts w:ascii="Times New Roman" w:hAnsi="Times New Roman" w:cs="Times New Roman"/>
+          <w:color w:val="000000"/>
+          <w:kern w:val="2"/>
+          <w:sz w:val="28"/>
+          <w:szCs w:val="28"/>
+          <w:shd w:val="clear" w:color="auto" w:fill="FFFFFF"/>
+          <w:lang w:val="ru-RU"/>
+        </w:rPr>
+      </w:pPr>
+      <w:r>
+        <w:rPr>
+          <w:rFonts w:ascii="Times New Roman" w:hAnsi="Times New Roman" w:cs="Times New Roman"/>
+          <w:color w:val="000000"/>
+          <w:kern w:val="2"/>
+          <w:sz w:val="28"/>
+          <w:szCs w:val="28"/>
+          <w:shd w:val="clear" w:color="auto" w:fill="FFFFFF"/>
+          <w:lang w:val="ru-RU"/>
+        </w:rPr>
+        <w:t xml:space="preserve">В качестве системы управления базами данных используется </w:t>
+      </w:r>
+      <w:proofErr w:type="spellStart"/>
+      <w:r>
+        <w:rPr>
+          <w:rFonts w:ascii="Times New Roman" w:hAnsi="Times New Roman" w:cs="Times New Roman"/>
+          <w:color w:val="000000"/>
+          <w:kern w:val="2"/>
+          <w:sz w:val="28"/>
+          <w:szCs w:val="28"/>
+          <w:shd w:val="clear" w:color="auto" w:fill="FFFFFF"/>
+          <w:lang w:val="ru-RU"/>
+        </w:rPr>
+        <w:t>PostgreSQL</w:t>
+      </w:r>
+      <w:proofErr w:type="spellEnd"/>
+      <w:r>
+        <w:rPr>
+          <w:rFonts w:ascii="Times New Roman" w:hAnsi="Times New Roman" w:cs="Times New Roman"/>
+          <w:color w:val="000000"/>
+          <w:kern w:val="2"/>
+          <w:sz w:val="28"/>
+          <w:szCs w:val="28"/>
+          <w:shd w:val="clear" w:color="auto" w:fill="FFFFFF"/>
+          <w:lang w:val="ru-RU"/>
+        </w:rPr>
+        <w:t>. В базе данных хранятся основные сущности системы. К ним относятся пользователи системы, роли пользователей, поручения, статусы выполнения задач, комментарии пользователей, отчёты и журнал аудита действий.</w:t>
+      </w:r>
+    </w:p>
+    <w:p>
+      <w:pPr>
+        <w:spacing w:line="360" w:lineRule="auto"/>
+        <w:ind w:firstLine="709"/>
+        <w:jc w:val="both"/>
+        <w:rPr>
+          <w:rFonts w:ascii="Times New Roman" w:hAnsi="Times New Roman" w:cs="Times New Roman"/>
+          <w:color w:val="000000"/>
+          <w:kern w:val="2"/>
+          <w:sz w:val="28"/>
+          <w:szCs w:val="28"/>
+          <w:shd w:val="clear" w:color="auto" w:fill="FFFFFF"/>
+          <w:lang w:val="ru-RU"/>
+        </w:rPr>
+      </w:pPr>
+      <w:r>
+        <w:rPr>
+          <w:rFonts w:ascii="Times New Roman" w:hAnsi="Times New Roman" w:cs="Times New Roman"/>
+          <w:color w:val="000000"/>
+          <w:kern w:val="2"/>
+          <w:sz w:val="28"/>
+          <w:szCs w:val="28"/>
+          <w:shd w:val="clear" w:color="auto" w:fill="FFFFFF"/>
+          <w:lang w:val="ru-RU"/>
+        </w:rPr>
+        <w:t>Доступ к базе данных осуществляется только через сервер приложений. Такой подход позволяет контролировать безопасность и поддерживать целостность данных.</w:t>
+      </w:r>
+    </w:p>
+    <w:p>
+      <w:pPr>
+        <w:numPr>
+          <w:ilvl w:val="1"/>
+          <w:numId w:val="100"/>
+        </w:numPr>
+        <w:spacing w:before="480" w:after="480" w:line="360" w:lineRule="auto"/>
+        <w:ind w:left="0" w:firstLine="709"/>
+        <w:jc w:val="both"/>
+        <w:rPr>
+          <w:rFonts w:ascii="Times New Roman" w:hAnsi="Times New Roman" w:cs="Times New Roman"/>
+          <w:color w:val="000000"/>
+          <w:kern w:val="2"/>
+          <w:sz w:val="28"/>
+          <w:szCs w:val="28"/>
+          <w:shd w:val="clear" w:color="auto" w:fill="FFFFFF"/>
+          <w:lang w:val="ru-RU"/>
+        </w:rPr>
+      </w:pPr>
+      <w:r>
+        <w:rPr>
+          <w:rFonts w:ascii="Times New Roman" w:hAnsi="Times New Roman" w:cs="Times New Roman"/>
+          <w:color w:val="000000"/>
+          <w:kern w:val="2"/>
+          <w:sz w:val="28"/>
+          <w:szCs w:val="28"/>
+          <w:shd w:val="clear" w:color="auto" w:fill="FFFFFF"/>
+          <w:lang w:val="ru-RU"/>
+        </w:rPr>
+        <w:t xml:space="preserve"> Взаимодействие компонентов системы</w:t>
+      </w:r>
+    </w:p>
+    <w:p>
+      <w:pPr>
+        <w:spacing w:line="360" w:lineRule="auto"/>
+        <w:ind w:firstLine="709"/>
+        <w:jc w:val="both"/>
+        <w:rPr>
+          <w:rFonts w:ascii="Times New Roman" w:hAnsi="Times New Roman" w:cs="Times New Roman"/>
+          <w:color w:val="000000"/>
+          <w:kern w:val="2"/>
+          <w:sz w:val="28"/>
+          <w:szCs w:val="28"/>
+          <w:shd w:val="clear" w:color="auto" w:fill="FFFFFF"/>
+          <w:lang w:val="ru-RU"/>
+        </w:rPr>
+      </w:pPr>
+      <w:r>
+        <w:rPr>
+          <w:rFonts w:ascii="Times New Roman" w:hAnsi="Times New Roman" w:cs="Times New Roman"/>
+          <w:color w:val="000000"/>
+          <w:kern w:val="2"/>
+          <w:sz w:val="28"/>
+          <w:szCs w:val="28"/>
+          <w:shd w:val="clear" w:color="auto" w:fill="FFFFFF"/>
+          <w:lang w:val="ru-RU"/>
+        </w:rPr>
+        <w:t>Работа системы строится на последовательном взаимодействии всех уровней архитектуры.</w:t>
+      </w:r>
+    </w:p>
+    <w:p>
+      <w:pPr>
+        <w:spacing w:line="360" w:lineRule="auto"/>
+        <w:ind w:firstLine="709"/>
+        <w:jc w:val="both"/>
+        <w:rPr>
+          <w:rFonts w:ascii="Times New Roman" w:hAnsi="Times New Roman" w:cs="Times New Roman"/>
+          <w:color w:val="000000"/>
+          <w:kern w:val="2"/>
+          <w:sz w:val="28"/>
+          <w:szCs w:val="28"/>
+          <w:shd w:val="clear" w:color="auto" w:fill="FFFFFF"/>
+          <w:lang w:val="ru-RU"/>
+        </w:rPr>
+      </w:pPr>
+      <w:r>
+        <w:rPr>
+          <w:rFonts w:ascii="Times New Roman" w:hAnsi="Times New Roman" w:cs="Times New Roman"/>
+          <w:color w:val="000000"/>
+          <w:kern w:val="2"/>
+          <w:sz w:val="28"/>
+          <w:szCs w:val="28"/>
+          <w:shd w:val="clear" w:color="auto" w:fill="FFFFFF"/>
+          <w:lang w:val="ru-RU"/>
+        </w:rPr>
+        <w:t>Пользователь взаимодействует с системой через веб-интерфейс. Интерфейс отправляет запрос на сервер приложений. Сервер выполняет обработку запроса и реализует необходимую бизнес-логику. Если требуется получить данные или изменить информацию, сервер обращается к базе данных. После завершения обработки сервер возвращает результат в пользовательский интерфейс, где он отображается пользователю.</w:t>
+      </w:r>
+    </w:p>
+    <w:p>
+      <w:pPr>
+        <w:spacing w:line="360" w:lineRule="auto"/>
+        <w:ind w:firstLine="709"/>
+        <w:jc w:val="both"/>
+        <w:rPr>
+          <w:rFonts w:ascii="Times New Roman" w:hAnsi="Times New Roman" w:cs="Times New Roman"/>
+          <w:color w:val="000000"/>
+          <w:kern w:val="2"/>
+          <w:sz w:val="28"/>
+          <w:szCs w:val="28"/>
+          <w:shd w:val="clear" w:color="auto" w:fill="FFFFFF"/>
+          <w:lang w:val="ru-RU"/>
+        </w:rPr>
+      </w:pPr>
+      <w:r>
+        <w:rPr>
+          <w:rFonts w:ascii="Times New Roman" w:hAnsi="Times New Roman" w:cs="Times New Roman"/>
+          <w:color w:val="000000"/>
+          <w:kern w:val="2"/>
+          <w:sz w:val="28"/>
+          <w:szCs w:val="28"/>
+          <w:shd w:val="clear" w:color="auto" w:fill="FFFFFF"/>
+          <w:lang w:val="ru-RU"/>
+        </w:rPr>
+        <w:lastRenderedPageBreak/>
+        <w:t>Такое распределение функций позволяет разделить ответственность между компонентами системы. В результате повышается надёжность программного комплекса и упрощается его дальнейшее развитие.</w:t>
+      </w:r>
+    </w:p>
+    <w:p>
+      <w:pPr>
+        <w:numPr>
+          <w:ilvl w:val="1"/>
+          <w:numId w:val="100"/>
+        </w:numPr>
+        <w:spacing w:before="480" w:after="480" w:line="360" w:lineRule="auto"/>
+        <w:ind w:left="0" w:firstLine="709"/>
+        <w:jc w:val="both"/>
+        <w:rPr>
+          <w:rFonts w:ascii="Times New Roman" w:hAnsi="Times New Roman" w:cs="Times New Roman"/>
+          <w:color w:val="000000"/>
+          <w:kern w:val="2"/>
+          <w:sz w:val="28"/>
+          <w:szCs w:val="28"/>
+          <w:shd w:val="clear" w:color="auto" w:fill="FFFFFF"/>
+          <w:lang w:val="ru-RU"/>
+        </w:rPr>
+      </w:pPr>
+      <w:r>
+        <w:rPr>
+          <w:rFonts w:ascii="Times New Roman" w:hAnsi="Times New Roman" w:cs="Times New Roman"/>
+          <w:color w:val="000000"/>
+          <w:kern w:val="2"/>
+          <w:sz w:val="28"/>
+          <w:szCs w:val="28"/>
+          <w:shd w:val="clear" w:color="auto" w:fill="FFFFFF"/>
+          <w:lang w:val="ru-RU"/>
+        </w:rPr>
+        <w:t xml:space="preserve"> Обоснование выбора архитектуры</w:t>
+      </w:r>
+    </w:p>
+    <w:p>
+      <w:pPr>
+        <w:spacing w:line="360" w:lineRule="auto"/>
+        <w:ind w:firstLine="709"/>
+        <w:jc w:val="both"/>
+        <w:rPr>
+          <w:rFonts w:ascii="Times New Roman" w:hAnsi="Times New Roman" w:cs="Times New Roman"/>
+          <w:color w:val="000000"/>
+          <w:kern w:val="2"/>
+          <w:sz w:val="28"/>
+          <w:szCs w:val="28"/>
+          <w:shd w:val="clear" w:color="auto" w:fill="FFFFFF"/>
+          <w:lang w:val="ru-RU"/>
+        </w:rPr>
+      </w:pPr>
+      <w:r>
+        <w:rPr>
+          <w:rFonts w:ascii="Times New Roman" w:hAnsi="Times New Roman" w:cs="Times New Roman"/>
+          <w:color w:val="000000"/>
+          <w:kern w:val="2"/>
+          <w:sz w:val="28"/>
+          <w:szCs w:val="28"/>
+          <w:shd w:val="clear" w:color="auto" w:fill="FFFFFF"/>
+          <w:lang w:val="ru-RU"/>
+        </w:rPr>
+        <w:t>Использование трёхуровневой архитектуры обусловлено рядом причин.</w:t>
+      </w:r>
+    </w:p>
+    <w:p>
+      <w:pPr>
+        <w:spacing w:line="360" w:lineRule="auto"/>
+        <w:ind w:firstLine="709"/>
+        <w:jc w:val="both"/>
+        <w:rPr>
+          <w:rFonts w:ascii="Times New Roman" w:hAnsi="Times New Roman" w:cs="Times New Roman"/>
+          <w:color w:val="000000"/>
+          <w:kern w:val="2"/>
+          <w:sz w:val="28"/>
+          <w:szCs w:val="28"/>
+          <w:shd w:val="clear" w:color="auto" w:fill="FFFFFF"/>
+          <w:lang w:val="ru-RU"/>
+        </w:rPr>
+      </w:pPr>
+      <w:r>
+        <w:rPr>
+          <w:rFonts w:ascii="Times New Roman" w:hAnsi="Times New Roman" w:cs="Times New Roman"/>
+          <w:color w:val="000000"/>
+          <w:kern w:val="2"/>
+          <w:sz w:val="28"/>
+          <w:szCs w:val="28"/>
+          <w:shd w:val="clear" w:color="auto" w:fill="FFFFFF"/>
+          <w:lang w:val="ru-RU"/>
+        </w:rPr>
+        <w:t>Во-первых, она обеспечивает разделение пользовательского интерфейса, бизнес-логики и уровня хранения данных. Благодаря этому отдельные части системы можно изменять независимо друг от друга.</w:t>
+      </w:r>
+    </w:p>
+    <w:p>
+      <w:pPr>
+        <w:spacing w:line="360" w:lineRule="auto"/>
+        <w:ind w:firstLine="709"/>
+        <w:jc w:val="both"/>
+        <w:rPr>
+          <w:rFonts w:ascii="Times New Roman" w:hAnsi="Times New Roman" w:cs="Times New Roman"/>
+          <w:color w:val="000000"/>
+          <w:kern w:val="2"/>
+          <w:sz w:val="28"/>
+          <w:szCs w:val="28"/>
+          <w:shd w:val="clear" w:color="auto" w:fill="FFFFFF"/>
+          <w:lang w:val="ru-RU"/>
+        </w:rPr>
+      </w:pPr>
+      <w:r>
+        <w:rPr>
+          <w:rFonts w:ascii="Times New Roman" w:hAnsi="Times New Roman" w:cs="Times New Roman"/>
+          <w:color w:val="000000"/>
+          <w:kern w:val="2"/>
+          <w:sz w:val="28"/>
+          <w:szCs w:val="28"/>
+          <w:shd w:val="clear" w:color="auto" w:fill="FFFFFF"/>
+          <w:lang w:val="ru-RU"/>
+        </w:rPr>
+        <w:t>Во-вторых, такой подход повышает масштабируемость системы. При увеличении количества пользователей можно отдельно масштабировать сервер приложений или систему хранения данных.</w:t>
+      </w:r>
+    </w:p>
+    <w:p>
+      <w:pPr>
+        <w:spacing w:line="360" w:lineRule="auto"/>
+        <w:ind w:firstLine="709"/>
+        <w:jc w:val="both"/>
+        <w:rPr>
+          <w:rFonts w:ascii="Times New Roman" w:hAnsi="Times New Roman" w:cs="Times New Roman"/>
+          <w:color w:val="000000"/>
+          <w:kern w:val="2"/>
+          <w:sz w:val="28"/>
+          <w:szCs w:val="28"/>
+          <w:shd w:val="clear" w:color="auto" w:fill="FFFFFF"/>
+          <w:lang w:val="ru-RU"/>
+        </w:rPr>
+      </w:pPr>
+      <w:r>
+        <w:rPr>
+          <w:rFonts w:ascii="Times New Roman" w:hAnsi="Times New Roman" w:cs="Times New Roman"/>
+          <w:color w:val="000000"/>
+          <w:kern w:val="2"/>
+          <w:sz w:val="28"/>
+          <w:szCs w:val="28"/>
+          <w:shd w:val="clear" w:color="auto" w:fill="FFFFFF"/>
+          <w:lang w:val="ru-RU"/>
+        </w:rPr>
+        <w:t>Кроме того, трёхуровневая архитектура упрощает сопровождение и модернизацию программного обеспечения. Изменения в одном уровне системы не требуют полной переработки остальных компонентов.</w:t>
+      </w:r>
+    </w:p>
+    <w:p>
+      <w:pPr>
+        <w:spacing w:line="360" w:lineRule="auto"/>
+        <w:ind w:firstLine="709"/>
+        <w:jc w:val="both"/>
+        <w:rPr>
+          <w:rFonts w:ascii="Times New Roman" w:hAnsi="Times New Roman" w:cs="Times New Roman"/>
+          <w:color w:val="000000"/>
+          <w:kern w:val="2"/>
+          <w:sz w:val="28"/>
+          <w:szCs w:val="28"/>
+          <w:shd w:val="clear" w:color="auto" w:fill="FFFFFF"/>
+          <w:lang w:val="ru-RU"/>
+        </w:rPr>
+      </w:pPr>
+      <w:r>
+        <w:rPr>
+          <w:rFonts w:ascii="Times New Roman" w:hAnsi="Times New Roman" w:cs="Times New Roman"/>
+          <w:color w:val="000000"/>
+          <w:kern w:val="2"/>
+          <w:sz w:val="28"/>
+          <w:szCs w:val="28"/>
+          <w:shd w:val="clear" w:color="auto" w:fill="FFFFFF"/>
+          <w:lang w:val="ru-RU"/>
+        </w:rPr>
+        <w:t>Также данный подход повышает безопасность системы, поскольку доступ к базе данных осуществляется только через сервер приложений.</w:t>
+      </w:r>
+    </w:p>
+    <w:p>
+      <w:pPr>
+        <w:spacing w:line="360" w:lineRule="auto"/>
+        <w:ind w:firstLine="709"/>
+        <w:jc w:val="both"/>
+        <w:rPr>
+          <w:rFonts w:ascii="Times New Roman" w:hAnsi="Times New Roman" w:cs="Times New Roman"/>
+          <w:color w:val="000000"/>
+          <w:kern w:val="2"/>
+          <w:sz w:val="28"/>
+          <w:szCs w:val="28"/>
+          <w:shd w:val="clear" w:color="auto" w:fill="FFFFFF"/>
+          <w:lang w:val="ru-RU"/>
+        </w:rPr>
+      </w:pPr>
+      <w:r>
+        <w:rPr>
+          <w:rFonts w:ascii="Times New Roman" w:hAnsi="Times New Roman" w:cs="Times New Roman"/>
+          <w:color w:val="000000"/>
+          <w:kern w:val="2"/>
+          <w:sz w:val="28"/>
+          <w:szCs w:val="28"/>
+          <w:shd w:val="clear" w:color="auto" w:fill="FFFFFF"/>
+          <w:lang w:val="ru-RU"/>
+        </w:rPr>
+        <w:t>Трёхуровневая архитектура широко применяется при разработке корпоративных информационных систем, поэтому она является подходящим решением для реализации системы управления поручениями.</w:t>
+      </w:r>
+    </w:p>
+    <w:p>
+      <w:pPr>
+        <w:rPr>
+          <w:rFonts w:ascii="Times New Roman" w:hAnsi="Times New Roman" w:cs="Times New Roman"/>
+          <w:color w:val="000000"/>
+          <w:kern w:val="2"/>
+          <w:sz w:val="28"/>
+          <w:szCs w:val="28"/>
+          <w:shd w:val="clear" w:color="auto" w:fill="FFFFFF"/>
+          <w:lang w:val="ru-RU"/>
+        </w:rPr>
+      </w:pPr>
+      <w:r>
+        <w:rPr>
+          <w:rFonts w:ascii="Times New Roman" w:hAnsi="Times New Roman" w:cs="Times New Roman"/>
+          <w:color w:val="000000"/>
+          <w:kern w:val="2"/>
+          <w:sz w:val="28"/>
+          <w:szCs w:val="28"/>
+          <w:shd w:val="clear" w:color="auto" w:fill="FFFFFF"/>
+          <w:lang w:val="ru-RU"/>
         </w:rPr>
         <w:br w:type="page"/>
       </w:r>
@@ -13266,7 +14371,7 @@
         <w:pStyle w:val="1c"/>
         <w:numPr>
           <w:ilvl w:val="0"/>
-          <w:numId w:val="94"/>
+          <w:numId w:val="100"/>
         </w:numPr>
         <w:shd w:val="clear" w:color="auto" w:fill="FFFFFF"/>
         <w:spacing w:beforeAutospacing="1" w:after="0" w:line="360" w:lineRule="auto"/>
@@ -13454,7 +14559,7 @@
         <w:keepNext/>
         <w:numPr>
           <w:ilvl w:val="0"/>
-          <w:numId w:val="94"/>
+          <w:numId w:val="100"/>
         </w:numPr>
         <w:shd w:val="clear" w:color="auto" w:fill="FFFFFF"/>
         <w:spacing w:before="100" w:beforeAutospacing="1" w:after="0" w:line="360" w:lineRule="auto"/>
@@ -13630,7 +14735,7 @@
         <w:keepNext/>
         <w:numPr>
           <w:ilvl w:val="0"/>
-          <w:numId w:val="94"/>
+          <w:numId w:val="100"/>
         </w:numPr>
         <w:spacing w:before="120" w:line="360" w:lineRule="auto"/>
         <w:ind w:left="357" w:hanging="357"/>
@@ -13691,6 +14796,7 @@
       <w:r>
         <w:rPr>
           <w:rFonts w:ascii="Times New Roman" w:hAnsi="Times New Roman" w:cs="Times New Roman"/>
+          <w:noProof/>
           <w:color w:val="000000"/>
           <w:kern w:val="2"/>
           <w:sz w:val="28"/>
@@ -13826,7 +14932,7 @@
         <w:keepNext/>
         <w:numPr>
           <w:ilvl w:val="0"/>
-          <w:numId w:val="94"/>
+          <w:numId w:val="100"/>
         </w:numPr>
         <w:spacing w:before="120" w:line="360" w:lineRule="auto"/>
         <w:ind w:left="357" w:hanging="357"/>
@@ -13874,6 +14980,7 @@
       <w:r>
         <w:rPr>
           <w:rFonts w:ascii="Times New Roman" w:hAnsi="Times New Roman" w:cs="Times New Roman"/>
+          <w:noProof/>
           <w:sz w:val="28"/>
           <w:szCs w:val="28"/>
         </w:rPr>
@@ -14041,7 +15148,7 @@
         <w:keepNext/>
         <w:numPr>
           <w:ilvl w:val="0"/>
-          <w:numId w:val="94"/>
+          <w:numId w:val="100"/>
         </w:numPr>
         <w:spacing w:before="480" w:line="360" w:lineRule="auto"/>
         <w:ind w:left="357" w:hanging="357"/>
@@ -14058,6 +15165,15 @@
           <w:szCs w:val="28"/>
           <w:lang w:val="ru-RU"/>
         </w:rPr>
+        <w:t xml:space="preserve"> </w:t>
+      </w:r>
+      <w:r>
+        <w:rPr>
+          <w:rFonts w:ascii="Times New Roman" w:hAnsi="Times New Roman" w:cs="Times New Roman"/>
+          <w:sz w:val="28"/>
+          <w:szCs w:val="28"/>
+          <w:lang w:val="ru-RU"/>
+        </w:rPr>
         <w:t xml:space="preserve">Диаграмма </w:t>
       </w:r>
       <w:r>
@@ -14083,6 +15199,7 @@
       <w:r>
         <w:rPr>
           <w:rFonts w:ascii="Times New Roman" w:hAnsi="Times New Roman" w:cs="Times New Roman"/>
+          <w:noProof/>
           <w:sz w:val="28"/>
           <w:szCs w:val="28"/>
         </w:rPr>
@@ -14238,7 +15355,7 @@
         <w:keepNext/>
         <w:numPr>
           <w:ilvl w:val="0"/>
-          <w:numId w:val="94"/>
+          <w:numId w:val="100"/>
         </w:numPr>
         <w:spacing w:before="480" w:line="360" w:lineRule="auto"/>
         <w:ind w:left="357" w:hanging="357"/>
@@ -14256,16 +15373,16 @@
           <w:lang w:val="ru-RU"/>
         </w:rPr>
         <w:lastRenderedPageBreak/>
-        <w:t xml:space="preserve">Диаграмма </w:t>
-      </w:r>
-      <w:r>
-        <w:rPr>
-          <w:rFonts w:ascii="Times New Roman" w:hAnsi="Times New Roman" w:cs="Times New Roman"/>
-          <w:sz w:val="28"/>
-          <w:szCs w:val="28"/>
-          <w:lang w:val="ru-RU"/>
-        </w:rPr>
-        <w:t>декомпозиции</w:t>
+        <w:t xml:space="preserve"> </w:t>
+      </w:r>
+      <w:r>
+        <w:rPr>
+          <w:rFonts w:ascii="Times New Roman" w:hAnsi="Times New Roman" w:cs="Times New Roman"/>
+          <w:sz w:val="28"/>
+          <w:szCs w:val="28"/>
+          <w:lang w:val="ru-RU"/>
+        </w:rPr>
+        <w:t>Диаграмма декомпозиции</w:t>
       </w:r>
     </w:p>
     <w:p>
@@ -14282,6 +15399,7 @@
       <w:r>
         <w:rPr>
           <w:rFonts w:ascii="Times New Roman" w:hAnsi="Times New Roman" w:cs="Times New Roman"/>
+          <w:noProof/>
           <w:sz w:val="28"/>
           <w:szCs w:val="28"/>
         </w:rPr>
@@ -14411,6 +15529,334 @@
     </w:p>
     <w:p>
       <w:pPr>
+        <w:keepNext/>
+        <w:numPr>
+          <w:ilvl w:val="0"/>
+          <w:numId w:val="100"/>
+        </w:numPr>
+        <w:spacing w:before="480" w:line="360" w:lineRule="auto"/>
+        <w:ind w:left="357" w:hanging="357"/>
+        <w:rPr>
+          <w:rFonts w:ascii="Times New Roman" w:hAnsi="Times New Roman" w:cs="Times New Roman"/>
+          <w:sz w:val="28"/>
+          <w:szCs w:val="28"/>
+        </w:rPr>
+      </w:pPr>
+      <w:r>
+        <w:rPr>
+          <w:rFonts w:ascii="Times New Roman" w:hAnsi="Times New Roman" w:cs="Times New Roman"/>
+          <w:sz w:val="28"/>
+          <w:szCs w:val="28"/>
+          <w:lang w:val="ru-RU"/>
+        </w:rPr>
+        <w:lastRenderedPageBreak/>
+        <w:t xml:space="preserve"> Схема архитектуры приложения</w:t>
+      </w:r>
+    </w:p>
+    <w:p>
+      <w:pPr>
+        <w:keepNext/>
+        <w:spacing w:before="120" w:line="360" w:lineRule="auto"/>
+        <w:jc w:val="center"/>
+        <w:rPr>
+          <w:rFonts w:ascii="Times New Roman" w:hAnsi="Times New Roman" w:cs="Times New Roman"/>
+          <w:sz w:val="28"/>
+          <w:szCs w:val="28"/>
+        </w:rPr>
+      </w:pPr>
+      <w:r>
+        <w:rPr>
+          <w:rFonts w:ascii="Times New Roman" w:hAnsi="Times New Roman" w:cs="Times New Roman"/>
+          <w:sz w:val="28"/>
+          <w:szCs w:val="28"/>
+        </w:rPr>
+        <w:drawing>
+          <wp:inline distT="0" distB="0" distL="0" distR="0" wp14:anchorId="78EB926A" wp14:editId="005CEDFD">
+            <wp:extent cx="3438525" cy="7248525"/>
+            <wp:effectExtent l="0" t="0" r="9525" b="9525"/>
+            <wp:docPr id="419146124" name="Рисунок 1"/>
+            <wp:cNvGraphicFramePr>
+              <a:graphicFrameLocks xmlns:a="http://schemas.openxmlformats.org/drawingml/2006/main" noChangeAspect="1"/>
+            </wp:cNvGraphicFramePr>
+            <a:graphic xmlns:a="http://schemas.openxmlformats.org/drawingml/2006/main">
+              <a:graphicData uri="http://schemas.openxmlformats.org/drawingml/2006/picture">
+                <pic:pic xmlns:pic="http://schemas.openxmlformats.org/drawingml/2006/picture">
+                  <pic:nvPicPr>
+                    <pic:cNvPr id="419146124" name=""/>
+                    <pic:cNvPicPr/>
+                  </pic:nvPicPr>
+                  <pic:blipFill>
+                    <a:blip r:embed="rId22">
+                      <a:extLst>
+                        <a:ext uri="{96DAC541-7B7A-43D3-8B79-37D633B846F1}">
+                          <asvg:svgBlip xmlns:asvg="http://schemas.microsoft.com/office/drawing/2016/SVG/main" r:embed="rId23"/>
+                        </a:ext>
+                      </a:extLst>
+                    </a:blip>
+                    <a:stretch>
+                      <a:fillRect/>
+                    </a:stretch>
+                  </pic:blipFill>
+                  <pic:spPr>
+                    <a:xfrm>
+                      <a:off x="0" y="0"/>
+                      <a:ext cx="3438525" cy="7248525"/>
+                    </a:xfrm>
+                    <a:prstGeom prst="rect">
+                      <a:avLst/>
+                    </a:prstGeom>
+                  </pic:spPr>
+                </pic:pic>
+              </a:graphicData>
+            </a:graphic>
+          </wp:inline>
+        </w:drawing>
+      </w:r>
+    </w:p>
+    <w:p>
+      <w:pPr>
+        <w:spacing w:before="120" w:line="360" w:lineRule="auto"/>
+        <w:jc w:val="center"/>
+        <w:rPr>
+          <w:rFonts w:ascii="Times New Roman" w:hAnsi="Times New Roman" w:cs="Times New Roman"/>
+          <w:color w:val="000000"/>
+          <w:kern w:val="2"/>
+          <w:sz w:val="28"/>
+          <w:szCs w:val="28"/>
+          <w:shd w:val="clear" w:color="auto" w:fill="FFFFFF"/>
+          <w:lang w:val="ru-RU"/>
+        </w:rPr>
+      </w:pPr>
+      <w:r>
+        <w:rPr>
+          <w:rFonts w:ascii="Times New Roman" w:eastAsia="Aptos" w:hAnsi="Times New Roman" w:cs="Times New Roman"/>
+          <w:kern w:val="2"/>
+          <w:sz w:val="28"/>
+          <w:szCs w:val="28"/>
+          <w:lang w:val="ru-RU" w:bidi="ar"/>
+        </w:rPr>
+        <w:t xml:space="preserve">Рисунок </w:t>
+      </w:r>
+      <w:r>
+        <w:rPr>
+          <w:rFonts w:ascii="Times New Roman" w:eastAsia="Aptos" w:hAnsi="Times New Roman" w:cs="Times New Roman"/>
+          <w:kern w:val="2"/>
+          <w:sz w:val="28"/>
+          <w:szCs w:val="28"/>
+          <w:lang w:val="ru-RU" w:bidi="ar"/>
+        </w:rPr>
+        <w:t>9</w:t>
+      </w:r>
+      <w:r>
+        <w:rPr>
+          <w:rFonts w:ascii="Times New Roman" w:eastAsia="Aptos" w:hAnsi="Times New Roman" w:cs="Times New Roman"/>
+          <w:kern w:val="2"/>
+          <w:sz w:val="28"/>
+          <w:szCs w:val="28"/>
+          <w:lang w:val="ru-RU" w:bidi="ar"/>
+        </w:rPr>
+        <w:t xml:space="preserve"> </w:t>
+      </w:r>
+      <w:r>
+        <w:rPr>
+          <w:rFonts w:ascii="Times New Roman" w:hAnsi="Times New Roman" w:cs="Times New Roman"/>
+          <w:color w:val="000000"/>
+          <w:kern w:val="2"/>
+          <w:sz w:val="28"/>
+          <w:szCs w:val="28"/>
+          <w:shd w:val="clear" w:color="auto" w:fill="FFFFFF"/>
+          <w:lang w:val="ru-RU"/>
+        </w:rPr>
+        <w:t>–</w:t>
+      </w:r>
+      <w:r>
+        <w:rPr>
+          <w:rFonts w:ascii="Times New Roman" w:hAnsi="Times New Roman" w:cs="Times New Roman"/>
+          <w:color w:val="000000"/>
+          <w:kern w:val="2"/>
+          <w:sz w:val="28"/>
+          <w:szCs w:val="28"/>
+          <w:shd w:val="clear" w:color="auto" w:fill="FFFFFF"/>
+          <w:lang w:val="ru-RU"/>
+        </w:rPr>
+        <w:t xml:space="preserve"> </w:t>
+      </w:r>
+      <w:r>
+        <w:rPr>
+          <w:rFonts w:ascii="Times New Roman" w:hAnsi="Times New Roman" w:cs="Times New Roman"/>
+          <w:color w:val="000000"/>
+          <w:kern w:val="2"/>
+          <w:sz w:val="28"/>
+          <w:szCs w:val="28"/>
+          <w:shd w:val="clear" w:color="auto" w:fill="FFFFFF"/>
+          <w:lang w:val="ru-RU"/>
+        </w:rPr>
+        <w:t>Схема архитектуры приложения</w:t>
+      </w:r>
+    </w:p>
+    <w:p>
+      <w:pPr>
+        <w:keepNext/>
+        <w:numPr>
+          <w:ilvl w:val="0"/>
+          <w:numId w:val="100"/>
+        </w:numPr>
+        <w:spacing w:before="480" w:line="360" w:lineRule="auto"/>
+        <w:ind w:left="357" w:hanging="357"/>
+        <w:rPr>
+          <w:rFonts w:ascii="Times New Roman" w:hAnsi="Times New Roman" w:cs="Times New Roman"/>
+          <w:sz w:val="28"/>
+          <w:szCs w:val="28"/>
+        </w:rPr>
+      </w:pPr>
+      <w:r>
+        <w:rPr>
+          <w:rFonts w:ascii="Times New Roman" w:hAnsi="Times New Roman" w:cs="Times New Roman"/>
+          <w:sz w:val="28"/>
+          <w:szCs w:val="28"/>
+          <w:lang w:val="ru-RU"/>
+        </w:rPr>
+        <w:lastRenderedPageBreak/>
+        <w:t xml:space="preserve"> Прототип программного продукта</w:t>
+      </w:r>
+    </w:p>
+    <w:p>
+      <w:pPr>
+        <w:keepNext/>
+        <w:spacing w:before="120" w:line="360" w:lineRule="auto"/>
+        <w:jc w:val="center"/>
+        <w:rPr>
+          <w:rFonts w:ascii="Times New Roman" w:hAnsi="Times New Roman" w:cs="Times New Roman"/>
+          <w:sz w:val="28"/>
+          <w:szCs w:val="28"/>
+        </w:rPr>
+      </w:pPr>
+      <w:r>
+        <w:rPr>
+          <w:rFonts w:ascii="Times New Roman" w:hAnsi="Times New Roman" w:cs="Times New Roman"/>
+          <w:sz w:val="28"/>
+          <w:szCs w:val="28"/>
+        </w:rPr>
+        <w:drawing>
+          <wp:inline distT="0" distB="0" distL="0" distR="0" wp14:anchorId="1BDE42CF" wp14:editId="2DAA5C3F">
+            <wp:extent cx="5940425" cy="4823460"/>
+            <wp:effectExtent l="0" t="0" r="3175" b="0"/>
+            <wp:docPr id="251625977" name="Рисунок 1"/>
+            <wp:cNvGraphicFramePr>
+              <a:graphicFrameLocks xmlns:a="http://schemas.openxmlformats.org/drawingml/2006/main" noChangeAspect="1"/>
+            </wp:cNvGraphicFramePr>
+            <a:graphic xmlns:a="http://schemas.openxmlformats.org/drawingml/2006/main">
+              <a:graphicData uri="http://schemas.openxmlformats.org/drawingml/2006/picture">
+                <pic:pic xmlns:pic="http://schemas.openxmlformats.org/drawingml/2006/picture">
+                  <pic:nvPicPr>
+                    <pic:cNvPr id="251625977" name=""/>
+                    <pic:cNvPicPr/>
+                  </pic:nvPicPr>
+                  <pic:blipFill>
+                    <a:blip r:embed="rId24"/>
+                    <a:stretch>
+                      <a:fillRect/>
+                    </a:stretch>
+                  </pic:blipFill>
+                  <pic:spPr>
+                    <a:xfrm>
+                      <a:off x="0" y="0"/>
+                      <a:ext cx="5940425" cy="4823460"/>
+                    </a:xfrm>
+                    <a:prstGeom prst="rect">
+                      <a:avLst/>
+                    </a:prstGeom>
+                  </pic:spPr>
+                </pic:pic>
+              </a:graphicData>
+            </a:graphic>
+          </wp:inline>
+        </w:drawing>
+      </w:r>
+    </w:p>
+    <w:p>
+      <w:pPr>
+        <w:spacing w:before="120" w:line="360" w:lineRule="auto"/>
+        <w:jc w:val="center"/>
+        <w:rPr>
+          <w:rFonts w:ascii="Times New Roman" w:hAnsi="Times New Roman" w:cs="Times New Roman"/>
+          <w:color w:val="000000"/>
+          <w:kern w:val="2"/>
+          <w:sz w:val="28"/>
+          <w:szCs w:val="28"/>
+          <w:shd w:val="clear" w:color="auto" w:fill="FFFFFF"/>
+          <w:lang w:val="ru-RU"/>
+        </w:rPr>
+      </w:pPr>
+      <w:r>
+        <w:rPr>
+          <w:rFonts w:ascii="Times New Roman" w:eastAsia="Aptos" w:hAnsi="Times New Roman" w:cs="Times New Roman"/>
+          <w:kern w:val="2"/>
+          <w:sz w:val="28"/>
+          <w:szCs w:val="28"/>
+          <w:lang w:val="ru-RU" w:bidi="ar"/>
+        </w:rPr>
+        <w:t xml:space="preserve">Рисунок </w:t>
+      </w:r>
+      <w:r>
+        <w:rPr>
+          <w:rFonts w:ascii="Times New Roman" w:eastAsia="Aptos" w:hAnsi="Times New Roman" w:cs="Times New Roman"/>
+          <w:kern w:val="2"/>
+          <w:sz w:val="28"/>
+          <w:szCs w:val="28"/>
+          <w:lang w:val="ru-RU" w:bidi="ar"/>
+        </w:rPr>
+        <w:t>10</w:t>
+      </w:r>
+      <w:r>
+        <w:rPr>
+          <w:rFonts w:ascii="Times New Roman" w:eastAsia="Aptos" w:hAnsi="Times New Roman" w:cs="Times New Roman"/>
+          <w:kern w:val="2"/>
+          <w:sz w:val="28"/>
+          <w:szCs w:val="28"/>
+          <w:lang w:val="ru-RU" w:bidi="ar"/>
+        </w:rPr>
+        <w:t xml:space="preserve"> </w:t>
+      </w:r>
+      <w:r>
+        <w:rPr>
+          <w:rFonts w:ascii="Times New Roman" w:hAnsi="Times New Roman" w:cs="Times New Roman"/>
+          <w:color w:val="000000"/>
+          <w:kern w:val="2"/>
+          <w:sz w:val="28"/>
+          <w:szCs w:val="28"/>
+          <w:shd w:val="clear" w:color="auto" w:fill="FFFFFF"/>
+          <w:lang w:val="ru-RU"/>
+        </w:rPr>
+        <w:t>–</w:t>
+      </w:r>
+      <w:r>
+        <w:rPr>
+          <w:rFonts w:ascii="Times New Roman" w:hAnsi="Times New Roman" w:cs="Times New Roman"/>
+          <w:color w:val="000000"/>
+          <w:kern w:val="2"/>
+          <w:sz w:val="28"/>
+          <w:szCs w:val="28"/>
+          <w:shd w:val="clear" w:color="auto" w:fill="FFFFFF"/>
+          <w:lang w:val="ru-RU"/>
+        </w:rPr>
+        <w:t xml:space="preserve"> </w:t>
+      </w:r>
+      <w:r>
+        <w:rPr>
+          <w:rFonts w:ascii="Times New Roman" w:hAnsi="Times New Roman" w:cs="Times New Roman"/>
+          <w:color w:val="000000"/>
+          <w:kern w:val="2"/>
+          <w:sz w:val="28"/>
+          <w:szCs w:val="28"/>
+          <w:shd w:val="clear" w:color="auto" w:fill="FFFFFF"/>
+          <w:lang w:val="ru-RU"/>
+        </w:rPr>
+        <w:t>Прототип программного продукта</w:t>
+      </w:r>
+    </w:p>
+    <w:p>
+      <w:pPr>
         <w:spacing w:before="120" w:line="360" w:lineRule="auto"/>
         <w:rPr>
           <w:rFonts w:ascii="Times New Roman" w:hAnsi="Times New Roman" w:cs="Times New Roman"/>
@@ -14421,7 +15867,7 @@
       </w:pPr>
     </w:p>
     <w:sectPr>
-      <w:headerReference w:type="default" r:id="rId22"/>
+      <w:headerReference w:type="default" r:id="rId25"/>
       <w:pgSz w:w="11906" w:h="16838"/>
       <w:pgMar w:top="1417" w:right="850" w:bottom="1417" w:left="1701" w:header="720" w:footer="720" w:gutter="0"/>
       <w:cols w:space="0"/>
@@ -18431,6 +19877,119 @@
     </w:lvl>
   </w:abstractNum>
   <w:abstractNum w:abstractNumId="42" w15:restartNumberingAfterBreak="0">
+    <w:nsid w:val="229D0E94"/>
+    <w:multiLevelType w:val="multilevel"/>
+    <w:tmpl w:val="0419001F"/>
+    <w:lvl w:ilvl="0">
+      <w:start w:val="1"/>
+      <w:numFmt w:val="decimal"/>
+      <w:lvlText w:val="%1."/>
+      <w:lvlJc w:val="left"/>
+      <w:pPr>
+        <w:ind w:left="360" w:hanging="360"/>
+      </w:pPr>
+      <w:rPr>
+        <w:rFonts w:hint="default"/>
+      </w:rPr>
+    </w:lvl>
+    <w:lvl w:ilvl="1">
+      <w:start w:val="1"/>
+      <w:numFmt w:val="decimal"/>
+      <w:lvlText w:val="%1.%2."/>
+      <w:lvlJc w:val="left"/>
+      <w:pPr>
+        <w:ind w:left="792" w:hanging="432"/>
+      </w:pPr>
+      <w:rPr>
+        <w:rFonts w:hint="default"/>
+      </w:rPr>
+    </w:lvl>
+    <w:lvl w:ilvl="2">
+      <w:start w:val="1"/>
+      <w:numFmt w:val="decimal"/>
+      <w:lvlText w:val="%1.%2.%3."/>
+      <w:lvlJc w:val="left"/>
+      <w:pPr>
+        <w:ind w:left="1224" w:hanging="504"/>
+      </w:pPr>
+      <w:rPr>
+        <w:rFonts w:hint="default"/>
+      </w:rPr>
+    </w:lvl>
+    <w:lvl w:ilvl="3">
+      <w:start w:val="1"/>
+      <w:numFmt w:val="decimal"/>
+      <w:lvlText w:val="%1.%2.%3.%4."/>
+      <w:lvlJc w:val="left"/>
+      <w:pPr>
+        <w:ind w:left="1728" w:hanging="648"/>
+      </w:pPr>
+      <w:rPr>
+        <w:rFonts w:hint="default"/>
+      </w:rPr>
+    </w:lvl>
+    <w:lvl w:ilvl="4">
+      <w:start w:val="1"/>
+      <w:numFmt w:val="decimal"/>
+      <w:lvlText w:val="%1.%2.%3.%4.%5."/>
+      <w:lvlJc w:val="left"/>
+      <w:pPr>
+        <w:ind w:left="2232" w:hanging="792"/>
+      </w:pPr>
+      <w:rPr>
+        <w:rFonts w:hint="default"/>
+      </w:rPr>
+    </w:lvl>
+    <w:lvl w:ilvl="5">
+      <w:start w:val="1"/>
+      <w:numFmt w:val="decimal"/>
+      <w:lvlText w:val="%1.%2.%3.%4.%5.%6."/>
+      <w:lvlJc w:val="left"/>
+      <w:pPr>
+        <w:ind w:left="2736" w:hanging="936"/>
+      </w:pPr>
+      <w:rPr>
+        <w:rFonts w:hint="default"/>
+      </w:rPr>
+    </w:lvl>
+    <w:lvl w:ilvl="6">
+      <w:start w:val="1"/>
+      <w:numFmt w:val="decimal"/>
+      <w:lvlText w:val="%1.%2.%3.%4.%5.%6.%7."/>
+      <w:lvlJc w:val="left"/>
+      <w:pPr>
+        <w:ind w:left="3240" w:hanging="1080"/>
+      </w:pPr>
+      <w:rPr>
+        <w:rFonts w:hint="default"/>
+      </w:rPr>
+    </w:lvl>
+    <w:lvl w:ilvl="7">
+      <w:start w:val="1"/>
+      <w:numFmt w:val="decimal"/>
+      <w:lvlText w:val="%1.%2.%3.%4.%5.%6.%7.%8."/>
+      <w:lvlJc w:val="left"/>
+      <w:pPr>
+        <w:ind w:left="3744" w:hanging="1224"/>
+      </w:pPr>
+      <w:rPr>
+        <w:rFonts w:hint="default"/>
+      </w:rPr>
+    </w:lvl>
+    <w:lvl w:ilvl="8">
+      <w:start w:val="1"/>
+      <w:numFmt w:val="decimal"/>
+      <w:lvlText w:val="%1.%2.%3.%4.%5.%6.%7.%8.%9."/>
+      <w:lvlJc w:val="left"/>
+      <w:pPr>
+        <w:ind w:left="4320" w:hanging="1440"/>
+      </w:pPr>
+      <w:rPr>
+        <w:rFonts w:hint="default"/>
+      </w:rPr>
+    </w:lvl>
+  </w:abstractNum>
+  <w:abstractNum w:abstractNumId="43" w15:restartNumberingAfterBreak="0">
     <w:nsid w:val="22F07997"/>
     <w:multiLevelType w:val="multilevel"/>
     <w:tmpl w:val="0419001F"/>
@@ -18516,7 +20075,7 @@
       </w:pPr>
     </w:lvl>
   </w:abstractNum>
-  <w:abstractNum w:abstractNumId="43" w15:restartNumberingAfterBreak="0">
+  <w:abstractNum w:abstractNumId="44" w15:restartNumberingAfterBreak="0">
     <w:nsid w:val="24DA7817"/>
     <w:multiLevelType w:val="multilevel"/>
     <w:tmpl w:val="24DA7817"/>
@@ -18632,7 +20191,7 @@
       </w:pPr>
     </w:lvl>
   </w:abstractNum>
-  <w:abstractNum w:abstractNumId="44" w15:restartNumberingAfterBreak="0">
+  <w:abstractNum w:abstractNumId="45" w15:restartNumberingAfterBreak="0">
     <w:nsid w:val="275C33D6"/>
     <w:multiLevelType w:val="multilevel"/>
     <w:tmpl w:val="D11A6E1A"/>
@@ -18745,7 +20304,7 @@
       </w:pPr>
     </w:lvl>
   </w:abstractNum>
-  <w:abstractNum w:abstractNumId="45" w15:restartNumberingAfterBreak="0">
+  <w:abstractNum w:abstractNumId="46" w15:restartNumberingAfterBreak="0">
     <w:nsid w:val="283E0044"/>
     <w:multiLevelType w:val="multilevel"/>
     <w:tmpl w:val="283E0044"/>
@@ -18890,7 +20449,156 @@
       </w:rPr>
     </w:lvl>
   </w:abstractNum>
-  <w:abstractNum w:abstractNumId="46" w15:restartNumberingAfterBreak="0">
+  <w:abstractNum w:abstractNumId="47" w15:restartNumberingAfterBreak="0">
+    <w:nsid w:val="284F18A3"/>
+    <w:multiLevelType w:val="multilevel"/>
+    <w:tmpl w:val="CC16DEC6"/>
+    <w:lvl w:ilvl="0">
+      <w:start w:val="1"/>
+      <w:numFmt w:val="bullet"/>
+      <w:lvlText w:val=""/>
+      <w:lvlJc w:val="left"/>
+      <w:pPr>
+        <w:tabs>
+          <w:tab w:val="num" w:pos="720"/>
+        </w:tabs>
+        <w:ind w:left="720" w:hanging="360"/>
+      </w:pPr>
+      <w:rPr>
+        <w:rFonts w:ascii="Symbol" w:hAnsi="Symbol" w:hint="default"/>
+        <w:sz w:val="20"/>
+      </w:rPr>
+    </w:lvl>
+    <w:lvl w:ilvl="1" w:tentative="1">
+      <w:start w:val="1"/>
+      <w:numFmt w:val="bullet"/>
+      <w:lvlText w:val="o"/>
+      <w:lvlJc w:val="left"/>
+      <w:pPr>
+        <w:tabs>
+          <w:tab w:val="num" w:pos="1440"/>
+        </w:tabs>
+        <w:ind w:left="1440" w:hanging="360"/>
+      </w:pPr>
+      <w:rPr>
+        <w:rFonts w:ascii="Courier New" w:hAnsi="Courier New" w:hint="default"/>
+        <w:sz w:val="20"/>
+      </w:rPr>
+    </w:lvl>
+    <w:lvl w:ilvl="2" w:tentative="1">
+      <w:start w:val="1"/>
+      <w:numFmt w:val="bullet"/>
+      <w:lvlText w:val=""/>
+      <w:lvlJc w:val="left"/>
+      <w:pPr>
+        <w:tabs>
+          <w:tab w:val="num" w:pos="2160"/>
+        </w:tabs>
+        <w:ind w:left="2160" w:hanging="360"/>
+      </w:pPr>
+      <w:rPr>
+        <w:rFonts w:ascii="Wingdings" w:hAnsi="Wingdings" w:hint="default"/>
+        <w:sz w:val="20"/>
+      </w:rPr>
+    </w:lvl>
+    <w:lvl w:ilvl="3" w:tentative="1">
+      <w:start w:val="1"/>
+      <w:numFmt w:val="bullet"/>
+      <w:lvlText w:val=""/>
+      <w:lvlJc w:val="left"/>
+      <w:pPr>
+        <w:tabs>
+          <w:tab w:val="num" w:pos="2880"/>
+        </w:tabs>
+        <w:ind w:left="2880" w:hanging="360"/>
+      </w:pPr>
+      <w:rPr>
+        <w:rFonts w:ascii="Wingdings" w:hAnsi="Wingdings" w:hint="default"/>
+        <w:sz w:val="20"/>
+      </w:rPr>
+    </w:lvl>
+    <w:lvl w:ilvl="4" w:tentative="1">
+      <w:start w:val="1"/>
+      <w:numFmt w:val="bullet"/>
+      <w:lvlText w:val=""/>
+      <w:lvlJc w:val="left"/>
+      <w:pPr>
+        <w:tabs>
+          <w:tab w:val="num" w:pos="3600"/>
+        </w:tabs>
+        <w:ind w:left="3600" w:hanging="360"/>
+      </w:pPr>
+      <w:rPr>
+        <w:rFonts w:ascii="Wingdings" w:hAnsi="Wingdings" w:hint="default"/>
+        <w:sz w:val="20"/>
+      </w:rPr>
+    </w:lvl>
+    <w:lvl w:ilvl="5" w:tentative="1">
+      <w:start w:val="1"/>
+      <w:numFmt w:val="bullet"/>
+      <w:lvlText w:val=""/>
+      <w:lvlJc w:val="left"/>
+      <w:pPr>
+        <w:tabs>
+          <w:tab w:val="num" w:pos="4320"/>
+        </w:tabs>
+        <w:ind w:left="4320" w:hanging="360"/>
+      </w:pPr>
+      <w:rPr>
+        <w:rFonts w:ascii="Wingdings" w:hAnsi="Wingdings" w:hint="default"/>
+        <w:sz w:val="20"/>
+      </w:rPr>
+    </w:lvl>
+    <w:lvl w:ilvl="6" w:tentative="1">
+      <w:start w:val="1"/>
+      <w:numFmt w:val="bullet"/>
+      <w:lvlText w:val=""/>
+      <w:lvlJc w:val="left"/>
+      <w:pPr>
+        <w:tabs>
+          <w:tab w:val="num" w:pos="5040"/>
+        </w:tabs>
+        <w:ind w:left="5040" w:hanging="360"/>
+      </w:pPr>
+      <w:rPr>
+        <w:rFonts w:ascii="Wingdings" w:hAnsi="Wingdings" w:hint="default"/>
+        <w:sz w:val="20"/>
+      </w:rPr>
+    </w:lvl>
+    <w:lvl w:ilvl="7" w:tentative="1">
+      <w:start w:val="1"/>
+      <w:numFmt w:val="bullet"/>
+      <w:lvlText w:val=""/>
+      <w:lvlJc w:val="left"/>
+      <w:pPr>
+        <w:tabs>
+          <w:tab w:val="num" w:pos="5760"/>
+        </w:tabs>
+        <w:ind w:left="5760" w:hanging="360"/>
+      </w:pPr>
+      <w:rPr>
+        <w:rFonts w:ascii="Wingdings" w:hAnsi="Wingdings" w:hint="default"/>
+        <w:sz w:val="20"/>
+      </w:rPr>
+    </w:lvl>
+    <w:lvl w:ilvl="8" w:tentative="1">
+      <w:start w:val="1"/>
+      <w:numFmt w:val="bullet"/>
+      <w:lvlText w:val=""/>
+      <w:lvlJc w:val="left"/>
+      <w:pPr>
+        <w:tabs>
+          <w:tab w:val="num" w:pos="6480"/>
+        </w:tabs>
+        <w:ind w:left="6480" w:hanging="360"/>
+      </w:pPr>
+      <w:rPr>
+        <w:rFonts w:ascii="Wingdings" w:hAnsi="Wingdings" w:hint="default"/>
+        <w:sz w:val="20"/>
+      </w:rPr>
+    </w:lvl>
+  </w:abstractNum>
+  <w:abstractNum w:abstractNumId="48" w15:restartNumberingAfterBreak="0">
     <w:nsid w:val="29637BD5"/>
     <w:multiLevelType w:val="multilevel"/>
     <w:tmpl w:val="A21235DA"/>
@@ -19039,7 +20747,7 @@
       </w:rPr>
     </w:lvl>
   </w:abstractNum>
-  <w:abstractNum w:abstractNumId="47" w15:restartNumberingAfterBreak="0">
+  <w:abstractNum w:abstractNumId="49" w15:restartNumberingAfterBreak="0">
     <w:nsid w:val="29A84EB2"/>
     <w:multiLevelType w:val="hybridMultilevel"/>
     <w:tmpl w:val="8FFC57BE"/>
@@ -19152,7 +20860,120 @@
       </w:rPr>
     </w:lvl>
   </w:abstractNum>
-  <w:abstractNum w:abstractNumId="48" w15:restartNumberingAfterBreak="0">
+  <w:abstractNum w:abstractNumId="50" w15:restartNumberingAfterBreak="0">
+    <w:nsid w:val="2C6F6277"/>
+    <w:multiLevelType w:val="multilevel"/>
+    <w:tmpl w:val="522CB24A"/>
+    <w:lvl w:ilvl="0">
+      <w:start w:val="5"/>
+      <w:numFmt w:val="decimal"/>
+      <w:lvlText w:val="%1."/>
+      <w:lvlJc w:val="left"/>
+      <w:pPr>
+        <w:ind w:left="360" w:hanging="360"/>
+      </w:pPr>
+      <w:rPr>
+        <w:rFonts w:hint="default"/>
+      </w:rPr>
+    </w:lvl>
+    <w:lvl w:ilvl="1">
+      <w:start w:val="1"/>
+      <w:numFmt w:val="decimal"/>
+      <w:lvlText w:val="%1.%2."/>
+      <w:lvlJc w:val="left"/>
+      <w:pPr>
+        <w:ind w:left="792" w:hanging="432"/>
+      </w:pPr>
+      <w:rPr>
+        <w:rFonts w:hint="default"/>
+      </w:rPr>
+    </w:lvl>
+    <w:lvl w:ilvl="2">
+      <w:start w:val="1"/>
+      <w:numFmt w:val="decimal"/>
+      <w:lvlText w:val="%1.%2.%3."/>
+      <w:lvlJc w:val="left"/>
+      <w:pPr>
+        <w:ind w:left="1224" w:hanging="504"/>
+      </w:pPr>
+      <w:rPr>
+        <w:rFonts w:hint="default"/>
+      </w:rPr>
+    </w:lvl>
+    <w:lvl w:ilvl="3">
+      <w:start w:val="1"/>
+      <w:numFmt w:val="decimal"/>
+      <w:lvlText w:val="%1.%2.%3.%4."/>
+      <w:lvlJc w:val="left"/>
+      <w:pPr>
+        <w:ind w:left="1728" w:hanging="648"/>
+      </w:pPr>
+      <w:rPr>
+        <w:rFonts w:hint="default"/>
+      </w:rPr>
+    </w:lvl>
+    <w:lvl w:ilvl="4">
+      <w:start w:val="1"/>
+      <w:numFmt w:val="decimal"/>
+      <w:lvlText w:val="%1.%2.%3.%4.%5."/>
+      <w:lvlJc w:val="left"/>
+      <w:pPr>
+        <w:ind w:left="2232" w:hanging="792"/>
+      </w:pPr>
+      <w:rPr>
+        <w:rFonts w:hint="default"/>
+      </w:rPr>
+    </w:lvl>
+    <w:lvl w:ilvl="5">
+      <w:start w:val="1"/>
+      <w:numFmt w:val="decimal"/>
+      <w:lvlText w:val="%1.%2.%3.%4.%5.%6."/>
+      <w:lvlJc w:val="left"/>
+      <w:pPr>
+        <w:ind w:left="2736" w:hanging="936"/>
+      </w:pPr>
+      <w:rPr>
+        <w:rFonts w:hint="default"/>
+      </w:rPr>
+    </w:lvl>
+    <w:lvl w:ilvl="6">
+      <w:start w:val="1"/>
+      <w:numFmt w:val="decimal"/>
+      <w:lvlText w:val="%1.%2.%3.%4.%5.%6.%7."/>
+      <w:lvlJc w:val="left"/>
+      <w:pPr>
+        <w:ind w:left="3240" w:hanging="1080"/>
+      </w:pPr>
+      <w:rPr>
+        <w:rFonts w:hint="default"/>
+      </w:rPr>
+    </w:lvl>
+    <w:lvl w:ilvl="7">
+      <w:start w:val="1"/>
+      <w:numFmt w:val="decimal"/>
+      <w:lvlText w:val="%1.%2.%3.%4.%5.%6.%7.%8."/>
+      <w:lvlJc w:val="left"/>
+      <w:pPr>
+        <w:ind w:left="3744" w:hanging="1224"/>
+      </w:pPr>
+      <w:rPr>
+        <w:rFonts w:hint="default"/>
+      </w:rPr>
+    </w:lvl>
+    <w:lvl w:ilvl="8">
+      <w:start w:val="1"/>
+      <w:numFmt w:val="decimal"/>
+      <w:lvlText w:val="%1.%2.%3.%4.%5.%6.%7.%8.%9."/>
+      <w:lvlJc w:val="left"/>
+      <w:pPr>
+        <w:ind w:left="4320" w:hanging="1440"/>
+      </w:pPr>
+      <w:rPr>
+        <w:rFonts w:hint="default"/>
+      </w:rPr>
+    </w:lvl>
+  </w:abstractNum>
+  <w:abstractNum w:abstractNumId="51" w15:restartNumberingAfterBreak="0">
     <w:nsid w:val="2D0F456D"/>
     <w:multiLevelType w:val="multilevel"/>
     <w:tmpl w:val="2D0F456D"/>
@@ -19265,7 +21086,7 @@
       </w:rPr>
     </w:lvl>
   </w:abstractNum>
-  <w:abstractNum w:abstractNumId="49" w15:restartNumberingAfterBreak="0">
+  <w:abstractNum w:abstractNumId="52" w15:restartNumberingAfterBreak="0">
     <w:nsid w:val="2F2021A0"/>
     <w:multiLevelType w:val="multilevel"/>
     <w:tmpl w:val="0419001F"/>
@@ -19351,7 +21172,7 @@
       </w:pPr>
     </w:lvl>
   </w:abstractNum>
-  <w:abstractNum w:abstractNumId="50" w15:restartNumberingAfterBreak="0">
+  <w:abstractNum w:abstractNumId="53" w15:restartNumberingAfterBreak="0">
     <w:nsid w:val="2F2F6A43"/>
     <w:multiLevelType w:val="multilevel"/>
     <w:tmpl w:val="6BA0645C"/>
@@ -19500,7 +21321,7 @@
       </w:rPr>
     </w:lvl>
   </w:abstractNum>
-  <w:abstractNum w:abstractNumId="51" w15:restartNumberingAfterBreak="0">
+  <w:abstractNum w:abstractNumId="54" w15:restartNumberingAfterBreak="0">
     <w:nsid w:val="2F911641"/>
     <w:multiLevelType w:val="multilevel"/>
     <w:tmpl w:val="D23AA8A4"/>
@@ -19649,7 +21470,7 @@
       </w:rPr>
     </w:lvl>
   </w:abstractNum>
-  <w:abstractNum w:abstractNumId="52" w15:restartNumberingAfterBreak="0">
+  <w:abstractNum w:abstractNumId="55" w15:restartNumberingAfterBreak="0">
     <w:nsid w:val="2FC73222"/>
     <w:multiLevelType w:val="multilevel"/>
     <w:tmpl w:val="0419001F"/>
@@ -19735,7 +21556,7 @@
       </w:pPr>
     </w:lvl>
   </w:abstractNum>
-  <w:abstractNum w:abstractNumId="53" w15:restartNumberingAfterBreak="0">
+  <w:abstractNum w:abstractNumId="56" w15:restartNumberingAfterBreak="0">
     <w:nsid w:val="31402C55"/>
     <w:multiLevelType w:val="multilevel"/>
     <w:tmpl w:val="0419001F"/>
@@ -19821,7 +21642,93 @@
       </w:pPr>
     </w:lvl>
   </w:abstractNum>
-  <w:abstractNum w:abstractNumId="54" w15:restartNumberingAfterBreak="0">
+  <w:abstractNum w:abstractNumId="57" w15:restartNumberingAfterBreak="0">
+    <w:nsid w:val="33C8410F"/>
+    <w:multiLevelType w:val="multilevel"/>
+    <w:tmpl w:val="0419001F"/>
+    <w:lvl w:ilvl="0">
+      <w:start w:val="1"/>
+      <w:numFmt w:val="decimal"/>
+      <w:lvlText w:val="%1."/>
+      <w:lvlJc w:val="left"/>
+      <w:pPr>
+        <w:ind w:left="360" w:hanging="360"/>
+      </w:pPr>
+    </w:lvl>
+    <w:lvl w:ilvl="1">
+      <w:start w:val="1"/>
+      <w:numFmt w:val="decimal"/>
+      <w:lvlText w:val="%1.%2."/>
+      <w:lvlJc w:val="left"/>
+      <w:pPr>
+        <w:ind w:left="792" w:hanging="432"/>
+      </w:pPr>
+    </w:lvl>
+    <w:lvl w:ilvl="2">
+      <w:start w:val="1"/>
+      <w:numFmt w:val="decimal"/>
+      <w:lvlText w:val="%1.%2.%3."/>
+      <w:lvlJc w:val="left"/>
+      <w:pPr>
+        <w:ind w:left="1224" w:hanging="504"/>
+      </w:pPr>
+    </w:lvl>
+    <w:lvl w:ilvl="3">
+      <w:start w:val="1"/>
+      <w:numFmt w:val="decimal"/>
+      <w:lvlText w:val="%1.%2.%3.%4."/>
+      <w:lvlJc w:val="left"/>
+      <w:pPr>
+        <w:ind w:left="1728" w:hanging="648"/>
+      </w:pPr>
+    </w:lvl>
+    <w:lvl w:ilvl="4">
+      <w:start w:val="1"/>
+      <w:numFmt w:val="decimal"/>
+      <w:lvlText w:val="%1.%2.%3.%4.%5."/>
+      <w:lvlJc w:val="left"/>
+      <w:pPr>
+        <w:ind w:left="2232" w:hanging="792"/>
+      </w:pPr>
+    </w:lvl>
+    <w:lvl w:ilvl="5">
+      <w:start w:val="1"/>
+      <w:numFmt w:val="decimal"/>
+      <w:lvlText w:val="%1.%2.%3.%4.%5.%6."/>
+      <w:lvlJc w:val="left"/>
+      <w:pPr>
+        <w:ind w:left="2736" w:hanging="936"/>
+      </w:pPr>
+    </w:lvl>
+    <w:lvl w:ilvl="6">
+      <w:start w:val="1"/>
+      <w:numFmt w:val="decimal"/>
+      <w:lvlText w:val="%1.%2.%3.%4.%5.%6.%7."/>
+      <w:lvlJc w:val="left"/>
+      <w:pPr>
+        <w:ind w:left="3240" w:hanging="1080"/>
+      </w:pPr>
+    </w:lvl>
+    <w:lvl w:ilvl="7">
+      <w:start w:val="1"/>
+      <w:numFmt w:val="decimal"/>
+      <w:lvlText w:val="%1.%2.%3.%4.%5.%6.%7.%8."/>
+      <w:lvlJc w:val="left"/>
+      <w:pPr>
+        <w:ind w:left="3744" w:hanging="1224"/>
+      </w:pPr>
+    </w:lvl>
+    <w:lvl w:ilvl="8">
+      <w:start w:val="1"/>
+      <w:numFmt w:val="decimal"/>
+      <w:lvlText w:val="%1.%2.%3.%4.%5.%6.%7.%8.%9."/>
+      <w:lvlJc w:val="left"/>
+      <w:pPr>
+        <w:ind w:left="4320" w:hanging="1440"/>
+      </w:pPr>
+    </w:lvl>
+  </w:abstractNum>
+  <w:abstractNum w:abstractNumId="58" w15:restartNumberingAfterBreak="0">
     <w:nsid w:val="385E222A"/>
     <w:multiLevelType w:val="hybridMultilevel"/>
     <w:tmpl w:val="ADAC5342"/>
@@ -19934,7 +21841,7 @@
       </w:rPr>
     </w:lvl>
   </w:abstractNum>
-  <w:abstractNum w:abstractNumId="55" w15:restartNumberingAfterBreak="0">
+  <w:abstractNum w:abstractNumId="59" w15:restartNumberingAfterBreak="0">
     <w:nsid w:val="386E11D8"/>
     <w:multiLevelType w:val="multilevel"/>
     <w:tmpl w:val="8BC23AC8"/>
@@ -20083,7 +21990,7 @@
       </w:rPr>
     </w:lvl>
   </w:abstractNum>
-  <w:abstractNum w:abstractNumId="56" w15:restartNumberingAfterBreak="0">
+  <w:abstractNum w:abstractNumId="60" w15:restartNumberingAfterBreak="0">
     <w:nsid w:val="3C7A5628"/>
     <w:multiLevelType w:val="hybridMultilevel"/>
     <w:tmpl w:val="1A744DE0"/>
@@ -20196,7 +22103,156 @@
       </w:rPr>
     </w:lvl>
   </w:abstractNum>
-  <w:abstractNum w:abstractNumId="57" w15:restartNumberingAfterBreak="0">
+  <w:abstractNum w:abstractNumId="61" w15:restartNumberingAfterBreak="0">
+    <w:nsid w:val="3FDD44A0"/>
+    <w:multiLevelType w:val="multilevel"/>
+    <w:tmpl w:val="CE4CBA66"/>
+    <w:lvl w:ilvl="0">
+      <w:start w:val="1"/>
+      <w:numFmt w:val="bullet"/>
+      <w:lvlText w:val=""/>
+      <w:lvlJc w:val="left"/>
+      <w:pPr>
+        <w:tabs>
+          <w:tab w:val="num" w:pos="720"/>
+        </w:tabs>
+        <w:ind w:left="720" w:hanging="360"/>
+      </w:pPr>
+      <w:rPr>
+        <w:rFonts w:ascii="Symbol" w:hAnsi="Symbol" w:hint="default"/>
+        <w:sz w:val="20"/>
+      </w:rPr>
+    </w:lvl>
+    <w:lvl w:ilvl="1" w:tentative="1">
+      <w:start w:val="1"/>
+      <w:numFmt w:val="bullet"/>
+      <w:lvlText w:val="o"/>
+      <w:lvlJc w:val="left"/>
+      <w:pPr>
+        <w:tabs>
+          <w:tab w:val="num" w:pos="1440"/>
+        </w:tabs>
+        <w:ind w:left="1440" w:hanging="360"/>
+      </w:pPr>
+      <w:rPr>
+        <w:rFonts w:ascii="Courier New" w:hAnsi="Courier New" w:hint="default"/>
+        <w:sz w:val="20"/>
+      </w:rPr>
+    </w:lvl>
+    <w:lvl w:ilvl="2" w:tentative="1">
+      <w:start w:val="1"/>
+      <w:numFmt w:val="bullet"/>
+      <w:lvlText w:val=""/>
+      <w:lvlJc w:val="left"/>
+      <w:pPr>
+        <w:tabs>
+          <w:tab w:val="num" w:pos="2160"/>
+        </w:tabs>
+        <w:ind w:left="2160" w:hanging="360"/>
+      </w:pPr>
+      <w:rPr>
+        <w:rFonts w:ascii="Wingdings" w:hAnsi="Wingdings" w:hint="default"/>
+        <w:sz w:val="20"/>
+      </w:rPr>
+    </w:lvl>
+    <w:lvl w:ilvl="3" w:tentative="1">
+      <w:start w:val="1"/>
+      <w:numFmt w:val="bullet"/>
+      <w:lvlText w:val=""/>
+      <w:lvlJc w:val="left"/>
+      <w:pPr>
+        <w:tabs>
+          <w:tab w:val="num" w:pos="2880"/>
+        </w:tabs>
+        <w:ind w:left="2880" w:hanging="360"/>
+      </w:pPr>
+      <w:rPr>
+        <w:rFonts w:ascii="Wingdings" w:hAnsi="Wingdings" w:hint="default"/>
+        <w:sz w:val="20"/>
+      </w:rPr>
+    </w:lvl>
+    <w:lvl w:ilvl="4" w:tentative="1">
+      <w:start w:val="1"/>
+      <w:numFmt w:val="bullet"/>
+      <w:lvlText w:val=""/>
+      <w:lvlJc w:val="left"/>
+      <w:pPr>
+        <w:tabs>
+          <w:tab w:val="num" w:pos="3600"/>
+        </w:tabs>
+        <w:ind w:left="3600" w:hanging="360"/>
+      </w:pPr>
+      <w:rPr>
+        <w:rFonts w:ascii="Wingdings" w:hAnsi="Wingdings" w:hint="default"/>
+        <w:sz w:val="20"/>
+      </w:rPr>
+    </w:lvl>
+    <w:lvl w:ilvl="5" w:tentative="1">
+      <w:start w:val="1"/>
+      <w:numFmt w:val="bullet"/>
+      <w:lvlText w:val=""/>
+      <w:lvlJc w:val="left"/>
+      <w:pPr>
+        <w:tabs>
+          <w:tab w:val="num" w:pos="4320"/>
+        </w:tabs>
+        <w:ind w:left="4320" w:hanging="360"/>
+      </w:pPr>
+      <w:rPr>
+        <w:rFonts w:ascii="Wingdings" w:hAnsi="Wingdings" w:hint="default"/>
+        <w:sz w:val="20"/>
+      </w:rPr>
+    </w:lvl>
+    <w:lvl w:ilvl="6" w:tentative="1">
+      <w:start w:val="1"/>
+      <w:numFmt w:val="bullet"/>
+      <w:lvlText w:val=""/>
+      <w:lvlJc w:val="left"/>
+      <w:pPr>
+        <w:tabs>
+          <w:tab w:val="num" w:pos="5040"/>
+        </w:tabs>
+        <w:ind w:left="5040" w:hanging="360"/>
+      </w:pPr>
+      <w:rPr>
+        <w:rFonts w:ascii="Wingdings" w:hAnsi="Wingdings" w:hint="default"/>
+        <w:sz w:val="20"/>
+      </w:rPr>
+    </w:lvl>
+    <w:lvl w:ilvl="7" w:tentative="1">
+      <w:start w:val="1"/>
+      <w:numFmt w:val="bullet"/>
+      <w:lvlText w:val=""/>
+      <w:lvlJc w:val="left"/>
+      <w:pPr>
+        <w:tabs>
+          <w:tab w:val="num" w:pos="5760"/>
+        </w:tabs>
+        <w:ind w:left="5760" w:hanging="360"/>
+      </w:pPr>
+      <w:rPr>
+        <w:rFonts w:ascii="Wingdings" w:hAnsi="Wingdings" w:hint="default"/>
+        <w:sz w:val="20"/>
+      </w:rPr>
+    </w:lvl>
+    <w:lvl w:ilvl="8" w:tentative="1">
+      <w:start w:val="1"/>
+      <w:numFmt w:val="bullet"/>
+      <w:lvlText w:val=""/>
+      <w:lvlJc w:val="left"/>
+      <w:pPr>
+        <w:tabs>
+          <w:tab w:val="num" w:pos="6480"/>
+        </w:tabs>
+        <w:ind w:left="6480" w:hanging="360"/>
+      </w:pPr>
+      <w:rPr>
+        <w:rFonts w:ascii="Wingdings" w:hAnsi="Wingdings" w:hint="default"/>
+        <w:sz w:val="20"/>
+      </w:rPr>
+    </w:lvl>
+  </w:abstractNum>
+  <w:abstractNum w:abstractNumId="62" w15:restartNumberingAfterBreak="0">
     <w:nsid w:val="40460C63"/>
     <w:multiLevelType w:val="multilevel"/>
     <w:tmpl w:val="40460C63"/>
@@ -20341,7 +22397,7 @@
       </w:rPr>
     </w:lvl>
   </w:abstractNum>
-  <w:abstractNum w:abstractNumId="58" w15:restartNumberingAfterBreak="0">
+  <w:abstractNum w:abstractNumId="63" w15:restartNumberingAfterBreak="0">
     <w:nsid w:val="40D44632"/>
     <w:multiLevelType w:val="multilevel"/>
     <w:tmpl w:val="5C165140"/>
@@ -20454,7 +22510,7 @@
       </w:rPr>
     </w:lvl>
   </w:abstractNum>
-  <w:abstractNum w:abstractNumId="59" w15:restartNumberingAfterBreak="0">
+  <w:abstractNum w:abstractNumId="64" w15:restartNumberingAfterBreak="0">
     <w:nsid w:val="41092A5A"/>
     <w:multiLevelType w:val="multilevel"/>
     <w:tmpl w:val="D204794E"/>
@@ -20603,7 +22659,7 @@
       </w:rPr>
     </w:lvl>
   </w:abstractNum>
-  <w:abstractNum w:abstractNumId="60" w15:restartNumberingAfterBreak="0">
+  <w:abstractNum w:abstractNumId="65" w15:restartNumberingAfterBreak="0">
     <w:nsid w:val="42061B08"/>
     <w:multiLevelType w:val="hybridMultilevel"/>
     <w:tmpl w:val="7B0A9A0A"/>
@@ -20716,7 +22772,7 @@
       </w:rPr>
     </w:lvl>
   </w:abstractNum>
-  <w:abstractNum w:abstractNumId="61" w15:restartNumberingAfterBreak="0">
+  <w:abstractNum w:abstractNumId="66" w15:restartNumberingAfterBreak="0">
     <w:nsid w:val="424C26A1"/>
     <w:multiLevelType w:val="multilevel"/>
     <w:tmpl w:val="0419001F"/>
@@ -20829,7 +22885,7 @@
       </w:rPr>
     </w:lvl>
   </w:abstractNum>
-  <w:abstractNum w:abstractNumId="62" w15:restartNumberingAfterBreak="0">
+  <w:abstractNum w:abstractNumId="67" w15:restartNumberingAfterBreak="0">
     <w:nsid w:val="42E455C7"/>
     <w:multiLevelType w:val="hybridMultilevel"/>
     <w:tmpl w:val="D7A2D9B2"/>
@@ -20942,7 +22998,7 @@
       </w:rPr>
     </w:lvl>
   </w:abstractNum>
-  <w:abstractNum w:abstractNumId="63" w15:restartNumberingAfterBreak="0">
+  <w:abstractNum w:abstractNumId="68" w15:restartNumberingAfterBreak="0">
     <w:nsid w:val="438F0436"/>
     <w:multiLevelType w:val="multilevel"/>
     <w:tmpl w:val="FD7C16CA"/>
@@ -21091,7 +23147,7 @@
       </w:rPr>
     </w:lvl>
   </w:abstractNum>
-  <w:abstractNum w:abstractNumId="64" w15:restartNumberingAfterBreak="0">
+  <w:abstractNum w:abstractNumId="69" w15:restartNumberingAfterBreak="0">
     <w:nsid w:val="4881455F"/>
     <w:multiLevelType w:val="multilevel"/>
     <w:tmpl w:val="7646DAF6"/>
@@ -21240,7 +23296,7 @@
       </w:rPr>
     </w:lvl>
   </w:abstractNum>
-  <w:abstractNum w:abstractNumId="65" w15:restartNumberingAfterBreak="0">
+  <w:abstractNum w:abstractNumId="70" w15:restartNumberingAfterBreak="0">
     <w:nsid w:val="48CF704E"/>
     <w:multiLevelType w:val="hybridMultilevel"/>
     <w:tmpl w:val="5FF25E22"/>
@@ -21353,7 +23409,7 @@
       </w:rPr>
     </w:lvl>
   </w:abstractNum>
-  <w:abstractNum w:abstractNumId="66" w15:restartNumberingAfterBreak="0">
+  <w:abstractNum w:abstractNumId="71" w15:restartNumberingAfterBreak="0">
     <w:nsid w:val="49627873"/>
     <w:multiLevelType w:val="hybridMultilevel"/>
     <w:tmpl w:val="285CA53A"/>
@@ -21466,7 +23522,7 @@
       </w:rPr>
     </w:lvl>
   </w:abstractNum>
-  <w:abstractNum w:abstractNumId="67" w15:restartNumberingAfterBreak="0">
+  <w:abstractNum w:abstractNumId="72" w15:restartNumberingAfterBreak="0">
     <w:nsid w:val="49C84192"/>
     <w:multiLevelType w:val="multilevel"/>
     <w:tmpl w:val="0419001F"/>
@@ -21579,7 +23635,7 @@
       </w:rPr>
     </w:lvl>
   </w:abstractNum>
-  <w:abstractNum w:abstractNumId="68" w15:restartNumberingAfterBreak="0">
+  <w:abstractNum w:abstractNumId="73" w15:restartNumberingAfterBreak="0">
     <w:nsid w:val="4DD5370E"/>
     <w:multiLevelType w:val="multilevel"/>
     <w:tmpl w:val="5BBCBB5C"/>
@@ -21728,7 +23784,7 @@
       </w:rPr>
     </w:lvl>
   </w:abstractNum>
-  <w:abstractNum w:abstractNumId="69" w15:restartNumberingAfterBreak="0">
+  <w:abstractNum w:abstractNumId="74" w15:restartNumberingAfterBreak="0">
     <w:nsid w:val="4E987363"/>
     <w:multiLevelType w:val="multilevel"/>
     <w:tmpl w:val="0419001F"/>
@@ -21814,7 +23870,7 @@
       </w:pPr>
     </w:lvl>
   </w:abstractNum>
-  <w:abstractNum w:abstractNumId="70" w15:restartNumberingAfterBreak="0">
+  <w:abstractNum w:abstractNumId="75" w15:restartNumberingAfterBreak="0">
     <w:nsid w:val="4EB9427E"/>
     <w:multiLevelType w:val="hybridMultilevel"/>
     <w:tmpl w:val="1A4AFB18"/>
@@ -21927,7 +23983,7 @@
       </w:rPr>
     </w:lvl>
   </w:abstractNum>
-  <w:abstractNum w:abstractNumId="71" w15:restartNumberingAfterBreak="0">
+  <w:abstractNum w:abstractNumId="76" w15:restartNumberingAfterBreak="0">
     <w:nsid w:val="536B763A"/>
     <w:multiLevelType w:val="multilevel"/>
     <w:tmpl w:val="536B763A"/>
@@ -22072,7 +24128,7 @@
       </w:rPr>
     </w:lvl>
   </w:abstractNum>
-  <w:abstractNum w:abstractNumId="72" w15:restartNumberingAfterBreak="0">
+  <w:abstractNum w:abstractNumId="77" w15:restartNumberingAfterBreak="0">
     <w:nsid w:val="539F45B5"/>
     <w:multiLevelType w:val="multilevel"/>
     <w:tmpl w:val="F41207B6"/>
@@ -22221,7 +24277,7 @@
       </w:rPr>
     </w:lvl>
   </w:abstractNum>
-  <w:abstractNum w:abstractNumId="73" w15:restartNumberingAfterBreak="0">
+  <w:abstractNum w:abstractNumId="78" w15:restartNumberingAfterBreak="0">
     <w:nsid w:val="541D10E2"/>
     <w:multiLevelType w:val="multilevel"/>
     <w:tmpl w:val="CD54B7DE"/>
@@ -22370,7 +24426,7 @@
       </w:rPr>
     </w:lvl>
   </w:abstractNum>
-  <w:abstractNum w:abstractNumId="74" w15:restartNumberingAfterBreak="0">
+  <w:abstractNum w:abstractNumId="79" w15:restartNumberingAfterBreak="0">
     <w:nsid w:val="5ACF7F6B"/>
     <w:multiLevelType w:val="multilevel"/>
     <w:tmpl w:val="0419001F"/>
@@ -22483,7 +24539,7 @@
       </w:rPr>
     </w:lvl>
   </w:abstractNum>
-  <w:abstractNum w:abstractNumId="75" w15:restartNumberingAfterBreak="0">
+  <w:abstractNum w:abstractNumId="80" w15:restartNumberingAfterBreak="0">
     <w:nsid w:val="5B0C34ED"/>
     <w:multiLevelType w:val="multilevel"/>
     <w:tmpl w:val="0419001F"/>
@@ -22569,7 +24625,7 @@
       </w:pPr>
     </w:lvl>
   </w:abstractNum>
-  <w:abstractNum w:abstractNumId="76" w15:restartNumberingAfterBreak="0">
+  <w:abstractNum w:abstractNumId="81" w15:restartNumberingAfterBreak="0">
     <w:nsid w:val="5C673731"/>
     <w:multiLevelType w:val="multilevel"/>
     <w:tmpl w:val="E7D09C3C"/>
@@ -22718,7 +24774,7 @@
       </w:rPr>
     </w:lvl>
   </w:abstractNum>
-  <w:abstractNum w:abstractNumId="77" w15:restartNumberingAfterBreak="0">
+  <w:abstractNum w:abstractNumId="82" w15:restartNumberingAfterBreak="0">
     <w:nsid w:val="5D4F607B"/>
     <w:multiLevelType w:val="hybridMultilevel"/>
     <w:tmpl w:val="22660528"/>
@@ -22831,7 +24887,7 @@
       </w:rPr>
     </w:lvl>
   </w:abstractNum>
-  <w:abstractNum w:abstractNumId="78" w15:restartNumberingAfterBreak="0">
+  <w:abstractNum w:abstractNumId="83" w15:restartNumberingAfterBreak="0">
     <w:nsid w:val="5ED72461"/>
     <w:multiLevelType w:val="multilevel"/>
     <w:tmpl w:val="0419001F"/>
@@ -22917,7 +24973,7 @@
       </w:pPr>
     </w:lvl>
   </w:abstractNum>
-  <w:abstractNum w:abstractNumId="79" w15:restartNumberingAfterBreak="0">
+  <w:abstractNum w:abstractNumId="84" w15:restartNumberingAfterBreak="0">
     <w:nsid w:val="62812A9B"/>
     <w:multiLevelType w:val="hybridMultilevel"/>
     <w:tmpl w:val="6EA2B1E0"/>
@@ -23030,7 +25086,7 @@
       </w:rPr>
     </w:lvl>
   </w:abstractNum>
-  <w:abstractNum w:abstractNumId="80" w15:restartNumberingAfterBreak="0">
+  <w:abstractNum w:abstractNumId="85" w15:restartNumberingAfterBreak="0">
     <w:nsid w:val="62D854DA"/>
     <w:multiLevelType w:val="hybridMultilevel"/>
     <w:tmpl w:val="0002B66A"/>
@@ -23143,7 +25199,7 @@
       </w:rPr>
     </w:lvl>
   </w:abstractNum>
-  <w:abstractNum w:abstractNumId="81" w15:restartNumberingAfterBreak="0">
+  <w:abstractNum w:abstractNumId="86" w15:restartNumberingAfterBreak="0">
     <w:nsid w:val="66A76352"/>
     <w:multiLevelType w:val="hybridMultilevel"/>
     <w:tmpl w:val="F35009DE"/>
@@ -23256,7 +25312,7 @@
       </w:rPr>
     </w:lvl>
   </w:abstractNum>
-  <w:abstractNum w:abstractNumId="82" w15:restartNumberingAfterBreak="0">
+  <w:abstractNum w:abstractNumId="87" w15:restartNumberingAfterBreak="0">
     <w:nsid w:val="685F4D2C"/>
     <w:multiLevelType w:val="multilevel"/>
     <w:tmpl w:val="C2B2C5F6"/>
@@ -23405,7 +25461,7 @@
       </w:rPr>
     </w:lvl>
   </w:abstractNum>
-  <w:abstractNum w:abstractNumId="83" w15:restartNumberingAfterBreak="0">
+  <w:abstractNum w:abstractNumId="88" w15:restartNumberingAfterBreak="0">
     <w:nsid w:val="686F3B6A"/>
     <w:multiLevelType w:val="multilevel"/>
     <w:tmpl w:val="197056A8"/>
@@ -23518,7 +25574,7 @@
       </w:rPr>
     </w:lvl>
   </w:abstractNum>
-  <w:abstractNum w:abstractNumId="84" w15:restartNumberingAfterBreak="0">
+  <w:abstractNum w:abstractNumId="89" w15:restartNumberingAfterBreak="0">
     <w:nsid w:val="6B0A3FCB"/>
     <w:multiLevelType w:val="hybridMultilevel"/>
     <w:tmpl w:val="F62A343E"/>
@@ -23607,7 +25663,7 @@
       </w:pPr>
     </w:lvl>
   </w:abstractNum>
-  <w:abstractNum w:abstractNumId="85" w15:restartNumberingAfterBreak="0">
+  <w:abstractNum w:abstractNumId="90" w15:restartNumberingAfterBreak="0">
     <w:nsid w:val="6D7D2124"/>
     <w:multiLevelType w:val="hybridMultilevel"/>
     <w:tmpl w:val="1E9E1CDE"/>
@@ -23720,7 +25776,156 @@
       </w:rPr>
     </w:lvl>
   </w:abstractNum>
-  <w:abstractNum w:abstractNumId="86" w15:restartNumberingAfterBreak="0">
+  <w:abstractNum w:abstractNumId="91" w15:restartNumberingAfterBreak="0">
+    <w:nsid w:val="6F87633F"/>
+    <w:multiLevelType w:val="multilevel"/>
+    <w:tmpl w:val="BA0270A4"/>
+    <w:lvl w:ilvl="0">
+      <w:start w:val="1"/>
+      <w:numFmt w:val="bullet"/>
+      <w:lvlText w:val="−"/>
+      <w:lvlJc w:val="left"/>
+      <w:pPr>
+        <w:tabs>
+          <w:tab w:val="num" w:pos="720"/>
+        </w:tabs>
+        <w:ind w:left="720" w:hanging="360"/>
+      </w:pPr>
+      <w:rPr>
+        <w:rFonts w:ascii="Times New Roman" w:hAnsi="Times New Roman" w:cs="Times New Roman" w:hint="default"/>
+        <w:sz w:val="20"/>
+      </w:rPr>
+    </w:lvl>
+    <w:lvl w:ilvl="1" w:tentative="1">
+      <w:start w:val="1"/>
+      <w:numFmt w:val="bullet"/>
+      <w:lvlText w:val="o"/>
+      <w:lvlJc w:val="left"/>
+      <w:pPr>
+        <w:tabs>
+          <w:tab w:val="num" w:pos="1440"/>
+        </w:tabs>
+        <w:ind w:left="1440" w:hanging="360"/>
+      </w:pPr>
+      <w:rPr>
+        <w:rFonts w:ascii="Courier New" w:hAnsi="Courier New" w:hint="default"/>
+        <w:sz w:val="20"/>
+      </w:rPr>
+    </w:lvl>
+    <w:lvl w:ilvl="2" w:tentative="1">
+      <w:start w:val="1"/>
+      <w:numFmt w:val="bullet"/>
+      <w:lvlText w:val=""/>
+      <w:lvlJc w:val="left"/>
+      <w:pPr>
+        <w:tabs>
+          <w:tab w:val="num" w:pos="2160"/>
+        </w:tabs>
+        <w:ind w:left="2160" w:hanging="360"/>
+      </w:pPr>
+      <w:rPr>
+        <w:rFonts w:ascii="Wingdings" w:hAnsi="Wingdings" w:hint="default"/>
+        <w:sz w:val="20"/>
+      </w:rPr>
+    </w:lvl>
+    <w:lvl w:ilvl="3" w:tentative="1">
+      <w:start w:val="1"/>
+      <w:numFmt w:val="bullet"/>
+      <w:lvlText w:val=""/>
+      <w:lvlJc w:val="left"/>
+      <w:pPr>
+        <w:tabs>
+          <w:tab w:val="num" w:pos="2880"/>
+        </w:tabs>
+        <w:ind w:left="2880" w:hanging="360"/>
+      </w:pPr>
+      <w:rPr>
+        <w:rFonts w:ascii="Wingdings" w:hAnsi="Wingdings" w:hint="default"/>
+        <w:sz w:val="20"/>
+      </w:rPr>
+    </w:lvl>
+    <w:lvl w:ilvl="4" w:tentative="1">
+      <w:start w:val="1"/>
+      <w:numFmt w:val="bullet"/>
+      <w:lvlText w:val=""/>
+      <w:lvlJc w:val="left"/>
+      <w:pPr>
+        <w:tabs>
+          <w:tab w:val="num" w:pos="3600"/>
+        </w:tabs>
+        <w:ind w:left="3600" w:hanging="360"/>
+      </w:pPr>
+      <w:rPr>
+        <w:rFonts w:ascii="Wingdings" w:hAnsi="Wingdings" w:hint="default"/>
+        <w:sz w:val="20"/>
+      </w:rPr>
+    </w:lvl>
+    <w:lvl w:ilvl="5" w:tentative="1">
+      <w:start w:val="1"/>
+      <w:numFmt w:val="bullet"/>
+      <w:lvlText w:val=""/>
+      <w:lvlJc w:val="left"/>
+      <w:pPr>
+        <w:tabs>
+          <w:tab w:val="num" w:pos="4320"/>
+        </w:tabs>
+        <w:ind w:left="4320" w:hanging="360"/>
+      </w:pPr>
+      <w:rPr>
+        <w:rFonts w:ascii="Wingdings" w:hAnsi="Wingdings" w:hint="default"/>
+        <w:sz w:val="20"/>
+      </w:rPr>
+    </w:lvl>
+    <w:lvl w:ilvl="6" w:tentative="1">
+      <w:start w:val="1"/>
+      <w:numFmt w:val="bullet"/>
+      <w:lvlText w:val=""/>
+      <w:lvlJc w:val="left"/>
+      <w:pPr>
+        <w:tabs>
+          <w:tab w:val="num" w:pos="5040"/>
+        </w:tabs>
+        <w:ind w:left="5040" w:hanging="360"/>
+      </w:pPr>
+      <w:rPr>
+        <w:rFonts w:ascii="Wingdings" w:hAnsi="Wingdings" w:hint="default"/>
+        <w:sz w:val="20"/>
+      </w:rPr>
+    </w:lvl>
+    <w:lvl w:ilvl="7" w:tentative="1">
+      <w:start w:val="1"/>
+      <w:numFmt w:val="bullet"/>
+      <w:lvlText w:val=""/>
+      <w:lvlJc w:val="left"/>
+      <w:pPr>
+        <w:tabs>
+          <w:tab w:val="num" w:pos="5760"/>
+        </w:tabs>
+        <w:ind w:left="5760" w:hanging="360"/>
+      </w:pPr>
+      <w:rPr>
+        <w:rFonts w:ascii="Wingdings" w:hAnsi="Wingdings" w:hint="default"/>
+        <w:sz w:val="20"/>
+      </w:rPr>
+    </w:lvl>
+    <w:lvl w:ilvl="8" w:tentative="1">
+      <w:start w:val="1"/>
+      <w:numFmt w:val="bullet"/>
+      <w:lvlText w:val=""/>
+      <w:lvlJc w:val="left"/>
+      <w:pPr>
+        <w:tabs>
+          <w:tab w:val="num" w:pos="6480"/>
+        </w:tabs>
+        <w:ind w:left="6480" w:hanging="360"/>
+      </w:pPr>
+      <w:rPr>
+        <w:rFonts w:ascii="Wingdings" w:hAnsi="Wingdings" w:hint="default"/>
+        <w:sz w:val="20"/>
+      </w:rPr>
+    </w:lvl>
+  </w:abstractNum>
+  <w:abstractNum w:abstractNumId="92" w15:restartNumberingAfterBreak="0">
     <w:nsid w:val="716C0FD5"/>
     <w:multiLevelType w:val="hybridMultilevel"/>
     <w:tmpl w:val="34C4B2A8"/>
@@ -23833,7 +26038,7 @@
       </w:rPr>
     </w:lvl>
   </w:abstractNum>
-  <w:abstractNum w:abstractNumId="87" w15:restartNumberingAfterBreak="0">
+  <w:abstractNum w:abstractNumId="93" w15:restartNumberingAfterBreak="0">
     <w:nsid w:val="743EEDCC"/>
     <w:multiLevelType w:val="multilevel"/>
     <w:tmpl w:val="743EEDCC"/>
@@ -23946,7 +26151,7 @@
       </w:rPr>
     </w:lvl>
   </w:abstractNum>
-  <w:abstractNum w:abstractNumId="88" w15:restartNumberingAfterBreak="0">
+  <w:abstractNum w:abstractNumId="94" w15:restartNumberingAfterBreak="0">
     <w:nsid w:val="745823B2"/>
     <w:multiLevelType w:val="multilevel"/>
     <w:tmpl w:val="745823B2"/>
@@ -24059,7 +26264,7 @@
       </w:rPr>
     </w:lvl>
   </w:abstractNum>
-  <w:abstractNum w:abstractNumId="89" w15:restartNumberingAfterBreak="0">
+  <w:abstractNum w:abstractNumId="95" w15:restartNumberingAfterBreak="0">
     <w:nsid w:val="75EF240E"/>
     <w:multiLevelType w:val="multilevel"/>
     <w:tmpl w:val="0419001F"/>
@@ -24145,7 +26350,7 @@
       </w:pPr>
     </w:lvl>
   </w:abstractNum>
-  <w:abstractNum w:abstractNumId="90" w15:restartNumberingAfterBreak="0">
+  <w:abstractNum w:abstractNumId="96" w15:restartNumberingAfterBreak="0">
     <w:nsid w:val="76BFDA93"/>
     <w:multiLevelType w:val="multilevel"/>
     <w:tmpl w:val="76BFDA93"/>
@@ -24286,7 +26491,7 @@
       </w:rPr>
     </w:lvl>
   </w:abstractNum>
-  <w:abstractNum w:abstractNumId="91" w15:restartNumberingAfterBreak="0">
+  <w:abstractNum w:abstractNumId="97" w15:restartNumberingAfterBreak="0">
     <w:nsid w:val="7824530D"/>
     <w:multiLevelType w:val="multilevel"/>
     <w:tmpl w:val="0419001F"/>
@@ -24399,7 +26604,93 @@
       </w:rPr>
     </w:lvl>
   </w:abstractNum>
-  <w:abstractNum w:abstractNumId="92" w15:restartNumberingAfterBreak="0">
+  <w:abstractNum w:abstractNumId="98" w15:restartNumberingAfterBreak="0">
+    <w:nsid w:val="7B703BF9"/>
+    <w:multiLevelType w:val="multilevel"/>
+    <w:tmpl w:val="0419001F"/>
+    <w:lvl w:ilvl="0">
+      <w:start w:val="1"/>
+      <w:numFmt w:val="decimal"/>
+      <w:lvlText w:val="%1."/>
+      <w:lvlJc w:val="left"/>
+      <w:pPr>
+        <w:ind w:left="360" w:hanging="360"/>
+      </w:pPr>
+    </w:lvl>
+    <w:lvl w:ilvl="1">
+      <w:start w:val="1"/>
+      <w:numFmt w:val="decimal"/>
+      <w:lvlText w:val="%1.%2."/>
+      <w:lvlJc w:val="left"/>
+      <w:pPr>
+        <w:ind w:left="792" w:hanging="432"/>
+      </w:pPr>
+    </w:lvl>
+    <w:lvl w:ilvl="2">
+      <w:start w:val="1"/>
+      <w:numFmt w:val="decimal"/>
+      <w:lvlText w:val="%1.%2.%3."/>
+      <w:lvlJc w:val="left"/>
+      <w:pPr>
+        <w:ind w:left="1224" w:hanging="504"/>
+      </w:pPr>
+    </w:lvl>
+    <w:lvl w:ilvl="3">
+      <w:start w:val="1"/>
+      <w:numFmt w:val="decimal"/>
+      <w:lvlText w:val="%1.%2.%3.%4."/>
+      <w:lvlJc w:val="left"/>
+      <w:pPr>
+        <w:ind w:left="1728" w:hanging="648"/>
+      </w:pPr>
+    </w:lvl>
+    <w:lvl w:ilvl="4">
+      <w:start w:val="1"/>
+      <w:numFmt w:val="decimal"/>
+      <w:lvlText w:val="%1.%2.%3.%4.%5."/>
+      <w:lvlJc w:val="left"/>
+      <w:pPr>
+        <w:ind w:left="2232" w:hanging="792"/>
+      </w:pPr>
+    </w:lvl>
+    <w:lvl w:ilvl="5">
+      <w:start w:val="1"/>
+      <w:numFmt w:val="decimal"/>
+      <w:lvlText w:val="%1.%2.%3.%4.%5.%6."/>
+      <w:lvlJc w:val="left"/>
+      <w:pPr>
+        <w:ind w:left="2736" w:hanging="936"/>
+      </w:pPr>
+    </w:lvl>
+    <w:lvl w:ilvl="6">
+      <w:start w:val="1"/>
+      <w:numFmt w:val="decimal"/>
+      <w:lvlText w:val="%1.%2.%3.%4.%5.%6.%7."/>
+      <w:lvlJc w:val="left"/>
+      <w:pPr>
+        <w:ind w:left="3240" w:hanging="1080"/>
+      </w:pPr>
+    </w:lvl>
+    <w:lvl w:ilvl="7">
+      <w:start w:val="1"/>
+      <w:numFmt w:val="decimal"/>
+      <w:lvlText w:val="%1.%2.%3.%4.%5.%6.%7.%8."/>
+      <w:lvlJc w:val="left"/>
+      <w:pPr>
+        <w:ind w:left="3744" w:hanging="1224"/>
+      </w:pPr>
+    </w:lvl>
+    <w:lvl w:ilvl="8">
+      <w:start w:val="1"/>
+      <w:numFmt w:val="decimal"/>
+      <w:lvlText w:val="%1.%2.%3.%4.%5.%6.%7.%8.%9."/>
+      <w:lvlJc w:val="left"/>
+      <w:pPr>
+        <w:ind w:left="4320" w:hanging="1440"/>
+      </w:pPr>
+    </w:lvl>
+  </w:abstractNum>
+  <w:abstractNum w:abstractNumId="99" w15:restartNumberingAfterBreak="0">
     <w:nsid w:val="7BB51CF9"/>
     <w:multiLevelType w:val="hybridMultilevel"/>
     <w:tmpl w:val="566A9CBC"/>
@@ -24512,7 +26803,7 @@
       </w:rPr>
     </w:lvl>
   </w:abstractNum>
-  <w:abstractNum w:abstractNumId="93" w15:restartNumberingAfterBreak="0">
+  <w:abstractNum w:abstractNumId="100" w15:restartNumberingAfterBreak="0">
     <w:nsid w:val="7C504BC0"/>
     <w:multiLevelType w:val="multilevel"/>
     <w:tmpl w:val="0419001F"/>
@@ -24629,7 +26920,7 @@
     <w:abstractNumId w:val="4"/>
   </w:num>
   <w:num w:numId="11" w16cid:durableId="1487551320">
-    <w:abstractNumId w:val="87"/>
+    <w:abstractNumId w:val="93"/>
   </w:num>
   <w:num w:numId="12" w16cid:durableId="1519391017">
     <w:abstractNumId w:val="39"/>
@@ -24638,13 +26929,13 @@
     <w:abstractNumId w:val="0"/>
   </w:num>
   <w:num w:numId="14" w16cid:durableId="1649096080">
-    <w:abstractNumId w:val="90"/>
+    <w:abstractNumId w:val="96"/>
   </w:num>
   <w:num w:numId="15" w16cid:durableId="1441996929">
-    <w:abstractNumId w:val="88"/>
+    <w:abstractNumId w:val="94"/>
   </w:num>
   <w:num w:numId="16" w16cid:durableId="52118539">
-    <w:abstractNumId w:val="43"/>
+    <w:abstractNumId w:val="44"/>
   </w:num>
   <w:num w:numId="17" w16cid:durableId="1642997786">
     <w:abstractNumId w:val="33"/>
@@ -24659,16 +26950,16 @@
     <w:abstractNumId w:val="16"/>
   </w:num>
   <w:num w:numId="21" w16cid:durableId="1802070499">
-    <w:abstractNumId w:val="57"/>
+    <w:abstractNumId w:val="62"/>
   </w:num>
   <w:num w:numId="22" w16cid:durableId="1212572236">
-    <w:abstractNumId w:val="48"/>
+    <w:abstractNumId w:val="51"/>
   </w:num>
   <w:num w:numId="23" w16cid:durableId="1620144443">
-    <w:abstractNumId w:val="45"/>
+    <w:abstractNumId w:val="46"/>
   </w:num>
   <w:num w:numId="24" w16cid:durableId="1113210760">
-    <w:abstractNumId w:val="71"/>
+    <w:abstractNumId w:val="76"/>
   </w:num>
   <w:num w:numId="25" w16cid:durableId="29889037">
     <w:abstractNumId w:val="27"/>
@@ -24692,19 +26983,19 @@
     <w:abstractNumId w:val="28"/>
   </w:num>
   <w:num w:numId="32" w16cid:durableId="1693333545">
-    <w:abstractNumId w:val="50"/>
+    <w:abstractNumId w:val="53"/>
   </w:num>
   <w:num w:numId="33" w16cid:durableId="1585334539">
-    <w:abstractNumId w:val="82"/>
+    <w:abstractNumId w:val="87"/>
   </w:num>
   <w:num w:numId="34" w16cid:durableId="772213878">
-    <w:abstractNumId w:val="55"/>
+    <w:abstractNumId w:val="59"/>
   </w:num>
   <w:num w:numId="35" w16cid:durableId="206374079">
-    <w:abstractNumId w:val="51"/>
+    <w:abstractNumId w:val="54"/>
   </w:num>
   <w:num w:numId="36" w16cid:durableId="414136323">
-    <w:abstractNumId w:val="59"/>
+    <w:abstractNumId w:val="64"/>
   </w:num>
   <w:num w:numId="37" w16cid:durableId="1674995045">
     <w:abstractNumId w:val="32"/>
@@ -24713,67 +27004,67 @@
     <w:abstractNumId w:val="30"/>
   </w:num>
   <w:num w:numId="39" w16cid:durableId="894194674">
-    <w:abstractNumId w:val="73"/>
+    <w:abstractNumId w:val="78"/>
   </w:num>
   <w:num w:numId="40" w16cid:durableId="584846768">
-    <w:abstractNumId w:val="72"/>
+    <w:abstractNumId w:val="77"/>
   </w:num>
   <w:num w:numId="41" w16cid:durableId="191772240">
     <w:abstractNumId w:val="29"/>
   </w:num>
   <w:num w:numId="42" w16cid:durableId="491871874">
-    <w:abstractNumId w:val="44"/>
+    <w:abstractNumId w:val="45"/>
   </w:num>
   <w:num w:numId="43" w16cid:durableId="1211654300">
     <w:abstractNumId w:val="20"/>
   </w:num>
   <w:num w:numId="44" w16cid:durableId="1426338229">
-    <w:abstractNumId w:val="68"/>
+    <w:abstractNumId w:val="73"/>
   </w:num>
   <w:num w:numId="45" w16cid:durableId="398986940">
-    <w:abstractNumId w:val="76"/>
+    <w:abstractNumId w:val="81"/>
   </w:num>
   <w:num w:numId="46" w16cid:durableId="572739926">
     <w:abstractNumId w:val="31"/>
   </w:num>
   <w:num w:numId="47" w16cid:durableId="1803502384">
-    <w:abstractNumId w:val="46"/>
+    <w:abstractNumId w:val="48"/>
   </w:num>
   <w:num w:numId="48" w16cid:durableId="304815787">
-    <w:abstractNumId w:val="64"/>
+    <w:abstractNumId w:val="69"/>
   </w:num>
   <w:num w:numId="49" w16cid:durableId="992758731">
-    <w:abstractNumId w:val="63"/>
+    <w:abstractNumId w:val="68"/>
   </w:num>
   <w:num w:numId="50" w16cid:durableId="2054959374">
     <w:abstractNumId w:val="36"/>
   </w:num>
   <w:num w:numId="51" w16cid:durableId="200166439">
-    <w:abstractNumId w:val="74"/>
+    <w:abstractNumId w:val="79"/>
   </w:num>
   <w:num w:numId="52" w16cid:durableId="713777360">
-    <w:abstractNumId w:val="77"/>
+    <w:abstractNumId w:val="82"/>
   </w:num>
   <w:num w:numId="53" w16cid:durableId="721442725">
     <w:abstractNumId w:val="35"/>
   </w:num>
   <w:num w:numId="54" w16cid:durableId="139421533">
-    <w:abstractNumId w:val="54"/>
+    <w:abstractNumId w:val="58"/>
   </w:num>
   <w:num w:numId="55" w16cid:durableId="1844585201">
-    <w:abstractNumId w:val="60"/>
+    <w:abstractNumId w:val="65"/>
   </w:num>
   <w:num w:numId="56" w16cid:durableId="1068070955">
-    <w:abstractNumId w:val="85"/>
+    <w:abstractNumId w:val="90"/>
   </w:num>
   <w:num w:numId="57" w16cid:durableId="475412318">
-    <w:abstractNumId w:val="65"/>
+    <w:abstractNumId w:val="70"/>
   </w:num>
   <w:num w:numId="58" w16cid:durableId="1929079007">
-    <w:abstractNumId w:val="86"/>
+    <w:abstractNumId w:val="92"/>
   </w:num>
   <w:num w:numId="59" w16cid:durableId="1406295795">
-    <w:abstractNumId w:val="79"/>
+    <w:abstractNumId w:val="84"/>
   </w:num>
   <w:num w:numId="60" w16cid:durableId="1007057054">
     <w:abstractNumId w:val="21"/>
@@ -24782,28 +27073,28 @@
     <w:abstractNumId w:val="22"/>
   </w:num>
   <w:num w:numId="62" w16cid:durableId="1596094605">
-    <w:abstractNumId w:val="92"/>
+    <w:abstractNumId w:val="99"/>
   </w:num>
   <w:num w:numId="63" w16cid:durableId="1722627594">
-    <w:abstractNumId w:val="70"/>
+    <w:abstractNumId w:val="75"/>
   </w:num>
   <w:num w:numId="64" w16cid:durableId="1666927">
-    <w:abstractNumId w:val="83"/>
+    <w:abstractNumId w:val="88"/>
   </w:num>
   <w:num w:numId="65" w16cid:durableId="1733966930">
-    <w:abstractNumId w:val="66"/>
+    <w:abstractNumId w:val="71"/>
   </w:num>
   <w:num w:numId="66" w16cid:durableId="914316768">
     <w:abstractNumId w:val="38"/>
   </w:num>
   <w:num w:numId="67" w16cid:durableId="699013750">
-    <w:abstractNumId w:val="81"/>
+    <w:abstractNumId w:val="86"/>
   </w:num>
   <w:num w:numId="68" w16cid:durableId="156963002">
-    <w:abstractNumId w:val="80"/>
+    <w:abstractNumId w:val="85"/>
   </w:num>
   <w:num w:numId="69" w16cid:durableId="424804996">
-    <w:abstractNumId w:val="56"/>
+    <w:abstractNumId w:val="60"/>
   </w:num>
   <w:num w:numId="70" w16cid:durableId="1090808271">
     <w:abstractNumId w:val="19"/>
@@ -24815,28 +27106,28 @@
     <w:abstractNumId w:val="41"/>
   </w:num>
   <w:num w:numId="73" w16cid:durableId="493104388">
-    <w:abstractNumId w:val="47"/>
+    <w:abstractNumId w:val="49"/>
   </w:num>
   <w:num w:numId="74" w16cid:durableId="1560752572">
-    <w:abstractNumId w:val="62"/>
+    <w:abstractNumId w:val="67"/>
   </w:num>
   <w:num w:numId="75" w16cid:durableId="1228951892">
-    <w:abstractNumId w:val="61"/>
+    <w:abstractNumId w:val="66"/>
   </w:num>
   <w:num w:numId="76" w16cid:durableId="103309490">
-    <w:abstractNumId w:val="84"/>
+    <w:abstractNumId w:val="89"/>
   </w:num>
   <w:num w:numId="77" w16cid:durableId="1950308502">
-    <w:abstractNumId w:val="53"/>
+    <w:abstractNumId w:val="56"/>
   </w:num>
   <w:num w:numId="78" w16cid:durableId="1232890849">
-    <w:abstractNumId w:val="89"/>
+    <w:abstractNumId w:val="95"/>
   </w:num>
   <w:num w:numId="79" w16cid:durableId="1454521056">
-    <w:abstractNumId w:val="75"/>
+    <w:abstractNumId w:val="80"/>
   </w:num>
   <w:num w:numId="80" w16cid:durableId="1430614121">
-    <w:abstractNumId w:val="52"/>
+    <w:abstractNumId w:val="55"/>
   </w:num>
   <w:num w:numId="81" w16cid:durableId="1737514140">
     <w:abstractNumId w:val="23"/>
@@ -24845,13 +27136,13 @@
     <w:abstractNumId w:val="17"/>
   </w:num>
   <w:num w:numId="83" w16cid:durableId="2080666568">
-    <w:abstractNumId w:val="42"/>
+    <w:abstractNumId w:val="43"/>
   </w:num>
   <w:num w:numId="84" w16cid:durableId="174804222">
     <w:abstractNumId w:val="14"/>
   </w:num>
   <w:num w:numId="85" w16cid:durableId="1283653800">
-    <w:abstractNumId w:val="67"/>
+    <w:abstractNumId w:val="72"/>
   </w:num>
   <w:num w:numId="86" w16cid:durableId="449667694">
     <w:abstractNumId w:val="37"/>
@@ -24860,25 +27151,46 @@
     <w:abstractNumId w:val="26"/>
   </w:num>
   <w:num w:numId="88" w16cid:durableId="1362705112">
-    <w:abstractNumId w:val="91"/>
+    <w:abstractNumId w:val="97"/>
   </w:num>
   <w:num w:numId="89" w16cid:durableId="2028293646">
-    <w:abstractNumId w:val="49"/>
+    <w:abstractNumId w:val="52"/>
   </w:num>
   <w:num w:numId="90" w16cid:durableId="686760334">
-    <w:abstractNumId w:val="93"/>
+    <w:abstractNumId w:val="100"/>
   </w:num>
   <w:num w:numId="91" w16cid:durableId="1601451522">
     <w:abstractNumId w:val="40"/>
   </w:num>
   <w:num w:numId="92" w16cid:durableId="1825661450">
-    <w:abstractNumId w:val="78"/>
+    <w:abstractNumId w:val="83"/>
   </w:num>
   <w:num w:numId="93" w16cid:durableId="1141965929">
-    <w:abstractNumId w:val="69"/>
+    <w:abstractNumId w:val="74"/>
   </w:num>
   <w:num w:numId="94" w16cid:durableId="1381202990">
-    <w:abstractNumId w:val="58"/>
+    <w:abstractNumId w:val="63"/>
+  </w:num>
+  <w:num w:numId="95" w16cid:durableId="865094406">
+    <w:abstractNumId w:val="61"/>
+  </w:num>
+  <w:num w:numId="96" w16cid:durableId="2143112092">
+    <w:abstractNumId w:val="47"/>
+  </w:num>
+  <w:num w:numId="97" w16cid:durableId="1859076386">
+    <w:abstractNumId w:val="98"/>
+  </w:num>
+  <w:num w:numId="98" w16cid:durableId="483282476">
+    <w:abstractNumId w:val="57"/>
+  </w:num>
+  <w:num w:numId="99" w16cid:durableId="1057705853">
+    <w:abstractNumId w:val="42"/>
+  </w:num>
+  <w:num w:numId="100" w16cid:durableId="773016194">
+    <w:abstractNumId w:val="50"/>
+  </w:num>
+  <w:num w:numId="101" w16cid:durableId="820733190">
+    <w:abstractNumId w:val="91"/>
   </w:num>
 </w:numbering>
 </file>
@@ -25367,7 +27679,6 @@
   <w:style w:type="character" w:default="1" w:styleId="a2">
     <w:name w:val="Default Paragraph Font"/>
     <w:uiPriority w:val="1"/>
-    <w:semiHidden/>
     <w:unhideWhenUsed/>
   </w:style>
   <w:style w:type="table" w:default="1" w:styleId="a3">

--- a/lab1(1).docx
+++ b/lab1(1).docx
@@ -795,7 +795,6 @@
                 <w:lang w:val="ru-RU" w:bidi="ar"/>
               </w:rPr>
             </w:pPr>
-            <w:proofErr w:type="spellStart"/>
             <w:r>
               <w:rPr>
                 <w:rFonts w:ascii="Times New Roman" w:eastAsia="Aptos" w:hAnsi="Times New Roman" w:cs="Times New Roman"/>
@@ -806,7 +805,6 @@
               </w:rPr>
               <w:t>user</w:t>
             </w:r>
-            <w:proofErr w:type="spellEnd"/>
           </w:p>
         </w:tc>
         <w:tc>
@@ -824,7 +822,6 @@
                 <w:lang w:bidi="ar"/>
               </w:rPr>
             </w:pPr>
-            <w:proofErr w:type="spellStart"/>
             <w:r>
               <w:rPr>
                 <w:rFonts w:ascii="Times New Roman" w:eastAsia="Aptos" w:hAnsi="Times New Roman" w:cs="Times New Roman"/>
@@ -833,119 +830,8 @@
                 <w:szCs w:val="24"/>
                 <w:lang w:bidi="ar"/>
               </w:rPr>
-              <w:t>user_id</w:t>
+              <w:t>user_id, full_name, position, email, phone, login, password_hash, role_id, department_id, status, created_at</w:t>
             </w:r>
-            <w:proofErr w:type="spellEnd"/>
-            <w:r>
-              <w:rPr>
-                <w:rFonts w:ascii="Times New Roman" w:eastAsia="Aptos" w:hAnsi="Times New Roman" w:cs="Times New Roman"/>
-                <w:kern w:val="2"/>
-                <w:sz w:val="24"/>
-                <w:szCs w:val="24"/>
-                <w:lang w:bidi="ar"/>
-              </w:rPr>
-              <w:t xml:space="preserve">, </w:t>
-            </w:r>
-            <w:proofErr w:type="spellStart"/>
-            <w:r>
-              <w:rPr>
-                <w:rFonts w:ascii="Times New Roman" w:eastAsia="Aptos" w:hAnsi="Times New Roman" w:cs="Times New Roman"/>
-                <w:kern w:val="2"/>
-                <w:sz w:val="24"/>
-                <w:szCs w:val="24"/>
-                <w:lang w:bidi="ar"/>
-              </w:rPr>
-              <w:t>full_name</w:t>
-            </w:r>
-            <w:proofErr w:type="spellEnd"/>
-            <w:r>
-              <w:rPr>
-                <w:rFonts w:ascii="Times New Roman" w:eastAsia="Aptos" w:hAnsi="Times New Roman" w:cs="Times New Roman"/>
-                <w:kern w:val="2"/>
-                <w:sz w:val="24"/>
-                <w:szCs w:val="24"/>
-                <w:lang w:bidi="ar"/>
-              </w:rPr>
-              <w:t xml:space="preserve">, position, email, phone, login, </w:t>
-            </w:r>
-            <w:proofErr w:type="spellStart"/>
-            <w:r>
-              <w:rPr>
-                <w:rFonts w:ascii="Times New Roman" w:eastAsia="Aptos" w:hAnsi="Times New Roman" w:cs="Times New Roman"/>
-                <w:kern w:val="2"/>
-                <w:sz w:val="24"/>
-                <w:szCs w:val="24"/>
-                <w:lang w:bidi="ar"/>
-              </w:rPr>
-              <w:t>password_hash</w:t>
-            </w:r>
-            <w:proofErr w:type="spellEnd"/>
-            <w:r>
-              <w:rPr>
-                <w:rFonts w:ascii="Times New Roman" w:eastAsia="Aptos" w:hAnsi="Times New Roman" w:cs="Times New Roman"/>
-                <w:kern w:val="2"/>
-                <w:sz w:val="24"/>
-                <w:szCs w:val="24"/>
-                <w:lang w:bidi="ar"/>
-              </w:rPr>
-              <w:t xml:space="preserve">, </w:t>
-            </w:r>
-            <w:proofErr w:type="spellStart"/>
-            <w:r>
-              <w:rPr>
-                <w:rFonts w:ascii="Times New Roman" w:eastAsia="Aptos" w:hAnsi="Times New Roman" w:cs="Times New Roman"/>
-                <w:kern w:val="2"/>
-                <w:sz w:val="24"/>
-                <w:szCs w:val="24"/>
-                <w:lang w:bidi="ar"/>
-              </w:rPr>
-              <w:t>role_id</w:t>
-            </w:r>
-            <w:proofErr w:type="spellEnd"/>
-            <w:r>
-              <w:rPr>
-                <w:rFonts w:ascii="Times New Roman" w:eastAsia="Aptos" w:hAnsi="Times New Roman" w:cs="Times New Roman"/>
-                <w:kern w:val="2"/>
-                <w:sz w:val="24"/>
-                <w:szCs w:val="24"/>
-                <w:lang w:bidi="ar"/>
-              </w:rPr>
-              <w:t xml:space="preserve">, </w:t>
-            </w:r>
-            <w:proofErr w:type="spellStart"/>
-            <w:r>
-              <w:rPr>
-                <w:rFonts w:ascii="Times New Roman" w:eastAsia="Aptos" w:hAnsi="Times New Roman" w:cs="Times New Roman"/>
-                <w:kern w:val="2"/>
-                <w:sz w:val="24"/>
-                <w:szCs w:val="24"/>
-                <w:lang w:bidi="ar"/>
-              </w:rPr>
-              <w:t>department_id</w:t>
-            </w:r>
-            <w:proofErr w:type="spellEnd"/>
-            <w:r>
-              <w:rPr>
-                <w:rFonts w:ascii="Times New Roman" w:eastAsia="Aptos" w:hAnsi="Times New Roman" w:cs="Times New Roman"/>
-                <w:kern w:val="2"/>
-                <w:sz w:val="24"/>
-                <w:szCs w:val="24"/>
-                <w:lang w:bidi="ar"/>
-              </w:rPr>
-              <w:t xml:space="preserve">, status, </w:t>
-            </w:r>
-            <w:proofErr w:type="spellStart"/>
-            <w:r>
-              <w:rPr>
-                <w:rFonts w:ascii="Times New Roman" w:eastAsia="Aptos" w:hAnsi="Times New Roman" w:cs="Times New Roman"/>
-                <w:kern w:val="2"/>
-                <w:sz w:val="24"/>
-                <w:szCs w:val="24"/>
-                <w:lang w:bidi="ar"/>
-              </w:rPr>
-              <w:t>created_at</w:t>
-            </w:r>
-            <w:proofErr w:type="spellEnd"/>
           </w:p>
         </w:tc>
       </w:tr>
@@ -992,7 +878,6 @@
                 <w:lang w:val="ru-RU" w:bidi="ar"/>
               </w:rPr>
             </w:pPr>
-            <w:proofErr w:type="spellStart"/>
             <w:r>
               <w:rPr>
                 <w:rFonts w:ascii="Times New Roman" w:eastAsia="Aptos" w:hAnsi="Times New Roman" w:cs="Times New Roman"/>
@@ -1003,7 +888,6 @@
               </w:rPr>
               <w:t>role</w:t>
             </w:r>
-            <w:proofErr w:type="spellEnd"/>
           </w:p>
         </w:tc>
         <w:tc>
@@ -1021,7 +905,6 @@
                 <w:lang w:bidi="ar"/>
               </w:rPr>
             </w:pPr>
-            <w:proofErr w:type="spellStart"/>
             <w:r>
               <w:rPr>
                 <w:rFonts w:ascii="Times New Roman" w:eastAsia="Aptos" w:hAnsi="Times New Roman" w:cs="Times New Roman"/>
@@ -1030,40 +913,7 @@
                 <w:szCs w:val="24"/>
                 <w:lang w:bidi="ar"/>
               </w:rPr>
-              <w:t>role_id</w:t>
-            </w:r>
-            <w:proofErr w:type="spellEnd"/>
-            <w:r>
-              <w:rPr>
-                <w:rFonts w:ascii="Times New Roman" w:eastAsia="Aptos" w:hAnsi="Times New Roman" w:cs="Times New Roman"/>
-                <w:kern w:val="2"/>
-                <w:sz w:val="24"/>
-                <w:szCs w:val="24"/>
-                <w:lang w:bidi="ar"/>
-              </w:rPr>
-              <w:t xml:space="preserve">, </w:t>
-            </w:r>
-            <w:proofErr w:type="spellStart"/>
-            <w:r>
-              <w:rPr>
-                <w:rFonts w:ascii="Times New Roman" w:eastAsia="Aptos" w:hAnsi="Times New Roman" w:cs="Times New Roman"/>
-                <w:kern w:val="2"/>
-                <w:sz w:val="24"/>
-                <w:szCs w:val="24"/>
-                <w:lang w:bidi="ar"/>
-              </w:rPr>
-              <w:t>role_name</w:t>
-            </w:r>
-            <w:proofErr w:type="spellEnd"/>
-            <w:r>
-              <w:rPr>
-                <w:rFonts w:ascii="Times New Roman" w:eastAsia="Aptos" w:hAnsi="Times New Roman" w:cs="Times New Roman"/>
-                <w:kern w:val="2"/>
-                <w:sz w:val="24"/>
-                <w:szCs w:val="24"/>
-                <w:lang w:bidi="ar"/>
-              </w:rPr>
-              <w:t>, description</w:t>
+              <w:t>role_id, role_name, description</w:t>
             </w:r>
           </w:p>
         </w:tc>
@@ -1111,7 +961,6 @@
                 <w:lang w:val="ru-RU" w:bidi="ar"/>
               </w:rPr>
             </w:pPr>
-            <w:proofErr w:type="spellStart"/>
             <w:r>
               <w:rPr>
                 <w:rFonts w:ascii="Times New Roman" w:eastAsia="Aptos" w:hAnsi="Times New Roman" w:cs="Times New Roman"/>
@@ -1122,7 +971,6 @@
               </w:rPr>
               <w:t>department</w:t>
             </w:r>
-            <w:proofErr w:type="spellEnd"/>
           </w:p>
         </w:tc>
         <w:tc>
@@ -1140,7 +988,6 @@
                 <w:lang w:bidi="ar"/>
               </w:rPr>
             </w:pPr>
-            <w:proofErr w:type="spellStart"/>
             <w:r>
               <w:rPr>
                 <w:rFonts w:ascii="Times New Roman" w:eastAsia="Aptos" w:hAnsi="Times New Roman" w:cs="Times New Roman"/>
@@ -1149,434 +996,7 @@
                 <w:szCs w:val="24"/>
                 <w:lang w:bidi="ar"/>
               </w:rPr>
-              <w:t>department_id</w:t>
-            </w:r>
-            <w:proofErr w:type="spellEnd"/>
-            <w:r>
-              <w:rPr>
-                <w:rFonts w:ascii="Times New Roman" w:eastAsia="Aptos" w:hAnsi="Times New Roman" w:cs="Times New Roman"/>
-                <w:kern w:val="2"/>
-                <w:sz w:val="24"/>
-                <w:szCs w:val="24"/>
-                <w:lang w:bidi="ar"/>
-              </w:rPr>
-              <w:t xml:space="preserve">, </w:t>
-            </w:r>
-            <w:proofErr w:type="spellStart"/>
-            <w:r>
-              <w:rPr>
-                <w:rFonts w:ascii="Times New Roman" w:eastAsia="Aptos" w:hAnsi="Times New Roman" w:cs="Times New Roman"/>
-                <w:kern w:val="2"/>
-                <w:sz w:val="24"/>
-                <w:szCs w:val="24"/>
-                <w:lang w:bidi="ar"/>
-              </w:rPr>
-              <w:t>department_name</w:t>
-            </w:r>
-            <w:proofErr w:type="spellEnd"/>
-            <w:r>
-              <w:rPr>
-                <w:rFonts w:ascii="Times New Roman" w:eastAsia="Aptos" w:hAnsi="Times New Roman" w:cs="Times New Roman"/>
-                <w:kern w:val="2"/>
-                <w:sz w:val="24"/>
-                <w:szCs w:val="24"/>
-                <w:lang w:bidi="ar"/>
-              </w:rPr>
-              <w:t xml:space="preserve">, </w:t>
-            </w:r>
-            <w:proofErr w:type="spellStart"/>
-            <w:r>
-              <w:rPr>
-                <w:rFonts w:ascii="Times New Roman" w:eastAsia="Aptos" w:hAnsi="Times New Roman" w:cs="Times New Roman"/>
-                <w:kern w:val="2"/>
-                <w:sz w:val="24"/>
-                <w:szCs w:val="24"/>
-                <w:lang w:bidi="ar"/>
-              </w:rPr>
-              <w:t>parent_department_id</w:t>
-            </w:r>
-            <w:proofErr w:type="spellEnd"/>
-          </w:p>
-        </w:tc>
-      </w:tr>
-      <w:tr>
-        <w:tc>
-          <w:tcPr>
-            <w:tcW w:w="0" w:type="auto"/>
-            <w:hideMark/>
-          </w:tcPr>
-          <w:p>
-            <w:pPr>
-              <w:rPr>
-                <w:rFonts w:ascii="Times New Roman" w:eastAsia="Aptos" w:hAnsi="Times New Roman" w:cs="Times New Roman"/>
-                <w:kern w:val="2"/>
-                <w:sz w:val="24"/>
-                <w:szCs w:val="24"/>
-                <w:lang w:val="ru-RU" w:bidi="ar"/>
-              </w:rPr>
-            </w:pPr>
-            <w:r>
-              <w:rPr>
-                <w:rFonts w:ascii="Times New Roman" w:eastAsia="Aptos" w:hAnsi="Times New Roman" w:cs="Times New Roman"/>
-                <w:kern w:val="2"/>
-                <w:sz w:val="24"/>
-                <w:szCs w:val="24"/>
-                <w:lang w:val="ru-RU" w:bidi="ar"/>
-              </w:rPr>
-              <w:t>Управление поручениями</w:t>
-            </w:r>
-          </w:p>
-        </w:tc>
-        <w:tc>
-          <w:tcPr>
-            <w:tcW w:w="0" w:type="auto"/>
-            <w:hideMark/>
-          </w:tcPr>
-          <w:p>
-            <w:pPr>
-              <w:rPr>
-                <w:rFonts w:ascii="Times New Roman" w:eastAsia="Aptos" w:hAnsi="Times New Roman" w:cs="Times New Roman"/>
-                <w:kern w:val="2"/>
-                <w:sz w:val="24"/>
-                <w:szCs w:val="24"/>
-                <w:lang w:val="ru-RU" w:bidi="ar"/>
-              </w:rPr>
-            </w:pPr>
-            <w:proofErr w:type="spellStart"/>
-            <w:r>
-              <w:rPr>
-                <w:rFonts w:ascii="Times New Roman" w:eastAsia="Aptos" w:hAnsi="Times New Roman" w:cs="Times New Roman"/>
-                <w:kern w:val="2"/>
-                <w:sz w:val="24"/>
-                <w:szCs w:val="24"/>
-                <w:lang w:val="ru-RU" w:bidi="ar"/>
-              </w:rPr>
-              <w:t>task</w:t>
-            </w:r>
-            <w:proofErr w:type="spellEnd"/>
-          </w:p>
-        </w:tc>
-        <w:tc>
-          <w:tcPr>
-            <w:tcW w:w="0" w:type="auto"/>
-            <w:hideMark/>
-          </w:tcPr>
-          <w:p>
-            <w:pPr>
-              <w:rPr>
-                <w:rFonts w:ascii="Times New Roman" w:eastAsia="Aptos" w:hAnsi="Times New Roman" w:cs="Times New Roman"/>
-                <w:kern w:val="2"/>
-                <w:sz w:val="24"/>
-                <w:szCs w:val="24"/>
-                <w:lang w:bidi="ar"/>
-              </w:rPr>
-            </w:pPr>
-            <w:proofErr w:type="spellStart"/>
-            <w:r>
-              <w:rPr>
-                <w:rFonts w:ascii="Times New Roman" w:eastAsia="Aptos" w:hAnsi="Times New Roman" w:cs="Times New Roman"/>
-                <w:kern w:val="2"/>
-                <w:sz w:val="24"/>
-                <w:szCs w:val="24"/>
-                <w:lang w:bidi="ar"/>
-              </w:rPr>
-              <w:t>task_id</w:t>
-            </w:r>
-            <w:proofErr w:type="spellEnd"/>
-            <w:r>
-              <w:rPr>
-                <w:rFonts w:ascii="Times New Roman" w:eastAsia="Aptos" w:hAnsi="Times New Roman" w:cs="Times New Roman"/>
-                <w:kern w:val="2"/>
-                <w:sz w:val="24"/>
-                <w:szCs w:val="24"/>
-                <w:lang w:bidi="ar"/>
-              </w:rPr>
-              <w:t xml:space="preserve">, title, description, </w:t>
-            </w:r>
-            <w:proofErr w:type="spellStart"/>
-            <w:r>
-              <w:rPr>
-                <w:rFonts w:ascii="Times New Roman" w:eastAsia="Aptos" w:hAnsi="Times New Roman" w:cs="Times New Roman"/>
-                <w:kern w:val="2"/>
-                <w:sz w:val="24"/>
-                <w:szCs w:val="24"/>
-                <w:lang w:bidi="ar"/>
-              </w:rPr>
-              <w:t>creator_id</w:t>
-            </w:r>
-            <w:proofErr w:type="spellEnd"/>
-            <w:r>
-              <w:rPr>
-                <w:rFonts w:ascii="Times New Roman" w:eastAsia="Aptos" w:hAnsi="Times New Roman" w:cs="Times New Roman"/>
-                <w:kern w:val="2"/>
-                <w:sz w:val="24"/>
-                <w:szCs w:val="24"/>
-                <w:lang w:bidi="ar"/>
-              </w:rPr>
-              <w:t xml:space="preserve">, </w:t>
-            </w:r>
-            <w:proofErr w:type="spellStart"/>
-            <w:r>
-              <w:rPr>
-                <w:rFonts w:ascii="Times New Roman" w:eastAsia="Aptos" w:hAnsi="Times New Roman" w:cs="Times New Roman"/>
-                <w:kern w:val="2"/>
-                <w:sz w:val="24"/>
-                <w:szCs w:val="24"/>
-                <w:lang w:bidi="ar"/>
-              </w:rPr>
-              <w:t>executor_id</w:t>
-            </w:r>
-            <w:proofErr w:type="spellEnd"/>
-            <w:r>
-              <w:rPr>
-                <w:rFonts w:ascii="Times New Roman" w:eastAsia="Aptos" w:hAnsi="Times New Roman" w:cs="Times New Roman"/>
-                <w:kern w:val="2"/>
-                <w:sz w:val="24"/>
-                <w:szCs w:val="24"/>
-                <w:lang w:bidi="ar"/>
-              </w:rPr>
-              <w:t xml:space="preserve">, </w:t>
-            </w:r>
-            <w:proofErr w:type="spellStart"/>
-            <w:r>
-              <w:rPr>
-                <w:rFonts w:ascii="Times New Roman" w:eastAsia="Aptos" w:hAnsi="Times New Roman" w:cs="Times New Roman"/>
-                <w:kern w:val="2"/>
-                <w:sz w:val="24"/>
-                <w:szCs w:val="24"/>
-                <w:lang w:bidi="ar"/>
-              </w:rPr>
-              <w:t>status_id</w:t>
-            </w:r>
-            <w:proofErr w:type="spellEnd"/>
-            <w:r>
-              <w:rPr>
-                <w:rFonts w:ascii="Times New Roman" w:eastAsia="Aptos" w:hAnsi="Times New Roman" w:cs="Times New Roman"/>
-                <w:kern w:val="2"/>
-                <w:sz w:val="24"/>
-                <w:szCs w:val="24"/>
-                <w:lang w:bidi="ar"/>
-              </w:rPr>
-              <w:t xml:space="preserve">, priority, </w:t>
-            </w:r>
-            <w:proofErr w:type="spellStart"/>
-            <w:r>
-              <w:rPr>
-                <w:rFonts w:ascii="Times New Roman" w:eastAsia="Aptos" w:hAnsi="Times New Roman" w:cs="Times New Roman"/>
-                <w:kern w:val="2"/>
-                <w:sz w:val="24"/>
-                <w:szCs w:val="24"/>
-                <w:lang w:bidi="ar"/>
-              </w:rPr>
-              <w:t>created_at</w:t>
-            </w:r>
-            <w:proofErr w:type="spellEnd"/>
-            <w:r>
-              <w:rPr>
-                <w:rFonts w:ascii="Times New Roman" w:eastAsia="Aptos" w:hAnsi="Times New Roman" w:cs="Times New Roman"/>
-                <w:kern w:val="2"/>
-                <w:sz w:val="24"/>
-                <w:szCs w:val="24"/>
-                <w:lang w:bidi="ar"/>
-              </w:rPr>
-              <w:t xml:space="preserve">, </w:t>
-            </w:r>
-            <w:proofErr w:type="spellStart"/>
-            <w:r>
-              <w:rPr>
-                <w:rFonts w:ascii="Times New Roman" w:eastAsia="Aptos" w:hAnsi="Times New Roman" w:cs="Times New Roman"/>
-                <w:kern w:val="2"/>
-                <w:sz w:val="24"/>
-                <w:szCs w:val="24"/>
-                <w:lang w:bidi="ar"/>
-              </w:rPr>
-              <w:t>due_date</w:t>
-            </w:r>
-            <w:proofErr w:type="spellEnd"/>
-            <w:r>
-              <w:rPr>
-                <w:rFonts w:ascii="Times New Roman" w:eastAsia="Aptos" w:hAnsi="Times New Roman" w:cs="Times New Roman"/>
-                <w:kern w:val="2"/>
-                <w:sz w:val="24"/>
-                <w:szCs w:val="24"/>
-                <w:lang w:bidi="ar"/>
-              </w:rPr>
-              <w:t xml:space="preserve">, </w:t>
-            </w:r>
-            <w:proofErr w:type="spellStart"/>
-            <w:r>
-              <w:rPr>
-                <w:rFonts w:ascii="Times New Roman" w:eastAsia="Aptos" w:hAnsi="Times New Roman" w:cs="Times New Roman"/>
-                <w:kern w:val="2"/>
-                <w:sz w:val="24"/>
-                <w:szCs w:val="24"/>
-                <w:lang w:bidi="ar"/>
-              </w:rPr>
-              <w:t>completed_at</w:t>
-            </w:r>
-            <w:proofErr w:type="spellEnd"/>
-          </w:p>
-        </w:tc>
-      </w:tr>
-      <w:tr>
-        <w:tc>
-          <w:tcPr>
-            <w:tcW w:w="0" w:type="auto"/>
-            <w:hideMark/>
-          </w:tcPr>
-          <w:p>
-            <w:pPr>
-              <w:rPr>
-                <w:rFonts w:ascii="Times New Roman" w:eastAsia="Aptos" w:hAnsi="Times New Roman" w:cs="Times New Roman"/>
-                <w:kern w:val="2"/>
-                <w:sz w:val="24"/>
-                <w:szCs w:val="24"/>
-                <w:lang w:val="ru-RU" w:bidi="ar"/>
-              </w:rPr>
-            </w:pPr>
-            <w:r>
-              <w:rPr>
-                <w:rFonts w:ascii="Times New Roman" w:eastAsia="Aptos" w:hAnsi="Times New Roman" w:cs="Times New Roman"/>
-                <w:kern w:val="2"/>
-                <w:sz w:val="24"/>
-                <w:szCs w:val="24"/>
-                <w:lang w:val="ru-RU" w:bidi="ar"/>
-              </w:rPr>
-              <w:t>Управление поручениями</w:t>
-            </w:r>
-          </w:p>
-        </w:tc>
-        <w:tc>
-          <w:tcPr>
-            <w:tcW w:w="0" w:type="auto"/>
-            <w:hideMark/>
-          </w:tcPr>
-          <w:p>
-            <w:pPr>
-              <w:rPr>
-                <w:rFonts w:ascii="Times New Roman" w:eastAsia="Aptos" w:hAnsi="Times New Roman" w:cs="Times New Roman"/>
-                <w:kern w:val="2"/>
-                <w:sz w:val="24"/>
-                <w:szCs w:val="24"/>
-                <w:lang w:val="ru-RU" w:bidi="ar"/>
-              </w:rPr>
-            </w:pPr>
-            <w:proofErr w:type="spellStart"/>
-            <w:r>
-              <w:rPr>
-                <w:rFonts w:ascii="Times New Roman" w:eastAsia="Aptos" w:hAnsi="Times New Roman" w:cs="Times New Roman"/>
-                <w:kern w:val="2"/>
-                <w:sz w:val="24"/>
-                <w:szCs w:val="24"/>
-                <w:lang w:val="ru-RU" w:bidi="ar"/>
-              </w:rPr>
-              <w:t>status</w:t>
-            </w:r>
-            <w:proofErr w:type="spellEnd"/>
-          </w:p>
-        </w:tc>
-        <w:tc>
-          <w:tcPr>
-            <w:tcW w:w="0" w:type="auto"/>
-            <w:hideMark/>
-          </w:tcPr>
-          <w:p>
-            <w:pPr>
-              <w:rPr>
-                <w:rFonts w:ascii="Times New Roman" w:eastAsia="Aptos" w:hAnsi="Times New Roman" w:cs="Times New Roman"/>
-                <w:kern w:val="2"/>
-                <w:sz w:val="24"/>
-                <w:szCs w:val="24"/>
-                <w:lang w:bidi="ar"/>
-              </w:rPr>
-            </w:pPr>
-            <w:proofErr w:type="spellStart"/>
-            <w:r>
-              <w:rPr>
-                <w:rFonts w:ascii="Times New Roman" w:eastAsia="Aptos" w:hAnsi="Times New Roman" w:cs="Times New Roman"/>
-                <w:kern w:val="2"/>
-                <w:sz w:val="24"/>
-                <w:szCs w:val="24"/>
-                <w:lang w:bidi="ar"/>
-              </w:rPr>
-              <w:t>status_id</w:t>
-            </w:r>
-            <w:proofErr w:type="spellEnd"/>
-            <w:r>
-              <w:rPr>
-                <w:rFonts w:ascii="Times New Roman" w:eastAsia="Aptos" w:hAnsi="Times New Roman" w:cs="Times New Roman"/>
-                <w:kern w:val="2"/>
-                <w:sz w:val="24"/>
-                <w:szCs w:val="24"/>
-                <w:lang w:bidi="ar"/>
-              </w:rPr>
-              <w:t xml:space="preserve">, </w:t>
-            </w:r>
-            <w:proofErr w:type="spellStart"/>
-            <w:r>
-              <w:rPr>
-                <w:rFonts w:ascii="Times New Roman" w:eastAsia="Aptos" w:hAnsi="Times New Roman" w:cs="Times New Roman"/>
-                <w:kern w:val="2"/>
-                <w:sz w:val="24"/>
-                <w:szCs w:val="24"/>
-                <w:lang w:bidi="ar"/>
-              </w:rPr>
-              <w:t>status_name</w:t>
-            </w:r>
-            <w:proofErr w:type="spellEnd"/>
-            <w:r>
-              <w:rPr>
-                <w:rFonts w:ascii="Times New Roman" w:eastAsia="Aptos" w:hAnsi="Times New Roman" w:cs="Times New Roman"/>
-                <w:kern w:val="2"/>
-                <w:sz w:val="24"/>
-                <w:szCs w:val="24"/>
-                <w:lang w:bidi="ar"/>
-              </w:rPr>
-              <w:t xml:space="preserve"> (new, </w:t>
-            </w:r>
-            <w:proofErr w:type="spellStart"/>
-            <w:r>
-              <w:rPr>
-                <w:rFonts w:ascii="Times New Roman" w:eastAsia="Aptos" w:hAnsi="Times New Roman" w:cs="Times New Roman"/>
-                <w:kern w:val="2"/>
-                <w:sz w:val="24"/>
-                <w:szCs w:val="24"/>
-                <w:lang w:bidi="ar"/>
-              </w:rPr>
-              <w:t>in_progress</w:t>
-            </w:r>
-            <w:proofErr w:type="spellEnd"/>
-            <w:r>
-              <w:rPr>
-                <w:rFonts w:ascii="Times New Roman" w:eastAsia="Aptos" w:hAnsi="Times New Roman" w:cs="Times New Roman"/>
-                <w:kern w:val="2"/>
-                <w:sz w:val="24"/>
-                <w:szCs w:val="24"/>
-                <w:lang w:bidi="ar"/>
-              </w:rPr>
-              <w:t xml:space="preserve">, </w:t>
-            </w:r>
-            <w:proofErr w:type="spellStart"/>
-            <w:r>
-              <w:rPr>
-                <w:rFonts w:ascii="Times New Roman" w:eastAsia="Aptos" w:hAnsi="Times New Roman" w:cs="Times New Roman"/>
-                <w:kern w:val="2"/>
-                <w:sz w:val="24"/>
-                <w:szCs w:val="24"/>
-                <w:lang w:bidi="ar"/>
-              </w:rPr>
-              <w:t>on_review</w:t>
-            </w:r>
-            <w:proofErr w:type="spellEnd"/>
-            <w:r>
-              <w:rPr>
-                <w:rFonts w:ascii="Times New Roman" w:eastAsia="Aptos" w:hAnsi="Times New Roman" w:cs="Times New Roman"/>
-                <w:kern w:val="2"/>
-                <w:sz w:val="24"/>
-                <w:szCs w:val="24"/>
-                <w:lang w:bidi="ar"/>
-              </w:rPr>
-              <w:t>, completed, overdue)</w:t>
+              <w:t>department_id, department_name, parent_department_id</w:t>
             </w:r>
           </w:p>
         </w:tc>
@@ -1624,7 +1044,6 @@
                 <w:lang w:val="ru-RU" w:bidi="ar"/>
               </w:rPr>
             </w:pPr>
-            <w:proofErr w:type="spellStart"/>
             <w:r>
               <w:rPr>
                 <w:rFonts w:ascii="Times New Roman" w:eastAsia="Aptos" w:hAnsi="Times New Roman" w:cs="Times New Roman"/>
@@ -1633,9 +1052,8 @@
                 <w:szCs w:val="24"/>
                 <w:lang w:val="ru-RU" w:bidi="ar"/>
               </w:rPr>
-              <w:t>comment</w:t>
+              <w:t>task</w:t>
             </w:r>
-            <w:proofErr w:type="spellEnd"/>
           </w:p>
         </w:tc>
         <w:tc>
@@ -1653,7 +1071,6 @@
                 <w:lang w:bidi="ar"/>
               </w:rPr>
             </w:pPr>
-            <w:proofErr w:type="spellStart"/>
             <w:r>
               <w:rPr>
                 <w:rFonts w:ascii="Times New Roman" w:eastAsia="Aptos" w:hAnsi="Times New Roman" w:cs="Times New Roman"/>
@@ -1662,9 +1079,81 @@
                 <w:szCs w:val="24"/>
                 <w:lang w:bidi="ar"/>
               </w:rPr>
-              <w:t>comment_id</w:t>
+              <w:t>task_id, title, description, creator_id, executor_id, status_id, priority, created_at, due_date, completed_at</w:t>
             </w:r>
-            <w:proofErr w:type="spellEnd"/>
+          </w:p>
+        </w:tc>
+      </w:tr>
+      <w:tr>
+        <w:tc>
+          <w:tcPr>
+            <w:tcW w:w="0" w:type="auto"/>
+            <w:hideMark/>
+          </w:tcPr>
+          <w:p>
+            <w:pPr>
+              <w:rPr>
+                <w:rFonts w:ascii="Times New Roman" w:eastAsia="Aptos" w:hAnsi="Times New Roman" w:cs="Times New Roman"/>
+                <w:kern w:val="2"/>
+                <w:sz w:val="24"/>
+                <w:szCs w:val="24"/>
+                <w:lang w:val="ru-RU" w:bidi="ar"/>
+              </w:rPr>
+            </w:pPr>
+            <w:r>
+              <w:rPr>
+                <w:rFonts w:ascii="Times New Roman" w:eastAsia="Aptos" w:hAnsi="Times New Roman" w:cs="Times New Roman"/>
+                <w:kern w:val="2"/>
+                <w:sz w:val="24"/>
+                <w:szCs w:val="24"/>
+                <w:lang w:val="ru-RU" w:bidi="ar"/>
+              </w:rPr>
+              <w:t>Управление поручениями</w:t>
+            </w:r>
+          </w:p>
+        </w:tc>
+        <w:tc>
+          <w:tcPr>
+            <w:tcW w:w="0" w:type="auto"/>
+            <w:hideMark/>
+          </w:tcPr>
+          <w:p>
+            <w:pPr>
+              <w:rPr>
+                <w:rFonts w:ascii="Times New Roman" w:eastAsia="Aptos" w:hAnsi="Times New Roman" w:cs="Times New Roman"/>
+                <w:kern w:val="2"/>
+                <w:sz w:val="24"/>
+                <w:szCs w:val="24"/>
+                <w:lang w:val="ru-RU" w:bidi="ar"/>
+              </w:rPr>
+            </w:pPr>
+            <w:r>
+              <w:rPr>
+                <w:rFonts w:ascii="Times New Roman" w:eastAsia="Aptos" w:hAnsi="Times New Roman" w:cs="Times New Roman"/>
+                <w:kern w:val="2"/>
+                <w:sz w:val="24"/>
+                <w:szCs w:val="24"/>
+                <w:lang w:val="ru-RU" w:bidi="ar"/>
+              </w:rPr>
+              <w:t>status</w:t>
+            </w:r>
+          </w:p>
+        </w:tc>
+        <w:tc>
+          <w:tcPr>
+            <w:tcW w:w="0" w:type="auto"/>
+            <w:hideMark/>
+          </w:tcPr>
+          <w:p>
+            <w:pPr>
+              <w:rPr>
+                <w:rFonts w:ascii="Times New Roman" w:eastAsia="Aptos" w:hAnsi="Times New Roman" w:cs="Times New Roman"/>
+                <w:kern w:val="2"/>
+                <w:sz w:val="24"/>
+                <w:szCs w:val="24"/>
+                <w:lang w:bidi="ar"/>
+              </w:rPr>
+            </w:pPr>
             <w:r>
               <w:rPr>
                 <w:rFonts w:ascii="Times New Roman" w:eastAsia="Aptos" w:hAnsi="Times New Roman" w:cs="Times New Roman"/>
@@ -1673,9 +1162,81 @@
                 <w:szCs w:val="24"/>
                 <w:lang w:bidi="ar"/>
               </w:rPr>
-              <w:t xml:space="preserve">, </w:t>
+              <w:t>status_id, status_name (new, in_progress, on_review, completed, overdue)</w:t>
             </w:r>
-            <w:proofErr w:type="spellStart"/>
+          </w:p>
+        </w:tc>
+      </w:tr>
+      <w:tr>
+        <w:tc>
+          <w:tcPr>
+            <w:tcW w:w="0" w:type="auto"/>
+            <w:hideMark/>
+          </w:tcPr>
+          <w:p>
+            <w:pPr>
+              <w:rPr>
+                <w:rFonts w:ascii="Times New Roman" w:eastAsia="Aptos" w:hAnsi="Times New Roman" w:cs="Times New Roman"/>
+                <w:kern w:val="2"/>
+                <w:sz w:val="24"/>
+                <w:szCs w:val="24"/>
+                <w:lang w:val="ru-RU" w:bidi="ar"/>
+              </w:rPr>
+            </w:pPr>
+            <w:r>
+              <w:rPr>
+                <w:rFonts w:ascii="Times New Roman" w:eastAsia="Aptos" w:hAnsi="Times New Roman" w:cs="Times New Roman"/>
+                <w:kern w:val="2"/>
+                <w:sz w:val="24"/>
+                <w:szCs w:val="24"/>
+                <w:lang w:val="ru-RU" w:bidi="ar"/>
+              </w:rPr>
+              <w:t>Управление поручениями</w:t>
+            </w:r>
+          </w:p>
+        </w:tc>
+        <w:tc>
+          <w:tcPr>
+            <w:tcW w:w="0" w:type="auto"/>
+            <w:hideMark/>
+          </w:tcPr>
+          <w:p>
+            <w:pPr>
+              <w:rPr>
+                <w:rFonts w:ascii="Times New Roman" w:eastAsia="Aptos" w:hAnsi="Times New Roman" w:cs="Times New Roman"/>
+                <w:kern w:val="2"/>
+                <w:sz w:val="24"/>
+                <w:szCs w:val="24"/>
+                <w:lang w:val="ru-RU" w:bidi="ar"/>
+              </w:rPr>
+            </w:pPr>
+            <w:r>
+              <w:rPr>
+                <w:rFonts w:ascii="Times New Roman" w:eastAsia="Aptos" w:hAnsi="Times New Roman" w:cs="Times New Roman"/>
+                <w:kern w:val="2"/>
+                <w:sz w:val="24"/>
+                <w:szCs w:val="24"/>
+                <w:lang w:val="ru-RU" w:bidi="ar"/>
+              </w:rPr>
+              <w:t>comment</w:t>
+            </w:r>
+          </w:p>
+        </w:tc>
+        <w:tc>
+          <w:tcPr>
+            <w:tcW w:w="0" w:type="auto"/>
+            <w:hideMark/>
+          </w:tcPr>
+          <w:p>
+            <w:pPr>
+              <w:rPr>
+                <w:rFonts w:ascii="Times New Roman" w:eastAsia="Aptos" w:hAnsi="Times New Roman" w:cs="Times New Roman"/>
+                <w:kern w:val="2"/>
+                <w:sz w:val="24"/>
+                <w:szCs w:val="24"/>
+                <w:lang w:bidi="ar"/>
+              </w:rPr>
+            </w:pPr>
             <w:r>
               <w:rPr>
                 <w:rFonts w:ascii="Times New Roman" w:eastAsia="Aptos" w:hAnsi="Times New Roman" w:cs="Times New Roman"/>
@@ -1684,53 +1245,8 @@
                 <w:szCs w:val="24"/>
                 <w:lang w:bidi="ar"/>
               </w:rPr>
-              <w:t>task_id</w:t>
+              <w:t>comment_id, task_id, author_id, text, created_at</w:t>
             </w:r>
-            <w:proofErr w:type="spellEnd"/>
-            <w:r>
-              <w:rPr>
-                <w:rFonts w:ascii="Times New Roman" w:eastAsia="Aptos" w:hAnsi="Times New Roman" w:cs="Times New Roman"/>
-                <w:kern w:val="2"/>
-                <w:sz w:val="24"/>
-                <w:szCs w:val="24"/>
-                <w:lang w:bidi="ar"/>
-              </w:rPr>
-              <w:t xml:space="preserve">, </w:t>
-            </w:r>
-            <w:proofErr w:type="spellStart"/>
-            <w:r>
-              <w:rPr>
-                <w:rFonts w:ascii="Times New Roman" w:eastAsia="Aptos" w:hAnsi="Times New Roman" w:cs="Times New Roman"/>
-                <w:kern w:val="2"/>
-                <w:sz w:val="24"/>
-                <w:szCs w:val="24"/>
-                <w:lang w:bidi="ar"/>
-              </w:rPr>
-              <w:t>author_id</w:t>
-            </w:r>
-            <w:proofErr w:type="spellEnd"/>
-            <w:r>
-              <w:rPr>
-                <w:rFonts w:ascii="Times New Roman" w:eastAsia="Aptos" w:hAnsi="Times New Roman" w:cs="Times New Roman"/>
-                <w:kern w:val="2"/>
-                <w:sz w:val="24"/>
-                <w:szCs w:val="24"/>
-                <w:lang w:bidi="ar"/>
-              </w:rPr>
-              <w:t xml:space="preserve">, text, </w:t>
-            </w:r>
-            <w:proofErr w:type="spellStart"/>
-            <w:r>
-              <w:rPr>
-                <w:rFonts w:ascii="Times New Roman" w:eastAsia="Aptos" w:hAnsi="Times New Roman" w:cs="Times New Roman"/>
-                <w:kern w:val="2"/>
-                <w:sz w:val="24"/>
-                <w:szCs w:val="24"/>
-                <w:lang w:bidi="ar"/>
-              </w:rPr>
-              <w:t>created_at</w:t>
-            </w:r>
-            <w:proofErr w:type="spellEnd"/>
           </w:p>
         </w:tc>
       </w:tr>
@@ -1777,7 +1293,6 @@
                 <w:lang w:val="ru-RU" w:bidi="ar"/>
               </w:rPr>
             </w:pPr>
-            <w:proofErr w:type="spellStart"/>
             <w:r>
               <w:rPr>
                 <w:rFonts w:ascii="Times New Roman" w:eastAsia="Aptos" w:hAnsi="Times New Roman" w:cs="Times New Roman"/>
@@ -1788,7 +1303,6 @@
               </w:rPr>
               <w:t>event</w:t>
             </w:r>
-            <w:proofErr w:type="spellEnd"/>
           </w:p>
         </w:tc>
         <w:tc>
@@ -1806,7 +1320,6 @@
                 <w:lang w:bidi="ar"/>
               </w:rPr>
             </w:pPr>
-            <w:proofErr w:type="spellStart"/>
             <w:r>
               <w:rPr>
                 <w:rFonts w:ascii="Times New Roman" w:eastAsia="Aptos" w:hAnsi="Times New Roman" w:cs="Times New Roman"/>
@@ -1815,97 +1328,8 @@
                 <w:szCs w:val="24"/>
                 <w:lang w:bidi="ar"/>
               </w:rPr>
-              <w:t>event_id</w:t>
+              <w:t>event_id, user_id, title, start_datetime, end_datetime, event_type</w:t>
             </w:r>
-            <w:proofErr w:type="spellEnd"/>
-            <w:r>
-              <w:rPr>
-                <w:rFonts w:ascii="Times New Roman" w:eastAsia="Aptos" w:hAnsi="Times New Roman" w:cs="Times New Roman"/>
-                <w:kern w:val="2"/>
-                <w:sz w:val="24"/>
-                <w:szCs w:val="24"/>
-                <w:lang w:bidi="ar"/>
-              </w:rPr>
-              <w:t xml:space="preserve">, </w:t>
-            </w:r>
-            <w:proofErr w:type="spellStart"/>
-            <w:r>
-              <w:rPr>
-                <w:rFonts w:ascii="Times New Roman" w:eastAsia="Aptos" w:hAnsi="Times New Roman" w:cs="Times New Roman"/>
-                <w:kern w:val="2"/>
-                <w:sz w:val="24"/>
-                <w:szCs w:val="24"/>
-                <w:lang w:bidi="ar"/>
-              </w:rPr>
-              <w:t>user_id</w:t>
-            </w:r>
-            <w:proofErr w:type="spellEnd"/>
-            <w:r>
-              <w:rPr>
-                <w:rFonts w:ascii="Times New Roman" w:eastAsia="Aptos" w:hAnsi="Times New Roman" w:cs="Times New Roman"/>
-                <w:kern w:val="2"/>
-                <w:sz w:val="24"/>
-                <w:szCs w:val="24"/>
-                <w:lang w:bidi="ar"/>
-              </w:rPr>
-              <w:t xml:space="preserve">, title, </w:t>
-            </w:r>
-            <w:proofErr w:type="spellStart"/>
-            <w:r>
-              <w:rPr>
-                <w:rFonts w:ascii="Times New Roman" w:eastAsia="Aptos" w:hAnsi="Times New Roman" w:cs="Times New Roman"/>
-                <w:kern w:val="2"/>
-                <w:sz w:val="24"/>
-                <w:szCs w:val="24"/>
-                <w:lang w:bidi="ar"/>
-              </w:rPr>
-              <w:t>start_datetime</w:t>
-            </w:r>
-            <w:proofErr w:type="spellEnd"/>
-            <w:r>
-              <w:rPr>
-                <w:rFonts w:ascii="Times New Roman" w:eastAsia="Aptos" w:hAnsi="Times New Roman" w:cs="Times New Roman"/>
-                <w:kern w:val="2"/>
-                <w:sz w:val="24"/>
-                <w:szCs w:val="24"/>
-                <w:lang w:bidi="ar"/>
-              </w:rPr>
-              <w:t xml:space="preserve">, </w:t>
-            </w:r>
-            <w:proofErr w:type="spellStart"/>
-            <w:r>
-              <w:rPr>
-                <w:rFonts w:ascii="Times New Roman" w:eastAsia="Aptos" w:hAnsi="Times New Roman" w:cs="Times New Roman"/>
-                <w:kern w:val="2"/>
-                <w:sz w:val="24"/>
-                <w:szCs w:val="24"/>
-                <w:lang w:bidi="ar"/>
-              </w:rPr>
-              <w:t>end_datetime</w:t>
-            </w:r>
-            <w:proofErr w:type="spellEnd"/>
-            <w:r>
-              <w:rPr>
-                <w:rFonts w:ascii="Times New Roman" w:eastAsia="Aptos" w:hAnsi="Times New Roman" w:cs="Times New Roman"/>
-                <w:kern w:val="2"/>
-                <w:sz w:val="24"/>
-                <w:szCs w:val="24"/>
-                <w:lang w:bidi="ar"/>
-              </w:rPr>
-              <w:t xml:space="preserve">, </w:t>
-            </w:r>
-            <w:proofErr w:type="spellStart"/>
-            <w:r>
-              <w:rPr>
-                <w:rFonts w:ascii="Times New Roman" w:eastAsia="Aptos" w:hAnsi="Times New Roman" w:cs="Times New Roman"/>
-                <w:kern w:val="2"/>
-                <w:sz w:val="24"/>
-                <w:szCs w:val="24"/>
-                <w:lang w:bidi="ar"/>
-              </w:rPr>
-              <w:t>event_type</w:t>
-            </w:r>
-            <w:proofErr w:type="spellEnd"/>
           </w:p>
         </w:tc>
       </w:tr>
@@ -1952,7 +1376,6 @@
                 <w:lang w:val="ru-RU" w:bidi="ar"/>
               </w:rPr>
             </w:pPr>
-            <w:proofErr w:type="spellStart"/>
             <w:r>
               <w:rPr>
                 <w:rFonts w:ascii="Times New Roman" w:eastAsia="Aptos" w:hAnsi="Times New Roman" w:cs="Times New Roman"/>
@@ -1963,7 +1386,6 @@
               </w:rPr>
               <w:t>report</w:t>
             </w:r>
-            <w:proofErr w:type="spellEnd"/>
           </w:p>
         </w:tc>
         <w:tc>
@@ -1981,7 +1403,6 @@
                 <w:lang w:bidi="ar"/>
               </w:rPr>
             </w:pPr>
-            <w:proofErr w:type="spellStart"/>
             <w:r>
               <w:rPr>
                 <w:rFonts w:ascii="Times New Roman" w:eastAsia="Aptos" w:hAnsi="Times New Roman" w:cs="Times New Roman"/>
@@ -1990,119 +1411,8 @@
                 <w:szCs w:val="24"/>
                 <w:lang w:bidi="ar"/>
               </w:rPr>
-              <w:t>report_id</w:t>
+              <w:t>report_id, report_type, period_start, period_end, generated_at, generated_by</w:t>
             </w:r>
-            <w:proofErr w:type="spellEnd"/>
-            <w:r>
-              <w:rPr>
-                <w:rFonts w:ascii="Times New Roman" w:eastAsia="Aptos" w:hAnsi="Times New Roman" w:cs="Times New Roman"/>
-                <w:kern w:val="2"/>
-                <w:sz w:val="24"/>
-                <w:szCs w:val="24"/>
-                <w:lang w:bidi="ar"/>
-              </w:rPr>
-              <w:t xml:space="preserve">, </w:t>
-            </w:r>
-            <w:proofErr w:type="spellStart"/>
-            <w:r>
-              <w:rPr>
-                <w:rFonts w:ascii="Times New Roman" w:eastAsia="Aptos" w:hAnsi="Times New Roman" w:cs="Times New Roman"/>
-                <w:kern w:val="2"/>
-                <w:sz w:val="24"/>
-                <w:szCs w:val="24"/>
-                <w:lang w:bidi="ar"/>
-              </w:rPr>
-              <w:t>report_type</w:t>
-            </w:r>
-            <w:proofErr w:type="spellEnd"/>
-            <w:r>
-              <w:rPr>
-                <w:rFonts w:ascii="Times New Roman" w:eastAsia="Aptos" w:hAnsi="Times New Roman" w:cs="Times New Roman"/>
-                <w:kern w:val="2"/>
-                <w:sz w:val="24"/>
-                <w:szCs w:val="24"/>
-                <w:lang w:bidi="ar"/>
-              </w:rPr>
-              <w:t xml:space="preserve">, </w:t>
-            </w:r>
-            <w:proofErr w:type="spellStart"/>
-            <w:r>
-              <w:rPr>
-                <w:rFonts w:ascii="Times New Roman" w:eastAsia="Aptos" w:hAnsi="Times New Roman" w:cs="Times New Roman"/>
-                <w:kern w:val="2"/>
-                <w:sz w:val="24"/>
-                <w:szCs w:val="24"/>
-                <w:lang w:bidi="ar"/>
-              </w:rPr>
-              <w:t>period_start</w:t>
-            </w:r>
-            <w:proofErr w:type="spellEnd"/>
-            <w:r>
-              <w:rPr>
-                <w:rFonts w:ascii="Times New Roman" w:eastAsia="Aptos" w:hAnsi="Times New Roman" w:cs="Times New Roman"/>
-                <w:kern w:val="2"/>
-                <w:sz w:val="24"/>
-                <w:szCs w:val="24"/>
-                <w:lang w:bidi="ar"/>
-              </w:rPr>
-              <w:t xml:space="preserve">, </w:t>
-            </w:r>
-            <w:proofErr w:type="spellStart"/>
-            <w:r>
-              <w:rPr>
-                <w:rFonts w:ascii="Times New Roman" w:eastAsia="Aptos" w:hAnsi="Times New Roman" w:cs="Times New Roman"/>
-                <w:kern w:val="2"/>
-                <w:sz w:val="24"/>
-                <w:szCs w:val="24"/>
-                <w:lang w:bidi="ar"/>
-              </w:rPr>
-              <w:t>period_end</w:t>
-            </w:r>
-            <w:proofErr w:type="spellEnd"/>
-            <w:r>
-              <w:rPr>
-                <w:rFonts w:ascii="Times New Roman" w:eastAsia="Aptos" w:hAnsi="Times New Roman" w:cs="Times New Roman"/>
-                <w:kern w:val="2"/>
-                <w:sz w:val="24"/>
-                <w:szCs w:val="24"/>
-                <w:lang w:bidi="ar"/>
-              </w:rPr>
-              <w:t xml:space="preserve">, </w:t>
-            </w:r>
-            <w:proofErr w:type="spellStart"/>
-            <w:r>
-              <w:rPr>
-                <w:rFonts w:ascii="Times New Roman" w:eastAsia="Aptos" w:hAnsi="Times New Roman" w:cs="Times New Roman"/>
-                <w:kern w:val="2"/>
-                <w:sz w:val="24"/>
-                <w:szCs w:val="24"/>
-                <w:lang w:bidi="ar"/>
-              </w:rPr>
-              <w:t>generated_at</w:t>
-            </w:r>
-            <w:proofErr w:type="spellEnd"/>
-            <w:r>
-              <w:rPr>
-                <w:rFonts w:ascii="Times New Roman" w:eastAsia="Aptos" w:hAnsi="Times New Roman" w:cs="Times New Roman"/>
-                <w:kern w:val="2"/>
-                <w:sz w:val="24"/>
-                <w:szCs w:val="24"/>
-                <w:lang w:bidi="ar"/>
-              </w:rPr>
-              <w:t xml:space="preserve">, </w:t>
-            </w:r>
-            <w:proofErr w:type="spellStart"/>
-            <w:r>
-              <w:rPr>
-                <w:rFonts w:ascii="Times New Roman" w:eastAsia="Aptos" w:hAnsi="Times New Roman" w:cs="Times New Roman"/>
-                <w:kern w:val="2"/>
-                <w:sz w:val="24"/>
-                <w:szCs w:val="24"/>
-                <w:lang w:bidi="ar"/>
-              </w:rPr>
-              <w:t>generated_by</w:t>
-            </w:r>
-            <w:proofErr w:type="spellEnd"/>
           </w:p>
         </w:tc>
       </w:tr>
@@ -2149,7 +1459,6 @@
                 <w:lang w:val="ru-RU" w:bidi="ar"/>
               </w:rPr>
             </w:pPr>
-            <w:proofErr w:type="spellStart"/>
             <w:r>
               <w:rPr>
                 <w:rFonts w:ascii="Times New Roman" w:eastAsia="Aptos" w:hAnsi="Times New Roman" w:cs="Times New Roman"/>
@@ -2160,7 +1469,6 @@
               </w:rPr>
               <w:t>audit_log</w:t>
             </w:r>
-            <w:proofErr w:type="spellEnd"/>
           </w:p>
         </w:tc>
         <w:tc>
@@ -2178,7 +1486,6 @@
                 <w:lang w:bidi="ar"/>
               </w:rPr>
             </w:pPr>
-            <w:proofErr w:type="spellStart"/>
             <w:r>
               <w:rPr>
                 <w:rFonts w:ascii="Times New Roman" w:eastAsia="Aptos" w:hAnsi="Times New Roman" w:cs="Times New Roman"/>
@@ -2187,131 +1494,8 @@
                 <w:szCs w:val="24"/>
                 <w:lang w:bidi="ar"/>
               </w:rPr>
-              <w:t>log_id</w:t>
+              <w:t>log_id, user_id, action_type, object_type, object_id, timestamp, ip_address</w:t>
             </w:r>
-            <w:proofErr w:type="spellEnd"/>
-            <w:r>
-              <w:rPr>
-                <w:rFonts w:ascii="Times New Roman" w:eastAsia="Aptos" w:hAnsi="Times New Roman" w:cs="Times New Roman"/>
-                <w:kern w:val="2"/>
-                <w:sz w:val="24"/>
-                <w:szCs w:val="24"/>
-                <w:lang w:bidi="ar"/>
-              </w:rPr>
-              <w:t xml:space="preserve">, </w:t>
-            </w:r>
-            <w:proofErr w:type="spellStart"/>
-            <w:r>
-              <w:rPr>
-                <w:rFonts w:ascii="Times New Roman" w:eastAsia="Aptos" w:hAnsi="Times New Roman" w:cs="Times New Roman"/>
-                <w:kern w:val="2"/>
-                <w:sz w:val="24"/>
-                <w:szCs w:val="24"/>
-                <w:lang w:bidi="ar"/>
-              </w:rPr>
-              <w:t>user_id</w:t>
-            </w:r>
-            <w:proofErr w:type="spellEnd"/>
-            <w:r>
-              <w:rPr>
-                <w:rFonts w:ascii="Times New Roman" w:eastAsia="Aptos" w:hAnsi="Times New Roman" w:cs="Times New Roman"/>
-                <w:kern w:val="2"/>
-                <w:sz w:val="24"/>
-                <w:szCs w:val="24"/>
-                <w:lang w:bidi="ar"/>
-              </w:rPr>
-              <w:t xml:space="preserve">, </w:t>
-            </w:r>
-            <w:proofErr w:type="spellStart"/>
-            <w:proofErr w:type="gramStart"/>
-            <w:r>
-              <w:rPr>
-                <w:rFonts w:ascii="Times New Roman" w:eastAsia="Aptos" w:hAnsi="Times New Roman" w:cs="Times New Roman"/>
-                <w:kern w:val="2"/>
-                <w:sz w:val="24"/>
-                <w:szCs w:val="24"/>
-                <w:lang w:bidi="ar"/>
-              </w:rPr>
-              <w:t>action</w:t>
-            </w:r>
-            <w:proofErr w:type="gramEnd"/>
-            <w:r>
-              <w:rPr>
-                <w:rFonts w:ascii="Times New Roman" w:eastAsia="Aptos" w:hAnsi="Times New Roman" w:cs="Times New Roman"/>
-                <w:kern w:val="2"/>
-                <w:sz w:val="24"/>
-                <w:szCs w:val="24"/>
-                <w:lang w:bidi="ar"/>
-              </w:rPr>
-              <w:t>_type</w:t>
-            </w:r>
-            <w:proofErr w:type="spellEnd"/>
-            <w:r>
-              <w:rPr>
-                <w:rFonts w:ascii="Times New Roman" w:eastAsia="Aptos" w:hAnsi="Times New Roman" w:cs="Times New Roman"/>
-                <w:kern w:val="2"/>
-                <w:sz w:val="24"/>
-                <w:szCs w:val="24"/>
-                <w:lang w:bidi="ar"/>
-              </w:rPr>
-              <w:t xml:space="preserve">, </w:t>
-            </w:r>
-            <w:proofErr w:type="spellStart"/>
-            <w:r>
-              <w:rPr>
-                <w:rFonts w:ascii="Times New Roman" w:eastAsia="Aptos" w:hAnsi="Times New Roman" w:cs="Times New Roman"/>
-                <w:kern w:val="2"/>
-                <w:sz w:val="24"/>
-                <w:szCs w:val="24"/>
-                <w:lang w:bidi="ar"/>
-              </w:rPr>
-              <w:t>object_type</w:t>
-            </w:r>
-            <w:proofErr w:type="spellEnd"/>
-            <w:r>
-              <w:rPr>
-                <w:rFonts w:ascii="Times New Roman" w:eastAsia="Aptos" w:hAnsi="Times New Roman" w:cs="Times New Roman"/>
-                <w:kern w:val="2"/>
-                <w:sz w:val="24"/>
-                <w:szCs w:val="24"/>
-                <w:lang w:bidi="ar"/>
-              </w:rPr>
-              <w:t xml:space="preserve">, </w:t>
-            </w:r>
-            <w:proofErr w:type="spellStart"/>
-            <w:r>
-              <w:rPr>
-                <w:rFonts w:ascii="Times New Roman" w:eastAsia="Aptos" w:hAnsi="Times New Roman" w:cs="Times New Roman"/>
-                <w:kern w:val="2"/>
-                <w:sz w:val="24"/>
-                <w:szCs w:val="24"/>
-                <w:lang w:bidi="ar"/>
-              </w:rPr>
-              <w:t>object_id</w:t>
-            </w:r>
-            <w:proofErr w:type="spellEnd"/>
-            <w:r>
-              <w:rPr>
-                <w:rFonts w:ascii="Times New Roman" w:eastAsia="Aptos" w:hAnsi="Times New Roman" w:cs="Times New Roman"/>
-                <w:kern w:val="2"/>
-                <w:sz w:val="24"/>
-                <w:szCs w:val="24"/>
-                <w:lang w:bidi="ar"/>
-              </w:rPr>
-              <w:t xml:space="preserve">, timestamp, </w:t>
-            </w:r>
-            <w:proofErr w:type="spellStart"/>
-            <w:r>
-              <w:rPr>
-                <w:rFonts w:ascii="Times New Roman" w:eastAsia="Aptos" w:hAnsi="Times New Roman" w:cs="Times New Roman"/>
-                <w:kern w:val="2"/>
-                <w:sz w:val="24"/>
-                <w:szCs w:val="24"/>
-                <w:lang w:bidi="ar"/>
-              </w:rPr>
-              <w:t>ip_address</w:t>
-            </w:r>
-            <w:proofErr w:type="spellEnd"/>
           </w:p>
         </w:tc>
       </w:tr>
@@ -2538,31 +1722,7 @@
           <w:shd w:val="clear" w:color="auto" w:fill="FFFFFF"/>
           <w:lang w:val="ru-RU"/>
         </w:rPr>
-        <w:t>Роль (</w:t>
-      </w:r>
-      <w:proofErr w:type="spellStart"/>
-      <w:r>
-        <w:rPr>
-          <w:rFonts w:ascii="Times New Roman" w:hAnsi="Times New Roman"/>
-          <w:color w:val="000000"/>
-          <w:sz w:val="28"/>
-          <w:szCs w:val="28"/>
-          <w:shd w:val="clear" w:color="auto" w:fill="FFFFFF"/>
-          <w:lang w:val="ru-RU"/>
-        </w:rPr>
-        <w:t>Role</w:t>
-      </w:r>
-      <w:proofErr w:type="spellEnd"/>
-      <w:r>
-        <w:rPr>
-          <w:rFonts w:ascii="Times New Roman" w:hAnsi="Times New Roman"/>
-          <w:color w:val="000000"/>
-          <w:sz w:val="28"/>
-          <w:szCs w:val="28"/>
-          <w:shd w:val="clear" w:color="auto" w:fill="FFFFFF"/>
-          <w:lang w:val="ru-RU"/>
-        </w:rPr>
-        <w:t>) – совокупность прав и ограничений доступа к функциям и данным системы, назначаемая пользователю в соответствии с его должностными обязанностями.</w:t>
+        <w:t>Роль (Role) – совокупность прав и ограничений доступа к функциям и данным системы, назначаемая пользователю в соответствии с его должностными обязанностями.</w:t>
       </w:r>
     </w:p>
     <w:p>
@@ -2594,31 +1754,7 @@
           <w:shd w:val="clear" w:color="auto" w:fill="FFFFFF"/>
           <w:lang w:val="ru-RU"/>
         </w:rPr>
-        <w:t>RBAC (</w:t>
-      </w:r>
-      <w:proofErr w:type="spellStart"/>
-      <w:r>
-        <w:rPr>
-          <w:rFonts w:ascii="Times New Roman" w:hAnsi="Times New Roman"/>
-          <w:color w:val="000000"/>
-          <w:sz w:val="28"/>
-          <w:szCs w:val="28"/>
-          <w:shd w:val="clear" w:color="auto" w:fill="FFFFFF"/>
-          <w:lang w:val="ru-RU"/>
-        </w:rPr>
-        <w:t>Role</w:t>
-      </w:r>
-      <w:proofErr w:type="spellEnd"/>
-      <w:r>
-        <w:rPr>
-          <w:rFonts w:ascii="Times New Roman" w:hAnsi="Times New Roman"/>
-          <w:color w:val="000000"/>
-          <w:sz w:val="28"/>
-          <w:szCs w:val="28"/>
-          <w:shd w:val="clear" w:color="auto" w:fill="FFFFFF"/>
-          <w:lang w:val="ru-RU"/>
-        </w:rPr>
-        <w:t>-Based Access Control) – модель разграничения доступа, основанная на назначении прав пользователям через роли.</w:t>
+        <w:t>RBAC (Role-Based Access Control) – модель разграничения доступа, основанная на назначении прав пользователям через роли.</w:t>
       </w:r>
     </w:p>
     <w:p>
@@ -2843,55 +1979,7 @@
           <w:lang w:val="ru-RU"/>
         </w:rPr>
         <w:lastRenderedPageBreak/>
-        <w:t>Журнал аудита (</w:t>
-      </w:r>
-      <w:proofErr w:type="spellStart"/>
-      <w:r>
-        <w:rPr>
-          <w:rFonts w:ascii="Times New Roman" w:hAnsi="Times New Roman"/>
-          <w:color w:val="000000"/>
-          <w:sz w:val="28"/>
-          <w:szCs w:val="28"/>
-          <w:shd w:val="clear" w:color="auto" w:fill="FFFFFF"/>
-          <w:lang w:val="ru-RU"/>
-        </w:rPr>
-        <w:t>Audit</w:t>
-      </w:r>
-      <w:proofErr w:type="spellEnd"/>
-      <w:r>
-        <w:rPr>
-          <w:rFonts w:ascii="Times New Roman" w:hAnsi="Times New Roman"/>
-          <w:color w:val="000000"/>
-          <w:sz w:val="28"/>
-          <w:szCs w:val="28"/>
-          <w:shd w:val="clear" w:color="auto" w:fill="FFFFFF"/>
-          <w:lang w:val="ru-RU"/>
-        </w:rPr>
-        <w:t xml:space="preserve"> </w:t>
-      </w:r>
-      <w:proofErr w:type="spellStart"/>
-      <w:r>
-        <w:rPr>
-          <w:rFonts w:ascii="Times New Roman" w:hAnsi="Times New Roman"/>
-          <w:color w:val="000000"/>
-          <w:sz w:val="28"/>
-          <w:szCs w:val="28"/>
-          <w:shd w:val="clear" w:color="auto" w:fill="FFFFFF"/>
-          <w:lang w:val="ru-RU"/>
-        </w:rPr>
-        <w:t>Log</w:t>
-      </w:r>
-      <w:proofErr w:type="spellEnd"/>
-      <w:r>
-        <w:rPr>
-          <w:rFonts w:ascii="Times New Roman" w:hAnsi="Times New Roman"/>
-          <w:color w:val="000000"/>
-          <w:sz w:val="28"/>
-          <w:szCs w:val="28"/>
-          <w:shd w:val="clear" w:color="auto" w:fill="FFFFFF"/>
-          <w:lang w:val="ru-RU"/>
-        </w:rPr>
-        <w:t>) – системный механизм регистрации действий пользователей с фиксацией времени, типа действия и объекта воздействия.</w:t>
+        <w:t>Журнал аудита (Audit Log) – системный механизм регистрации действий пользователей с фиксацией времени, типа действия и объекта воздействия.</w:t>
       </w:r>
     </w:p>
     <w:p>
@@ -2955,31 +2043,7 @@
           <w:shd w:val="clear" w:color="auto" w:fill="FFFFFF"/>
           <w:lang w:val="ru-RU"/>
         </w:rPr>
-        <w:t xml:space="preserve">API (Application </w:t>
-      </w:r>
-      <w:proofErr w:type="spellStart"/>
-      <w:r>
-        <w:rPr>
-          <w:rFonts w:ascii="Times New Roman" w:hAnsi="Times New Roman"/>
-          <w:color w:val="000000"/>
-          <w:sz w:val="28"/>
-          <w:szCs w:val="28"/>
-          <w:shd w:val="clear" w:color="auto" w:fill="FFFFFF"/>
-          <w:lang w:val="ru-RU"/>
-        </w:rPr>
-        <w:t>Programming</w:t>
-      </w:r>
-      <w:proofErr w:type="spellEnd"/>
-      <w:r>
-        <w:rPr>
-          <w:rFonts w:ascii="Times New Roman" w:hAnsi="Times New Roman"/>
-          <w:color w:val="000000"/>
-          <w:sz w:val="28"/>
-          <w:szCs w:val="28"/>
-          <w:shd w:val="clear" w:color="auto" w:fill="FFFFFF"/>
-          <w:lang w:val="ru-RU"/>
-        </w:rPr>
-        <w:t xml:space="preserve"> Interface) – программный интерфейс взаимодействия системы с внешними сервисами или модулями.</w:t>
+        <w:t>API (Application Programming Interface) – программный интерфейс взаимодействия системы с внешними сервисами или модулями.</w:t>
       </w:r>
     </w:p>
     <w:p>
@@ -3011,31 +2075,7 @@
           <w:shd w:val="clear" w:color="auto" w:fill="FFFFFF"/>
           <w:lang w:val="ru-RU"/>
         </w:rPr>
-        <w:t>REST (</w:t>
-      </w:r>
-      <w:proofErr w:type="spellStart"/>
-      <w:r>
-        <w:rPr>
-          <w:rFonts w:ascii="Times New Roman" w:hAnsi="Times New Roman"/>
-          <w:color w:val="000000"/>
-          <w:sz w:val="28"/>
-          <w:szCs w:val="28"/>
-          <w:shd w:val="clear" w:color="auto" w:fill="FFFFFF"/>
-          <w:lang w:val="ru-RU"/>
-        </w:rPr>
-        <w:t>Representational</w:t>
-      </w:r>
-      <w:proofErr w:type="spellEnd"/>
-      <w:r>
-        <w:rPr>
-          <w:rFonts w:ascii="Times New Roman" w:hAnsi="Times New Roman"/>
-          <w:color w:val="000000"/>
-          <w:sz w:val="28"/>
-          <w:szCs w:val="28"/>
-          <w:shd w:val="clear" w:color="auto" w:fill="FFFFFF"/>
-          <w:lang w:val="ru-RU"/>
-        </w:rPr>
-        <w:t xml:space="preserve"> State Transfer) – архитектурный стиль построения веб-сервисов, основанный на использовании стандартных HTTP-методов.</w:t>
+        <w:t>REST (Representational State Transfer) – архитектурный стиль построения веб-сервисов, основанный на использовании стандартных HTTP-методов.</w:t>
       </w:r>
     </w:p>
     <w:p>
@@ -3067,31 +2107,7 @@
           <w:shd w:val="clear" w:color="auto" w:fill="FFFFFF"/>
           <w:lang w:val="ru-RU"/>
         </w:rPr>
-        <w:t>HTTPS (</w:t>
-      </w:r>
-      <w:proofErr w:type="spellStart"/>
-      <w:r>
-        <w:rPr>
-          <w:rFonts w:ascii="Times New Roman" w:hAnsi="Times New Roman"/>
-          <w:color w:val="000000"/>
-          <w:sz w:val="28"/>
-          <w:szCs w:val="28"/>
-          <w:shd w:val="clear" w:color="auto" w:fill="FFFFFF"/>
-          <w:lang w:val="ru-RU"/>
-        </w:rPr>
-        <w:t>HyperText</w:t>
-      </w:r>
-      <w:proofErr w:type="spellEnd"/>
-      <w:r>
-        <w:rPr>
-          <w:rFonts w:ascii="Times New Roman" w:hAnsi="Times New Roman"/>
-          <w:color w:val="000000"/>
-          <w:sz w:val="28"/>
-          <w:szCs w:val="28"/>
-          <w:shd w:val="clear" w:color="auto" w:fill="FFFFFF"/>
-          <w:lang w:val="ru-RU"/>
-        </w:rPr>
-        <w:t xml:space="preserve"> Transfer Protocol Secure) – защищённый протокол передачи данных между клиентом и сервером с использованием криптографического шифрования.</w:t>
+        <w:t>HTTPS (HyperText Transfer Protocol Secure) – защищённый протокол передачи данных между клиентом и сервером с использованием криптографического шифрования.</w:t>
       </w:r>
     </w:p>
     <w:p>
@@ -3207,34 +2223,14 @@
           <w:szCs w:val="28"/>
         </w:rPr>
       </w:pPr>
-      <w:proofErr w:type="spellStart"/>
       <w:r>
         <w:rPr>
           <w:rFonts w:ascii="Times New Roman" w:hAnsi="Times New Roman"/>
           <w:sz w:val="28"/>
           <w:szCs w:val="28"/>
         </w:rPr>
-        <w:t>Анализ</w:t>
-      </w:r>
-      <w:proofErr w:type="spellEnd"/>
-      <w:r>
-        <w:rPr>
-          <w:rFonts w:ascii="Times New Roman" w:hAnsi="Times New Roman"/>
-          <w:sz w:val="28"/>
-          <w:szCs w:val="28"/>
-        </w:rPr>
-        <w:t xml:space="preserve"> </w:t>
-      </w:r>
-      <w:proofErr w:type="spellStart"/>
-      <w:r>
-        <w:rPr>
-          <w:rFonts w:ascii="Times New Roman" w:hAnsi="Times New Roman"/>
-          <w:sz w:val="28"/>
-          <w:szCs w:val="28"/>
-        </w:rPr>
-        <w:t>требований</w:t>
-      </w:r>
-      <w:proofErr w:type="spellEnd"/>
+        <w:t>Анализ требований</w:t>
+      </w:r>
     </w:p>
     <w:p>
       <w:pPr>
@@ -3255,27 +2251,7 @@
           <w:szCs w:val="28"/>
           <w:lang w:val="ru-RU"/>
         </w:rPr>
-        <w:t xml:space="preserve">Конфиденциальные (Персональные данные – </w:t>
-      </w:r>
-      <w:proofErr w:type="spellStart"/>
-      <w:r>
-        <w:rPr>
-          <w:rFonts w:ascii="Times New Roman" w:hAnsi="Times New Roman" w:cs="Times New Roman"/>
-          <w:sz w:val="28"/>
-          <w:szCs w:val="28"/>
-          <w:lang w:val="ru-RU"/>
-        </w:rPr>
-        <w:t>ПДн</w:t>
-      </w:r>
-      <w:proofErr w:type="spellEnd"/>
-      <w:r>
-        <w:rPr>
-          <w:rFonts w:ascii="Times New Roman" w:hAnsi="Times New Roman" w:cs="Times New Roman"/>
-          <w:sz w:val="28"/>
-          <w:szCs w:val="28"/>
-          <w:lang w:val="ru-RU"/>
-        </w:rPr>
-        <w:t>)</w:t>
+        <w:t>Конфиденциальные (Персональные данные – ПДн)</w:t>
       </w:r>
     </w:p>
     <w:p>
@@ -3297,27 +2273,7 @@
           <w:szCs w:val="28"/>
           <w:lang w:val="ru-RU"/>
         </w:rPr>
-        <w:t xml:space="preserve">ФИО сотрудников, должность, контактные данные (телефон, </w:t>
-      </w:r>
-      <w:proofErr w:type="spellStart"/>
-      <w:r>
-        <w:rPr>
-          <w:rFonts w:ascii="Times New Roman" w:hAnsi="Times New Roman" w:cs="Times New Roman"/>
-          <w:sz w:val="28"/>
-          <w:szCs w:val="28"/>
-          <w:lang w:val="ru-RU"/>
-        </w:rPr>
-        <w:t>email</w:t>
-      </w:r>
-      <w:proofErr w:type="spellEnd"/>
-      <w:r>
-        <w:rPr>
-          <w:rFonts w:ascii="Times New Roman" w:hAnsi="Times New Roman" w:cs="Times New Roman"/>
-          <w:sz w:val="28"/>
-          <w:szCs w:val="28"/>
-          <w:lang w:val="ru-RU"/>
-        </w:rPr>
-        <w:t>), логины пользователей, сведения о служебной деятельности (история поручений), IP-адреса подключений.</w:t>
+        <w:t>ФИО сотрудников, должность, контактные данные (телефон, email), логины пользователей, сведения о служебной деятельности (история поручений), IP-адреса подключений.</w:t>
       </w:r>
     </w:p>
     <w:p>
@@ -4271,27 +3227,7 @@
           <w:szCs w:val="28"/>
           <w:lang w:val="ru-RU"/>
         </w:rPr>
-        <w:t xml:space="preserve">ограничение круга лиц, имеющих доступ к </w:t>
-      </w:r>
-      <w:proofErr w:type="spellStart"/>
-      <w:r>
-        <w:rPr>
-          <w:rFonts w:ascii="Times New Roman" w:hAnsi="Times New Roman" w:cs="Times New Roman"/>
-          <w:sz w:val="28"/>
-          <w:szCs w:val="28"/>
-          <w:lang w:val="ru-RU"/>
-        </w:rPr>
-        <w:t>ПДн</w:t>
-      </w:r>
-      <w:proofErr w:type="spellEnd"/>
-      <w:r>
-        <w:rPr>
-          <w:rFonts w:ascii="Times New Roman" w:hAnsi="Times New Roman" w:cs="Times New Roman"/>
-          <w:sz w:val="28"/>
-          <w:szCs w:val="28"/>
-          <w:lang w:val="ru-RU"/>
-        </w:rPr>
-        <w:t>;</w:t>
+        <w:t>ограничение круга лиц, имеющих доступ к ПДн;</w:t>
       </w:r>
     </w:p>
     <w:p>
@@ -4317,27 +3253,7 @@
           <w:szCs w:val="28"/>
           <w:lang w:val="ru-RU"/>
         </w:rPr>
-        <w:t xml:space="preserve">хранение </w:t>
-      </w:r>
-      <w:proofErr w:type="spellStart"/>
-      <w:r>
-        <w:rPr>
-          <w:rFonts w:ascii="Times New Roman" w:hAnsi="Times New Roman" w:cs="Times New Roman"/>
-          <w:sz w:val="28"/>
-          <w:szCs w:val="28"/>
-          <w:lang w:val="ru-RU"/>
-        </w:rPr>
-        <w:t>ПДн</w:t>
-      </w:r>
-      <w:proofErr w:type="spellEnd"/>
-      <w:r>
-        <w:rPr>
-          <w:rFonts w:ascii="Times New Roman" w:hAnsi="Times New Roman" w:cs="Times New Roman"/>
-          <w:sz w:val="28"/>
-          <w:szCs w:val="28"/>
-          <w:lang w:val="ru-RU"/>
-        </w:rPr>
-        <w:t xml:space="preserve"> на территории Российской Федерации (в случае облачного размещения — использование российских дата-центров);</w:t>
+        <w:t>хранение ПДн на территории Российской Федерации (в случае облачного размещения — использование российских дата-центров);</w:t>
       </w:r>
     </w:p>
     <w:p>
@@ -4699,7 +3615,7 @@
           </mc:Choice>
           <mc:Fallback>
             <w:pict>
-              <v:line w14:anchorId="3D1C7D27" id="Straight Connector 6" o:spid="_x0000_s1026" style="position:absolute;z-index:251659264;visibility:visible;mso-wrap-style:square;mso-wrap-distance-left:9pt;mso-wrap-distance-top:0;mso-wrap-distance-right:9pt;mso-wrap-distance-bottom:0;mso-position-horizontal:absolute;mso-position-horizontal-relative:text;mso-position-vertical:absolute;mso-position-vertical-relative:text" from="1pt,122.1pt" to="1pt,146.2pt" o:gfxdata="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" strokecolor="black [3213]">
+              <v:line w14:anchorId="7596C8B8" id="Straight Connector 6" o:spid="_x0000_s1026" style="position:absolute;z-index:251659264;visibility:visible;mso-wrap-style:square;mso-wrap-distance-left:9pt;mso-wrap-distance-top:0;mso-wrap-distance-right:9pt;mso-wrap-distance-bottom:0;mso-position-horizontal:absolute;mso-position-horizontal-relative:text;mso-position-vertical:absolute;mso-position-vertical-relative:text" from="1pt,122.1pt" to="1pt,146.2pt" o:gfxdata="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" strokecolor="black [3213]">
                 <v:stroke joinstyle="miter"/>
               </v:line>
             </w:pict>
@@ -4846,70 +3762,14 @@
         <w:lastRenderedPageBreak/>
         <w:t>М</w:t>
       </w:r>
-      <w:proofErr w:type="spellStart"/>
       <w:r>
         <w:rPr>
           <w:rFonts w:ascii="Times New Roman" w:hAnsi="Times New Roman"/>
           <w:sz w:val="28"/>
           <w:szCs w:val="28"/>
         </w:rPr>
-        <w:t>атрицу</w:t>
-      </w:r>
-      <w:proofErr w:type="spellEnd"/>
-      <w:r>
-        <w:rPr>
-          <w:rFonts w:ascii="Times New Roman" w:hAnsi="Times New Roman"/>
-          <w:sz w:val="28"/>
-          <w:szCs w:val="28"/>
-        </w:rPr>
-        <w:t xml:space="preserve"> </w:t>
-      </w:r>
-      <w:proofErr w:type="spellStart"/>
-      <w:r>
-        <w:rPr>
-          <w:rFonts w:ascii="Times New Roman" w:hAnsi="Times New Roman"/>
-          <w:sz w:val="28"/>
-          <w:szCs w:val="28"/>
-        </w:rPr>
-        <w:t>рисков</w:t>
-      </w:r>
-      <w:proofErr w:type="spellEnd"/>
-      <w:r>
-        <w:rPr>
-          <w:rFonts w:ascii="Times New Roman" w:hAnsi="Times New Roman"/>
-          <w:sz w:val="28"/>
-          <w:szCs w:val="28"/>
-        </w:rPr>
-        <w:t xml:space="preserve"> </w:t>
-      </w:r>
-      <w:proofErr w:type="spellStart"/>
-      <w:r>
-        <w:rPr>
-          <w:rFonts w:ascii="Times New Roman" w:hAnsi="Times New Roman"/>
-          <w:sz w:val="28"/>
-          <w:szCs w:val="28"/>
-        </w:rPr>
-        <w:t>для</w:t>
-      </w:r>
-      <w:proofErr w:type="spellEnd"/>
-      <w:r>
-        <w:rPr>
-          <w:rFonts w:ascii="Times New Roman" w:hAnsi="Times New Roman"/>
-          <w:sz w:val="28"/>
-          <w:szCs w:val="28"/>
-        </w:rPr>
-        <w:t xml:space="preserve"> </w:t>
-      </w:r>
-      <w:proofErr w:type="spellStart"/>
-      <w:r>
-        <w:rPr>
-          <w:rFonts w:ascii="Times New Roman" w:hAnsi="Times New Roman"/>
-          <w:sz w:val="28"/>
-          <w:szCs w:val="28"/>
-        </w:rPr>
-        <w:t>данных</w:t>
-      </w:r>
-      <w:proofErr w:type="spellEnd"/>
+        <w:t>атрицу рисков для данных</w:t>
+      </w:r>
     </w:p>
     <w:p>
       <w:pPr>
@@ -5966,7 +4826,6 @@
           <w:szCs w:val="28"/>
         </w:rPr>
       </w:pPr>
-      <w:proofErr w:type="spellStart"/>
       <w:r>
         <w:rPr>
           <w:rFonts w:ascii="Times New Roman" w:hAnsi="Times New Roman"/>
@@ -5974,52 +4833,7 @@
           <w:szCs w:val="28"/>
         </w:rPr>
         <w:lastRenderedPageBreak/>
-        <w:t>Разработка</w:t>
-      </w:r>
-      <w:proofErr w:type="spellEnd"/>
-      <w:r>
-        <w:rPr>
-          <w:rFonts w:ascii="Times New Roman" w:hAnsi="Times New Roman"/>
-          <w:sz w:val="28"/>
-          <w:szCs w:val="28"/>
-        </w:rPr>
-        <w:t xml:space="preserve"> </w:t>
-      </w:r>
-      <w:proofErr w:type="spellStart"/>
-      <w:r>
-        <w:rPr>
-          <w:rFonts w:ascii="Times New Roman" w:hAnsi="Times New Roman"/>
-          <w:sz w:val="28"/>
-          <w:szCs w:val="28"/>
-        </w:rPr>
-        <w:t>локальных</w:t>
-      </w:r>
-      <w:proofErr w:type="spellEnd"/>
-      <w:r>
-        <w:rPr>
-          <w:rFonts w:ascii="Times New Roman" w:hAnsi="Times New Roman"/>
-          <w:sz w:val="28"/>
-          <w:szCs w:val="28"/>
-        </w:rPr>
-        <w:t xml:space="preserve"> </w:t>
-      </w:r>
-      <w:proofErr w:type="spellStart"/>
-      <w:r>
-        <w:rPr>
-          <w:rFonts w:ascii="Times New Roman" w:hAnsi="Times New Roman"/>
-          <w:sz w:val="28"/>
-          <w:szCs w:val="28"/>
-        </w:rPr>
-        <w:t>актов</w:t>
-      </w:r>
-      <w:proofErr w:type="spellEnd"/>
-      <w:r>
-        <w:rPr>
-          <w:rFonts w:ascii="Times New Roman" w:hAnsi="Times New Roman"/>
-          <w:sz w:val="28"/>
-          <w:szCs w:val="28"/>
-        </w:rPr>
-        <w:t>.</w:t>
+        <w:t>Разработка локальных актов.</w:t>
       </w:r>
     </w:p>
     <w:p>
@@ -6038,52 +4852,14 @@
           <w:szCs w:val="28"/>
         </w:rPr>
       </w:pPr>
-      <w:proofErr w:type="spellStart"/>
       <w:r>
         <w:rPr>
           <w:rFonts w:ascii="Times New Roman" w:hAnsi="Times New Roman"/>
           <w:sz w:val="28"/>
           <w:szCs w:val="28"/>
         </w:rPr>
-        <w:t>Политика</w:t>
-      </w:r>
-      <w:proofErr w:type="spellEnd"/>
-      <w:r>
-        <w:rPr>
-          <w:rFonts w:ascii="Times New Roman" w:hAnsi="Times New Roman"/>
-          <w:sz w:val="28"/>
-          <w:szCs w:val="28"/>
-        </w:rPr>
-        <w:t xml:space="preserve"> </w:t>
-      </w:r>
-      <w:proofErr w:type="spellStart"/>
-      <w:r>
-        <w:rPr>
-          <w:rFonts w:ascii="Times New Roman" w:hAnsi="Times New Roman"/>
-          <w:sz w:val="28"/>
-          <w:szCs w:val="28"/>
-        </w:rPr>
-        <w:t>информационной</w:t>
-      </w:r>
-      <w:proofErr w:type="spellEnd"/>
-      <w:r>
-        <w:rPr>
-          <w:rFonts w:ascii="Times New Roman" w:hAnsi="Times New Roman"/>
-          <w:sz w:val="28"/>
-          <w:szCs w:val="28"/>
-        </w:rPr>
-        <w:t xml:space="preserve"> </w:t>
-      </w:r>
-      <w:proofErr w:type="spellStart"/>
-      <w:r>
-        <w:rPr>
-          <w:rFonts w:ascii="Times New Roman" w:hAnsi="Times New Roman"/>
-          <w:sz w:val="28"/>
-          <w:szCs w:val="28"/>
-        </w:rPr>
-        <w:t>безопасности</w:t>
-      </w:r>
-      <w:proofErr w:type="spellEnd"/>
+        <w:t>Политика информационной безопасности</w:t>
+      </w:r>
     </w:p>
     <w:p>
       <w:pPr>
@@ -6116,34 +4892,14 @@
           <w:szCs w:val="24"/>
         </w:rPr>
       </w:pPr>
-      <w:proofErr w:type="spellStart"/>
       <w:r>
         <w:rPr>
           <w:rFonts w:ascii="Times New Roman" w:hAnsi="Times New Roman" w:cs="Times New Roman"/>
           <w:sz w:val="24"/>
           <w:szCs w:val="24"/>
         </w:rPr>
-        <w:t>Руководитель</w:t>
-      </w:r>
-      <w:proofErr w:type="spellEnd"/>
-      <w:r>
-        <w:rPr>
-          <w:rFonts w:ascii="Times New Roman" w:hAnsi="Times New Roman" w:cs="Times New Roman"/>
-          <w:sz w:val="24"/>
-          <w:szCs w:val="24"/>
-        </w:rPr>
-        <w:t xml:space="preserve"> </w:t>
-      </w:r>
-      <w:proofErr w:type="spellStart"/>
-      <w:r>
-        <w:rPr>
-          <w:rFonts w:ascii="Times New Roman" w:hAnsi="Times New Roman" w:cs="Times New Roman"/>
-          <w:sz w:val="24"/>
-          <w:szCs w:val="24"/>
-        </w:rPr>
-        <w:t>проекта</w:t>
-      </w:r>
-      <w:proofErr w:type="spellEnd"/>
+        <w:t>Руководитель проекта</w:t>
+      </w:r>
     </w:p>
     <w:p>
       <w:pPr>
@@ -6730,27 +5486,7 @@
           <w:szCs w:val="24"/>
           <w:lang w:val="ru-RU"/>
         </w:rPr>
-        <w:t xml:space="preserve">контактные данные (телефон, </w:t>
-      </w:r>
-      <w:proofErr w:type="spellStart"/>
-      <w:r>
-        <w:rPr>
-          <w:rFonts w:ascii="Times New Roman" w:hAnsi="Times New Roman" w:cs="Times New Roman"/>
-          <w:sz w:val="24"/>
-          <w:szCs w:val="24"/>
-          <w:lang w:val="ru-RU"/>
-        </w:rPr>
-        <w:t>email</w:t>
-      </w:r>
-      <w:proofErr w:type="spellEnd"/>
-      <w:r>
-        <w:rPr>
-          <w:rFonts w:ascii="Times New Roman" w:hAnsi="Times New Roman" w:cs="Times New Roman"/>
-          <w:sz w:val="24"/>
-          <w:szCs w:val="24"/>
-          <w:lang w:val="ru-RU"/>
-        </w:rPr>
-        <w:t>);</w:t>
+        <w:t>контактные данные (телефон, email);</w:t>
       </w:r>
       <w:r>
         <w:rPr>
@@ -7133,27 +5869,7 @@
           <w:szCs w:val="24"/>
           <w:lang w:val="ru-RU"/>
         </w:rPr>
-        <w:t xml:space="preserve">запрет вывода </w:t>
-      </w:r>
-      <w:proofErr w:type="spellStart"/>
-      <w:r>
-        <w:rPr>
-          <w:rFonts w:ascii="Times New Roman" w:hAnsi="Times New Roman" w:cs="Times New Roman"/>
-          <w:sz w:val="24"/>
-          <w:szCs w:val="24"/>
-          <w:lang w:val="ru-RU"/>
-        </w:rPr>
-        <w:t>ПДн</w:t>
-      </w:r>
-      <w:proofErr w:type="spellEnd"/>
-      <w:r>
-        <w:rPr>
-          <w:rFonts w:ascii="Times New Roman" w:hAnsi="Times New Roman" w:cs="Times New Roman"/>
-          <w:sz w:val="24"/>
-          <w:szCs w:val="24"/>
-          <w:lang w:val="ru-RU"/>
-        </w:rPr>
-        <w:t xml:space="preserve"> в журналы логирования;</w:t>
+        <w:t>запрет вывода ПДн в журналы логирования;</w:t>
       </w:r>
     </w:p>
     <w:p>
@@ -7231,27 +5947,7 @@
           <w:szCs w:val="24"/>
           <w:lang w:val="ru-RU"/>
         </w:rPr>
-        <w:t>хранение в защищённых конфигурационных файлах (.</w:t>
-      </w:r>
-      <w:proofErr w:type="spellStart"/>
-      <w:r>
-        <w:rPr>
-          <w:rFonts w:ascii="Times New Roman" w:hAnsi="Times New Roman" w:cs="Times New Roman"/>
-          <w:sz w:val="24"/>
-          <w:szCs w:val="24"/>
-          <w:lang w:val="ru-RU"/>
-        </w:rPr>
-        <w:t>env</w:t>
-      </w:r>
-      <w:proofErr w:type="spellEnd"/>
-      <w:r>
-        <w:rPr>
-          <w:rFonts w:ascii="Times New Roman" w:hAnsi="Times New Roman" w:cs="Times New Roman"/>
-          <w:sz w:val="24"/>
-          <w:szCs w:val="24"/>
-          <w:lang w:val="ru-RU"/>
-        </w:rPr>
-        <w:t>);</w:t>
+        <w:t>хранение в защищённых конфигурационных файлах (.env);</w:t>
       </w:r>
     </w:p>
     <w:p>
@@ -7494,27 +6190,7 @@
           <w:szCs w:val="24"/>
           <w:lang w:val="ru-RU"/>
         </w:rPr>
-        <w:t xml:space="preserve">соблюдать принципы Secure </w:t>
-      </w:r>
-      <w:proofErr w:type="spellStart"/>
-      <w:r>
-        <w:rPr>
-          <w:rFonts w:ascii="Times New Roman" w:hAnsi="Times New Roman" w:cs="Times New Roman"/>
-          <w:sz w:val="24"/>
-          <w:szCs w:val="24"/>
-          <w:lang w:val="ru-RU"/>
-        </w:rPr>
-        <w:t>Coding</w:t>
-      </w:r>
-      <w:proofErr w:type="spellEnd"/>
-      <w:r>
-        <w:rPr>
-          <w:rFonts w:ascii="Times New Roman" w:hAnsi="Times New Roman" w:cs="Times New Roman"/>
-          <w:sz w:val="24"/>
-          <w:szCs w:val="24"/>
-          <w:lang w:val="ru-RU"/>
-        </w:rPr>
-        <w:t>;</w:t>
+        <w:t>соблюдать принципы Secure Coding;</w:t>
       </w:r>
     </w:p>
     <w:p>
@@ -8302,7 +6978,6 @@
         </w:rPr>
         <w:t xml:space="preserve"> </w:t>
       </w:r>
-      <w:proofErr w:type="gramStart"/>
       <w:r>
         <w:rPr>
           <w:rFonts w:ascii="Times New Roman" w:hAnsi="Times New Roman" w:cs="Times New Roman"/>
@@ -8320,7 +6995,6 @@
         </w:rPr>
         <w:t>;</w:t>
       </w:r>
-      <w:proofErr w:type="gramEnd"/>
     </w:p>
     <w:p>
       <w:pPr>
@@ -9031,27 +7705,7 @@
           <w:szCs w:val="24"/>
           <w:lang w:val="ru-RU"/>
         </w:rPr>
-        <w:t xml:space="preserve">все операции с таблицами, содержащими </w:t>
-      </w:r>
-      <w:proofErr w:type="spellStart"/>
-      <w:r>
-        <w:rPr>
-          <w:rFonts w:ascii="Times New Roman" w:hAnsi="Times New Roman" w:cs="Times New Roman"/>
-          <w:sz w:val="24"/>
-          <w:szCs w:val="24"/>
-          <w:lang w:val="ru-RU"/>
-        </w:rPr>
-        <w:t>ПДн</w:t>
-      </w:r>
-      <w:proofErr w:type="spellEnd"/>
-      <w:r>
-        <w:rPr>
-          <w:rFonts w:ascii="Times New Roman" w:hAnsi="Times New Roman" w:cs="Times New Roman"/>
-          <w:sz w:val="24"/>
-          <w:szCs w:val="24"/>
-          <w:lang w:val="ru-RU"/>
-        </w:rPr>
-        <w:t>;</w:t>
+        <w:t>все операции с таблицами, содержащими ПДн;</w:t>
       </w:r>
     </w:p>
     <w:p>
@@ -9585,61 +8239,7 @@
           <w:sz w:val="24"/>
           <w:szCs w:val="24"/>
         </w:rPr>
-        <w:t xml:space="preserve">: </w:t>
-      </w:r>
-      <w:proofErr w:type="spellStart"/>
-      <w:r>
-        <w:rPr>
-          <w:rFonts w:ascii="Times New Roman" w:hAnsi="Times New Roman" w:cs="Times New Roman"/>
-          <w:sz w:val="24"/>
-          <w:szCs w:val="24"/>
-        </w:rPr>
-        <w:t>snake_case</w:t>
-      </w:r>
-      <w:proofErr w:type="spellEnd"/>
-      <w:r>
-        <w:rPr>
-          <w:rFonts w:ascii="Times New Roman" w:hAnsi="Times New Roman" w:cs="Times New Roman"/>
-          <w:sz w:val="24"/>
-          <w:szCs w:val="24"/>
-        </w:rPr>
-        <w:t xml:space="preserve"> (</w:t>
-      </w:r>
-      <w:proofErr w:type="spellStart"/>
-      <w:r>
-        <w:rPr>
-          <w:rFonts w:ascii="Times New Roman" w:hAnsi="Times New Roman" w:cs="Times New Roman"/>
-          <w:sz w:val="24"/>
-          <w:szCs w:val="24"/>
-        </w:rPr>
-        <w:t>created_at</w:t>
-      </w:r>
-      <w:proofErr w:type="spellEnd"/>
-      <w:r>
-        <w:rPr>
-          <w:rFonts w:ascii="Times New Roman" w:hAnsi="Times New Roman" w:cs="Times New Roman"/>
-          <w:sz w:val="24"/>
-          <w:szCs w:val="24"/>
-        </w:rPr>
-        <w:t xml:space="preserve">, </w:t>
-      </w:r>
-      <w:proofErr w:type="spellStart"/>
-      <w:r>
-        <w:rPr>
-          <w:rFonts w:ascii="Times New Roman" w:hAnsi="Times New Roman" w:cs="Times New Roman"/>
-          <w:sz w:val="24"/>
-          <w:szCs w:val="24"/>
-        </w:rPr>
-        <w:t>task_status</w:t>
-      </w:r>
-      <w:proofErr w:type="spellEnd"/>
-      <w:r>
-        <w:rPr>
-          <w:rFonts w:ascii="Times New Roman" w:hAnsi="Times New Roman" w:cs="Times New Roman"/>
-          <w:sz w:val="24"/>
-          <w:szCs w:val="24"/>
-        </w:rPr>
-        <w:t>);</w:t>
+        <w:t>: snake_case (created_at, task_status);</w:t>
       </w:r>
     </w:p>
     <w:p>
@@ -9701,51 +8301,7 @@
           <w:sz w:val="24"/>
           <w:szCs w:val="24"/>
         </w:rPr>
-        <w:t>id (</w:t>
-      </w:r>
-      <w:proofErr w:type="spellStart"/>
-      <w:r>
-        <w:rPr>
-          <w:rFonts w:ascii="Times New Roman" w:hAnsi="Times New Roman" w:cs="Times New Roman"/>
-          <w:i/>
-          <w:iCs/>
-          <w:sz w:val="24"/>
-          <w:szCs w:val="24"/>
-        </w:rPr>
-        <w:t>user_id</w:t>
-      </w:r>
-      <w:proofErr w:type="spellEnd"/>
-      <w:r>
-        <w:rPr>
-          <w:rFonts w:ascii="Times New Roman" w:hAnsi="Times New Roman" w:cs="Times New Roman"/>
-          <w:i/>
-          <w:iCs/>
-          <w:sz w:val="24"/>
-          <w:szCs w:val="24"/>
-        </w:rPr>
-        <w:t xml:space="preserve">, </w:t>
-      </w:r>
-      <w:proofErr w:type="spellStart"/>
-      <w:r>
-        <w:rPr>
-          <w:rFonts w:ascii="Times New Roman" w:hAnsi="Times New Roman" w:cs="Times New Roman"/>
-          <w:i/>
-          <w:iCs/>
-          <w:sz w:val="24"/>
-          <w:szCs w:val="24"/>
-        </w:rPr>
-        <w:t>task_id</w:t>
-      </w:r>
-      <w:proofErr w:type="spellEnd"/>
-      <w:r>
-        <w:rPr>
-          <w:rFonts w:ascii="Times New Roman" w:hAnsi="Times New Roman" w:cs="Times New Roman"/>
-          <w:i/>
-          <w:iCs/>
-          <w:sz w:val="24"/>
-          <w:szCs w:val="24"/>
-        </w:rPr>
-        <w:t>);</w:t>
+        <w:t>id (user_id, task_id);</w:t>
       </w:r>
     </w:p>
     <w:p>
@@ -9775,9 +8331,17 @@
           <w:szCs w:val="24"/>
           <w:lang w:val="ru-RU"/>
         </w:rPr>
-        <w:t xml:space="preserve">индексы: </w:t>
-      </w:r>
-      <w:proofErr w:type="spellStart"/>
+        <w:t>индексы: idx</w:t>
+      </w:r>
+      <w:r>
+        <w:rPr>
+          <w:rFonts w:ascii="Times New Roman" w:hAnsi="Times New Roman" w:cs="Times New Roman"/>
+          <w:sz w:val="24"/>
+          <w:szCs w:val="24"/>
+          <w:lang w:val="ru-RU"/>
+        </w:rPr>
+        <w:t>{table}</w:t>
+      </w:r>
       <w:r>
         <w:rPr>
           <w:rFonts w:ascii="Times New Roman" w:hAnsi="Times New Roman" w:cs="Times New Roman"/>
@@ -9787,72 +8351,7 @@
           <w:szCs w:val="24"/>
           <w:lang w:val="ru-RU"/>
         </w:rPr>
-        <w:t>idx</w:t>
-      </w:r>
-      <w:proofErr w:type="spellEnd"/>
-      <w:r>
-        <w:rPr>
-          <w:rFonts w:ascii="Times New Roman" w:hAnsi="Times New Roman" w:cs="Times New Roman"/>
-          <w:sz w:val="24"/>
-          <w:szCs w:val="24"/>
-          <w:lang w:val="ru-RU"/>
-        </w:rPr>
-        <w:t>{</w:t>
-      </w:r>
-      <w:proofErr w:type="spellStart"/>
-      <w:r>
-        <w:rPr>
-          <w:rFonts w:ascii="Times New Roman" w:hAnsi="Times New Roman" w:cs="Times New Roman"/>
-          <w:sz w:val="24"/>
-          <w:szCs w:val="24"/>
-          <w:lang w:val="ru-RU"/>
-        </w:rPr>
-        <w:t>table</w:t>
-      </w:r>
-      <w:proofErr w:type="spellEnd"/>
-      <w:r>
-        <w:rPr>
-          <w:rFonts w:ascii="Times New Roman" w:hAnsi="Times New Roman" w:cs="Times New Roman"/>
-          <w:sz w:val="24"/>
-          <w:szCs w:val="24"/>
-          <w:lang w:val="ru-RU"/>
-        </w:rPr>
-        <w:t>}</w:t>
-      </w:r>
-      <w:r>
-        <w:rPr>
-          <w:rFonts w:ascii="Times New Roman" w:hAnsi="Times New Roman" w:cs="Times New Roman"/>
-          <w:i/>
-          <w:iCs/>
-          <w:sz w:val="24"/>
-          <w:szCs w:val="24"/>
-          <w:lang w:val="ru-RU"/>
-        </w:rPr>
-        <w:t>{</w:t>
-      </w:r>
-      <w:proofErr w:type="spellStart"/>
-      <w:r>
-        <w:rPr>
-          <w:rFonts w:ascii="Times New Roman" w:hAnsi="Times New Roman" w:cs="Times New Roman"/>
-          <w:i/>
-          <w:iCs/>
-          <w:sz w:val="24"/>
-          <w:szCs w:val="24"/>
-          <w:lang w:val="ru-RU"/>
-        </w:rPr>
-        <w:t>field</w:t>
-      </w:r>
-      <w:proofErr w:type="spellEnd"/>
-      <w:r>
-        <w:rPr>
-          <w:rFonts w:ascii="Times New Roman" w:hAnsi="Times New Roman" w:cs="Times New Roman"/>
-          <w:i/>
-          <w:iCs/>
-          <w:sz w:val="24"/>
-          <w:szCs w:val="24"/>
-          <w:lang w:val="ru-RU"/>
-        </w:rPr>
-        <w:t>};</w:t>
+        <w:t>{field};</w:t>
       </w:r>
     </w:p>
     <w:p>
@@ -9880,69 +8379,16 @@
           <w:szCs w:val="24"/>
           <w:lang w:val="ru-RU"/>
         </w:rPr>
-        <w:t xml:space="preserve">уникальные ограничения: </w:t>
-      </w:r>
-      <w:proofErr w:type="spellStart"/>
-      <w:r>
-        <w:rPr>
-          <w:rFonts w:ascii="Times New Roman" w:hAnsi="Times New Roman" w:cs="Times New Roman"/>
-          <w:i/>
-          <w:iCs/>
+        <w:t>уникальные ограничения: unq</w:t>
+      </w:r>
+      <w:r>
+        <w:rPr>
+          <w:rFonts w:ascii="Times New Roman" w:hAnsi="Times New Roman" w:cs="Times New Roman"/>
           <w:sz w:val="24"/>
           <w:szCs w:val="24"/>
           <w:lang w:val="ru-RU"/>
         </w:rPr>
-        <w:t>unq</w:t>
-      </w:r>
-      <w:proofErr w:type="spellEnd"/>
-      <w:r>
-        <w:rPr>
-          <w:rFonts w:ascii="Times New Roman" w:hAnsi="Times New Roman" w:cs="Times New Roman"/>
-          <w:sz w:val="24"/>
-          <w:szCs w:val="24"/>
-          <w:lang w:val="ru-RU"/>
-        </w:rPr>
-        <w:t>{</w:t>
-      </w:r>
-      <w:proofErr w:type="spellStart"/>
-      <w:r>
-        <w:rPr>
-          <w:rFonts w:ascii="Times New Roman" w:hAnsi="Times New Roman" w:cs="Times New Roman"/>
-          <w:sz w:val="24"/>
-          <w:szCs w:val="24"/>
-          <w:lang w:val="ru-RU"/>
-        </w:rPr>
-        <w:t>table</w:t>
-      </w:r>
-      <w:proofErr w:type="spellEnd"/>
-      <w:r>
-        <w:rPr>
-          <w:rFonts w:ascii="Times New Roman" w:hAnsi="Times New Roman" w:cs="Times New Roman"/>
-          <w:sz w:val="24"/>
-          <w:szCs w:val="24"/>
-          <w:lang w:val="ru-RU"/>
-        </w:rPr>
-        <w:t>}_{</w:t>
-      </w:r>
-      <w:proofErr w:type="spellStart"/>
-      <w:r>
-        <w:rPr>
-          <w:rFonts w:ascii="Times New Roman" w:hAnsi="Times New Roman" w:cs="Times New Roman"/>
-          <w:sz w:val="24"/>
-          <w:szCs w:val="24"/>
-          <w:lang w:val="ru-RU"/>
-        </w:rPr>
-        <w:t>field</w:t>
-      </w:r>
-      <w:proofErr w:type="spellEnd"/>
-      <w:r>
-        <w:rPr>
-          <w:rFonts w:ascii="Times New Roman" w:hAnsi="Times New Roman" w:cs="Times New Roman"/>
-          <w:sz w:val="24"/>
-          <w:szCs w:val="24"/>
-          <w:lang w:val="ru-RU"/>
-        </w:rPr>
-        <w:t>}.</w:t>
+        <w:t>{table}_{field}.</w:t>
       </w:r>
     </w:p>
     <w:p>
@@ -10493,49 +8939,7 @@
           <w:szCs w:val="24"/>
           <w:lang w:val="ru-RU"/>
         </w:rPr>
-        <w:t xml:space="preserve">тестирование на тестовой </w:t>
-      </w:r>
-      <w:proofErr w:type="spellStart"/>
-      <w:proofErr w:type="gramStart"/>
-      <w:r>
-        <w:rPr>
-          <w:rFonts w:ascii="Times New Roman" w:hAnsi="Times New Roman" w:cs="Times New Roman"/>
-          <w:sz w:val="24"/>
-          <w:szCs w:val="24"/>
-          <w:lang w:val="ru-RU"/>
-        </w:rPr>
-        <w:t>БД;подготовка</w:t>
-      </w:r>
-      <w:proofErr w:type="spellEnd"/>
-      <w:proofErr w:type="gramEnd"/>
-      <w:r>
-        <w:rPr>
-          <w:rFonts w:ascii="Times New Roman" w:hAnsi="Times New Roman" w:cs="Times New Roman"/>
-          <w:sz w:val="24"/>
-          <w:szCs w:val="24"/>
-          <w:lang w:val="ru-RU"/>
-        </w:rPr>
-        <w:t xml:space="preserve"> </w:t>
-      </w:r>
-      <w:proofErr w:type="spellStart"/>
-      <w:r>
-        <w:rPr>
-          <w:rFonts w:ascii="Times New Roman" w:hAnsi="Times New Roman" w:cs="Times New Roman"/>
-          <w:sz w:val="24"/>
-          <w:szCs w:val="24"/>
-          <w:lang w:val="ru-RU"/>
-        </w:rPr>
-        <w:t>rollback</w:t>
-      </w:r>
-      <w:proofErr w:type="spellEnd"/>
-      <w:r>
-        <w:rPr>
-          <w:rFonts w:ascii="Times New Roman" w:hAnsi="Times New Roman" w:cs="Times New Roman"/>
-          <w:sz w:val="24"/>
-          <w:szCs w:val="24"/>
-          <w:lang w:val="ru-RU"/>
-        </w:rPr>
-        <w:t>-скрипта.</w:t>
+        <w:t>тестирование на тестовой БД;подготовка rollback-скрипта.</w:t>
       </w:r>
     </w:p>
     <w:p>
@@ -10774,27 +9178,7 @@
           <w:lang w:val="ru-RU"/>
         </w:rPr>
         <w:lastRenderedPageBreak/>
-        <w:t xml:space="preserve">Планирование работ. Построение диаграммы </w:t>
-      </w:r>
-      <w:proofErr w:type="spellStart"/>
-      <w:r>
-        <w:rPr>
-          <w:rFonts w:ascii="Times New Roman" w:hAnsi="Times New Roman"/>
-          <w:sz w:val="28"/>
-          <w:szCs w:val="28"/>
-          <w:lang w:val="ru-RU"/>
-        </w:rPr>
-        <w:t>Ганта</w:t>
-      </w:r>
-      <w:proofErr w:type="spellEnd"/>
-      <w:r>
-        <w:rPr>
-          <w:rFonts w:ascii="Times New Roman" w:hAnsi="Times New Roman"/>
-          <w:sz w:val="28"/>
-          <w:szCs w:val="28"/>
-          <w:lang w:val="ru-RU"/>
-        </w:rPr>
-        <w:t xml:space="preserve"> для планирования работ по проекту</w:t>
+        <w:t>Планирование работ. Построение диаграммы Ганта для планирования работ по проекту</w:t>
       </w:r>
     </w:p>
     <w:p>
@@ -12288,22 +10672,8 @@
                 <w:shd w:val="clear" w:color="auto" w:fill="FFFFFF"/>
                 <w:lang w:val="ru-RU"/>
               </w:rPr>
-              <w:t xml:space="preserve">Диаграмма </w:t>
+              <w:t>Диаграмма Ганта</w:t>
             </w:r>
-            <w:proofErr w:type="spellStart"/>
-            <w:r>
-              <w:rPr>
-                <w:rFonts w:ascii="Times New Roman" w:hAnsi="Times New Roman" w:cs="Times New Roman"/>
-                <w:color w:val="000000"/>
-                <w:kern w:val="2"/>
-                <w:sz w:val="24"/>
-                <w:szCs w:val="24"/>
-                <w:shd w:val="clear" w:color="auto" w:fill="FFFFFF"/>
-                <w:lang w:val="ru-RU"/>
-              </w:rPr>
-              <w:t>Ганта</w:t>
-            </w:r>
-            <w:proofErr w:type="spellEnd"/>
           </w:p>
         </w:tc>
         <w:tc>
@@ -12637,7 +11007,6 @@
                 <w:lang w:val="ru-RU"/>
               </w:rPr>
             </w:pPr>
-            <w:proofErr w:type="spellStart"/>
             <w:r>
               <w:rPr>
                 <w:rFonts w:ascii="Times New Roman" w:hAnsi="Times New Roman" w:cs="Times New Roman"/>
@@ -12650,7 +11019,6 @@
               </w:rPr>
               <w:t>PostgreSQL</w:t>
             </w:r>
-            <w:proofErr w:type="spellEnd"/>
           </w:p>
         </w:tc>
         <w:tc>
@@ -12806,22 +11174,8 @@
                 <w:shd w:val="clear" w:color="auto" w:fill="FFFFFF"/>
                 <w:lang w:val="ru-RU"/>
               </w:rPr>
-              <w:t xml:space="preserve">VMware / </w:t>
+              <w:t>VMware / VirtualBox</w:t>
             </w:r>
-            <w:proofErr w:type="spellStart"/>
-            <w:r>
-              <w:rPr>
-                <w:rFonts w:ascii="Times New Roman" w:hAnsi="Times New Roman" w:cs="Times New Roman"/>
-                <w:color w:val="000000"/>
-                <w:kern w:val="2"/>
-                <w:sz w:val="24"/>
-                <w:szCs w:val="24"/>
-                <w:shd w:val="clear" w:color="auto" w:fill="FFFFFF"/>
-                <w:lang w:val="ru-RU"/>
-              </w:rPr>
-              <w:t>VirtualBox</w:t>
-            </w:r>
-            <w:proofErr w:type="spellEnd"/>
           </w:p>
         </w:tc>
         <w:tc>
@@ -12968,7 +11322,6 @@
                 <w:lang w:val="ru-RU"/>
               </w:rPr>
             </w:pPr>
-            <w:proofErr w:type="spellStart"/>
             <w:r>
               <w:rPr>
                 <w:rFonts w:ascii="Times New Roman" w:hAnsi="Times New Roman" w:cs="Times New Roman"/>
@@ -12981,7 +11334,6 @@
               </w:rPr>
               <w:t>Git</w:t>
             </w:r>
-            <w:proofErr w:type="spellEnd"/>
           </w:p>
         </w:tc>
         <w:tc>
@@ -13032,7 +11384,6 @@
                 <w:lang w:val="ru-RU"/>
               </w:rPr>
             </w:pPr>
-            <w:proofErr w:type="spellStart"/>
             <w:r>
               <w:rPr>
                 <w:rFonts w:ascii="Times New Roman" w:hAnsi="Times New Roman" w:cs="Times New Roman"/>
@@ -13045,7 +11396,6 @@
               </w:rPr>
               <w:t>Git</w:t>
             </w:r>
-            <w:proofErr w:type="spellEnd"/>
           </w:p>
         </w:tc>
         <w:tc>
@@ -13362,33 +11712,7 @@
           <w:shd w:val="clear" w:color="auto" w:fill="FFFFFF"/>
           <w:lang w:val="ru-RU"/>
         </w:rPr>
-        <w:t>Для реализации системы выбрана трёхуровневая архитектура (n-</w:t>
-      </w:r>
-      <w:proofErr w:type="spellStart"/>
-      <w:r>
-        <w:rPr>
-          <w:rFonts w:ascii="Times New Roman" w:hAnsi="Times New Roman" w:cs="Times New Roman"/>
-          <w:color w:val="000000"/>
-          <w:kern w:val="2"/>
-          <w:sz w:val="28"/>
-          <w:szCs w:val="28"/>
-          <w:shd w:val="clear" w:color="auto" w:fill="FFFFFF"/>
-          <w:lang w:val="ru-RU"/>
-        </w:rPr>
-        <w:t>tier</w:t>
-      </w:r>
-      <w:proofErr w:type="spellEnd"/>
-      <w:r>
-        <w:rPr>
-          <w:rFonts w:ascii="Times New Roman" w:hAnsi="Times New Roman" w:cs="Times New Roman"/>
-          <w:color w:val="000000"/>
-          <w:kern w:val="2"/>
-          <w:sz w:val="28"/>
-          <w:szCs w:val="28"/>
-          <w:shd w:val="clear" w:color="auto" w:fill="FFFFFF"/>
-          <w:lang w:val="ru-RU"/>
-        </w:rPr>
-        <w:t>). Такой подход предполагает разделение программного комплекса на несколько логически независимых уровней. Благодаря этому упрощается сопровождение системы, повышается её масштабируемость и обеспечивается более высокий уровень безопасности.</w:t>
+        <w:t>Для реализации системы выбрана трёхуровневая архитектура (n-tier). Такой подход предполагает разделение программного комплекса на несколько логически независимых уровней. Благодаря этому упрощается сопровождение системы, повышается её масштабируемость и обеспечивается более высокий уровень безопасности.</w:t>
       </w:r>
     </w:p>
     <w:p>
@@ -13967,33 +12291,7 @@
           <w:shd w:val="clear" w:color="auto" w:fill="FFFFFF"/>
           <w:lang w:val="ru-RU"/>
         </w:rPr>
-        <w:t xml:space="preserve">В качестве системы управления базами данных используется </w:t>
-      </w:r>
-      <w:proofErr w:type="spellStart"/>
-      <w:r>
-        <w:rPr>
-          <w:rFonts w:ascii="Times New Roman" w:hAnsi="Times New Roman" w:cs="Times New Roman"/>
-          <w:color w:val="000000"/>
-          <w:kern w:val="2"/>
-          <w:sz w:val="28"/>
-          <w:szCs w:val="28"/>
-          <w:shd w:val="clear" w:color="auto" w:fill="FFFFFF"/>
-          <w:lang w:val="ru-RU"/>
-        </w:rPr>
-        <w:t>PostgreSQL</w:t>
-      </w:r>
-      <w:proofErr w:type="spellEnd"/>
-      <w:r>
-        <w:rPr>
-          <w:rFonts w:ascii="Times New Roman" w:hAnsi="Times New Roman" w:cs="Times New Roman"/>
-          <w:color w:val="000000"/>
-          <w:kern w:val="2"/>
-          <w:sz w:val="28"/>
-          <w:szCs w:val="28"/>
-          <w:shd w:val="clear" w:color="auto" w:fill="FFFFFF"/>
-          <w:lang w:val="ru-RU"/>
-        </w:rPr>
-        <w:t>. В базе данных хранятся основные сущности системы. К ним относятся пользователи системы, роли пользователей, поручения, статусы выполнения задач, комментарии пользователей, отчёты и журнал аудита действий.</w:t>
+        <w:t>В качестве системы управления базами данных используется PostgreSQL. В базе данных хранятся основные сущности системы. К ним относятся пользователи системы, роли пользователей, поручения, статусы выполнения задач, комментарии пользователей, отчёты и журнал аудита действий.</w:t>
       </w:r>
     </w:p>
     <w:p>
@@ -14445,10 +12743,16 @@
           <w:lang w:bidi="ar"/>
         </w:rPr>
         <w:drawing>
-          <wp:inline distT="0" distB="0" distL="0" distR="0" wp14:anchorId="05EA0501" wp14:editId="016C4885">
-            <wp:extent cx="5934710" cy="6970395"/>
-            <wp:effectExtent l="0" t="0" r="8890" b="1905"/>
-            <wp:docPr id="1186668152" name="Рисунок 2"/>
+          <wp:inline distT="0" distB="0" distL="0" distR="0" wp14:anchorId="6A2D9CC6" wp14:editId="07ABA669">
+            <wp:extent cx="5940425" cy="3133725"/>
+            <wp:effectExtent l="0" t="0" r="3175" b="9525"/>
+            <wp:docPr id="4" name="Рисунок 3">
+              <a:extLst xmlns:a="http://schemas.openxmlformats.org/drawingml/2006/main">
+                <a:ext uri="{FF2B5EF4-FFF2-40B4-BE49-F238E27FC236}">
+                  <a16:creationId xmlns:a16="http://schemas.microsoft.com/office/drawing/2014/main" id="{323C2448-E801-9BAE-92F7-6504F206370E}"/>
+                </a:ext>
+              </a:extLst>
+            </wp:docPr>
             <wp:cNvGraphicFramePr>
               <a:graphicFrameLocks xmlns:a="http://schemas.openxmlformats.org/drawingml/2006/main" noChangeAspect="1"/>
             </wp:cNvGraphicFramePr>
@@ -14456,187 +12760,19 @@
               <a:graphicData uri="http://schemas.openxmlformats.org/drawingml/2006/picture">
                 <pic:pic xmlns:pic="http://schemas.openxmlformats.org/drawingml/2006/picture">
                   <pic:nvPicPr>
-                    <pic:cNvPr id="0" name="Picture 290"/>
+                    <pic:cNvPr id="4" name="Рисунок 3">
+                      <a:extLst>
+                        <a:ext uri="{FF2B5EF4-FFF2-40B4-BE49-F238E27FC236}">
+                          <a16:creationId xmlns:a16="http://schemas.microsoft.com/office/drawing/2014/main" id="{323C2448-E801-9BAE-92F7-6504F206370E}"/>
+                        </a:ext>
+                      </a:extLst>
+                    </pic:cNvPr>
                     <pic:cNvPicPr>
-                      <a:picLocks noChangeAspect="1" noChangeArrowheads="1"/>
+                      <a:picLocks noChangeAspect="1"/>
                     </pic:cNvPicPr>
                   </pic:nvPicPr>
                   <pic:blipFill>
-                    <a:blip r:embed="rId12" cstate="print">
-                      <a:extLst>
-                        <a:ext uri="{28A0092B-C50C-407E-A947-70E740481C1C}">
-                          <a14:useLocalDpi xmlns:a14="http://schemas.microsoft.com/office/drawing/2010/main" val="0"/>
-                        </a:ext>
-                      </a:extLst>
-                    </a:blip>
-                    <a:srcRect/>
-                    <a:stretch>
-                      <a:fillRect/>
-                    </a:stretch>
-                  </pic:blipFill>
-                  <pic:spPr bwMode="auto">
-                    <a:xfrm>
-                      <a:off x="0" y="0"/>
-                      <a:ext cx="5934710" cy="6970395"/>
-                    </a:xfrm>
-                    <a:prstGeom prst="rect">
-                      <a:avLst/>
-                    </a:prstGeom>
-                    <a:noFill/>
-                    <a:ln>
-                      <a:noFill/>
-                    </a:ln>
-                  </pic:spPr>
-                </pic:pic>
-              </a:graphicData>
-            </a:graphic>
-          </wp:inline>
-        </w:drawing>
-      </w:r>
-    </w:p>
-    <w:p>
-      <w:pPr>
-        <w:pStyle w:val="1c"/>
-        <w:shd w:val="clear" w:color="auto" w:fill="FFFFFF"/>
-        <w:spacing w:beforeAutospacing="1" w:after="0" w:line="360" w:lineRule="auto"/>
-        <w:ind w:left="0"/>
-        <w:jc w:val="center"/>
-        <w:rPr>
-          <w:rFonts w:ascii="Times New Roman" w:hAnsi="Times New Roman"/>
-          <w:color w:val="000000"/>
-          <w:sz w:val="28"/>
-          <w:szCs w:val="28"/>
-          <w:shd w:val="clear" w:color="auto" w:fill="FFFFFF"/>
-        </w:rPr>
-      </w:pPr>
-      <w:r>
-        <w:rPr>
-          <w:rFonts w:ascii="Times New Roman" w:hAnsi="Times New Roman"/>
-          <w:color w:val="000000"/>
-          <w:sz w:val="28"/>
-          <w:szCs w:val="28"/>
-          <w:shd w:val="clear" w:color="auto" w:fill="FFFFFF"/>
-          <w:lang w:val="ru-RU" w:bidi="ar"/>
-        </w:rPr>
-        <w:t xml:space="preserve">Рисунок 3 </w:t>
-      </w:r>
-      <w:r>
-        <w:rPr>
-          <w:rFonts w:ascii="Times New Roman" w:hAnsi="Times New Roman"/>
-          <w:color w:val="000000"/>
-          <w:sz w:val="28"/>
-          <w:szCs w:val="28"/>
-          <w:shd w:val="clear" w:color="auto" w:fill="FFFFFF"/>
-        </w:rPr>
-        <w:t>–</w:t>
-      </w:r>
-      <w:r>
-        <w:rPr>
-          <w:rFonts w:ascii="Times New Roman" w:hAnsi="Times New Roman"/>
-          <w:color w:val="000000"/>
-          <w:sz w:val="28"/>
-          <w:szCs w:val="28"/>
-          <w:shd w:val="clear" w:color="auto" w:fill="FFFFFF"/>
-          <w:lang w:val="ru-RU"/>
-        </w:rPr>
-        <w:t xml:space="preserve"> </w:t>
-      </w:r>
-      <w:r>
-        <w:rPr>
-          <w:rFonts w:ascii="Times New Roman" w:hAnsi="Times New Roman"/>
-          <w:color w:val="000000"/>
-          <w:sz w:val="28"/>
-          <w:szCs w:val="28"/>
-          <w:shd w:val="clear" w:color="auto" w:fill="FFFFFF"/>
-          <w:lang w:val="ru-RU" w:bidi="ar"/>
-        </w:rPr>
-        <w:t>Интеллектуальная карта проекта</w:t>
-      </w:r>
-    </w:p>
-    <w:p>
-      <w:pPr>
-        <w:pStyle w:val="1c"/>
-        <w:keepNext/>
-        <w:numPr>
-          <w:ilvl w:val="0"/>
-          <w:numId w:val="100"/>
-        </w:numPr>
-        <w:shd w:val="clear" w:color="auto" w:fill="FFFFFF"/>
-        <w:spacing w:before="100" w:beforeAutospacing="1" w:after="0" w:line="360" w:lineRule="auto"/>
-        <w:jc w:val="both"/>
-        <w:rPr>
-          <w:rFonts w:ascii="Times New Roman" w:hAnsi="Times New Roman"/>
-          <w:color w:val="000000"/>
-          <w:sz w:val="28"/>
-          <w:szCs w:val="28"/>
-          <w:shd w:val="clear" w:color="auto" w:fill="FFFFFF"/>
-        </w:rPr>
-      </w:pPr>
-      <w:r>
-        <w:rPr>
-          <w:rFonts w:ascii="Times New Roman" w:hAnsi="Times New Roman"/>
-          <w:color w:val="000000"/>
-          <w:sz w:val="28"/>
-          <w:szCs w:val="28"/>
-          <w:shd w:val="clear" w:color="auto" w:fill="FFFFFF"/>
-          <w:lang w:val="ru-RU"/>
-        </w:rPr>
-        <w:lastRenderedPageBreak/>
-        <w:t xml:space="preserve">Диаграмма </w:t>
-      </w:r>
-      <w:proofErr w:type="spellStart"/>
-      <w:r>
-        <w:rPr>
-          <w:rFonts w:ascii="Times New Roman" w:hAnsi="Times New Roman"/>
-          <w:color w:val="000000"/>
-          <w:sz w:val="28"/>
-          <w:szCs w:val="28"/>
-          <w:shd w:val="clear" w:color="auto" w:fill="FFFFFF"/>
-          <w:lang w:val="ru-RU"/>
-        </w:rPr>
-        <w:t>Ганта</w:t>
-      </w:r>
-      <w:proofErr w:type="spellEnd"/>
-    </w:p>
-    <w:p>
-      <w:pPr>
-        <w:keepNext/>
-        <w:spacing w:before="120" w:line="360" w:lineRule="auto"/>
-        <w:jc w:val="center"/>
-        <w:rPr>
-          <w:rFonts w:ascii="Times New Roman" w:eastAsia="Aptos" w:hAnsi="Times New Roman" w:cs="Times New Roman"/>
-          <w:kern w:val="2"/>
-          <w:sz w:val="28"/>
-          <w:szCs w:val="28"/>
-          <w:lang w:bidi="ar"/>
-        </w:rPr>
-      </w:pPr>
-      <w:r>
-        <w:rPr>
-          <w:rFonts w:ascii="Times New Roman" w:eastAsia="Aptos" w:hAnsi="Times New Roman" w:cs="Times New Roman"/>
-          <w:noProof/>
-          <w:kern w:val="2"/>
-          <w:sz w:val="28"/>
-          <w:szCs w:val="28"/>
-          <w:lang w:bidi="ar"/>
-        </w:rPr>
-        <w:drawing>
-          <wp:inline distT="0" distB="0" distL="0" distR="0" wp14:anchorId="666CA7FB" wp14:editId="152D36BF">
-            <wp:extent cx="5940425" cy="812800"/>
-            <wp:effectExtent l="0" t="0" r="3175" b="6350"/>
-            <wp:docPr id="1299795956" name="Рисунок 1" descr="Изображение выглядит как текст, линия, Шрифт, График&#10;&#10;Содержимое, созданное искусственным интеллектом, может быть неверным."/>
-            <wp:cNvGraphicFramePr>
-              <a:graphicFrameLocks xmlns:a="http://schemas.openxmlformats.org/drawingml/2006/main" noChangeAspect="1"/>
-            </wp:cNvGraphicFramePr>
-            <a:graphic xmlns:a="http://schemas.openxmlformats.org/drawingml/2006/main">
-              <a:graphicData uri="http://schemas.openxmlformats.org/drawingml/2006/picture">
-                <pic:pic xmlns:pic="http://schemas.openxmlformats.org/drawingml/2006/picture">
-                  <pic:nvPicPr>
-                    <pic:cNvPr id="1299795956" name="Рисунок 1" descr="Изображение выглядит как текст, линия, Шрифт, График&#10;&#10;Содержимое, созданное искусственным интеллектом, может быть неверным."/>
-                    <pic:cNvPicPr/>
-                  </pic:nvPicPr>
-                  <pic:blipFill>
-                    <a:blip r:embed="rId13"/>
+                    <a:blip r:embed="rId12"/>
                     <a:stretch>
                       <a:fillRect/>
                     </a:stretch>
@@ -14644,7 +12780,7 @@
                   <pic:spPr>
                     <a:xfrm>
                       <a:off x="0" y="0"/>
-                      <a:ext cx="5940425" cy="812800"/>
+                      <a:ext cx="5940425" cy="3133725"/>
                     </a:xfrm>
                     <a:prstGeom prst="rect">
                       <a:avLst/>
@@ -14659,15 +12795,180 @@
     </w:p>
     <w:p>
       <w:pPr>
+        <w:pStyle w:val="1c"/>
+        <w:shd w:val="clear" w:color="auto" w:fill="FFFFFF"/>
+        <w:spacing w:beforeAutospacing="1" w:after="0" w:line="360" w:lineRule="auto"/>
+        <w:ind w:left="0"/>
+        <w:jc w:val="center"/>
+        <w:rPr>
+          <w:rFonts w:ascii="Times New Roman" w:hAnsi="Times New Roman"/>
+          <w:color w:val="000000"/>
+          <w:sz w:val="28"/>
+          <w:szCs w:val="28"/>
+          <w:shd w:val="clear" w:color="auto" w:fill="FFFFFF"/>
+        </w:rPr>
+      </w:pPr>
+      <w:r>
+        <w:rPr>
+          <w:rFonts w:ascii="Times New Roman" w:hAnsi="Times New Roman"/>
+          <w:color w:val="000000"/>
+          <w:sz w:val="28"/>
+          <w:szCs w:val="28"/>
+          <w:shd w:val="clear" w:color="auto" w:fill="FFFFFF"/>
+          <w:lang w:val="ru-RU" w:bidi="ar"/>
+        </w:rPr>
+        <w:t xml:space="preserve">Рисунок 3 </w:t>
+      </w:r>
+      <w:r>
+        <w:rPr>
+          <w:rFonts w:ascii="Times New Roman" w:hAnsi="Times New Roman"/>
+          <w:color w:val="000000"/>
+          <w:sz w:val="28"/>
+          <w:szCs w:val="28"/>
+          <w:shd w:val="clear" w:color="auto" w:fill="FFFFFF"/>
+        </w:rPr>
+        <w:t>–</w:t>
+      </w:r>
+      <w:r>
+        <w:rPr>
+          <w:rFonts w:ascii="Times New Roman" w:hAnsi="Times New Roman"/>
+          <w:color w:val="000000"/>
+          <w:sz w:val="28"/>
+          <w:szCs w:val="28"/>
+          <w:shd w:val="clear" w:color="auto" w:fill="FFFFFF"/>
+          <w:lang w:val="ru-RU"/>
+        </w:rPr>
+        <w:t xml:space="preserve"> </w:t>
+      </w:r>
+      <w:r>
+        <w:rPr>
+          <w:rFonts w:ascii="Times New Roman" w:hAnsi="Times New Roman"/>
+          <w:color w:val="000000"/>
+          <w:sz w:val="28"/>
+          <w:szCs w:val="28"/>
+          <w:shd w:val="clear" w:color="auto" w:fill="FFFFFF"/>
+          <w:lang w:val="ru-RU" w:bidi="ar"/>
+        </w:rPr>
+        <w:t>Интеллектуальная карта проекта</w:t>
+      </w:r>
+    </w:p>
+    <w:p>
+      <w:pPr>
+        <w:pStyle w:val="1c"/>
+        <w:keepNext/>
+        <w:numPr>
+          <w:ilvl w:val="0"/>
+          <w:numId w:val="100"/>
+        </w:numPr>
+        <w:shd w:val="clear" w:color="auto" w:fill="FFFFFF"/>
+        <w:spacing w:before="100" w:beforeAutospacing="1" w:after="0" w:line="360" w:lineRule="auto"/>
+        <w:jc w:val="both"/>
+        <w:rPr>
+          <w:rFonts w:ascii="Times New Roman" w:hAnsi="Times New Roman"/>
+          <w:color w:val="000000"/>
+          <w:sz w:val="28"/>
+          <w:szCs w:val="28"/>
+          <w:shd w:val="clear" w:color="auto" w:fill="FFFFFF"/>
+        </w:rPr>
+      </w:pPr>
+      <w:r>
+        <w:rPr>
+          <w:rFonts w:ascii="Times New Roman" w:hAnsi="Times New Roman"/>
+          <w:color w:val="000000"/>
+          <w:sz w:val="28"/>
+          <w:szCs w:val="28"/>
+          <w:shd w:val="clear" w:color="auto" w:fill="FFFFFF"/>
+          <w:lang w:val="ru-RU"/>
+        </w:rPr>
+        <w:t>Диаграмма Ганта</w:t>
+      </w:r>
+    </w:p>
+    <w:p>
+      <w:pPr>
+        <w:keepNext/>
         <w:spacing w:before="120" w:line="360" w:lineRule="auto"/>
         <w:jc w:val="center"/>
         <w:rPr>
+          <w:rFonts w:ascii="Times New Roman" w:eastAsia="Aptos" w:hAnsi="Times New Roman" w:cs="Times New Roman"/>
+          <w:kern w:val="2"/>
+          <w:sz w:val="28"/>
+          <w:szCs w:val="28"/>
+          <w:lang w:bidi="ar"/>
+        </w:rPr>
+      </w:pPr>
+      <w:r>
+        <w:rPr>
+          <w:rFonts w:ascii="Times New Roman" w:eastAsia="Aptos" w:hAnsi="Times New Roman" w:cs="Times New Roman"/>
+          <w:noProof/>
+          <w:kern w:val="2"/>
+          <w:sz w:val="28"/>
+          <w:szCs w:val="28"/>
+          <w:lang w:bidi="ar"/>
+        </w:rPr>
+        <w:drawing>
+          <wp:inline distT="0" distB="0" distL="0" distR="0" wp14:anchorId="68C259EA" wp14:editId="44D33EA3">
+            <wp:extent cx="5940425" cy="974090"/>
+            <wp:effectExtent l="0" t="0" r="3175" b="0"/>
+            <wp:docPr id="3" name="Рисунок 2" descr="Изображение выглядит как текст, линия, Шрифт, График&#10;&#10;Содержимое, созданное искусственным интеллектом, может быть неверным.">
+              <a:extLst xmlns:a="http://schemas.openxmlformats.org/drawingml/2006/main">
+                <a:ext uri="{FF2B5EF4-FFF2-40B4-BE49-F238E27FC236}">
+                  <a16:creationId xmlns:a16="http://schemas.microsoft.com/office/drawing/2014/main" id="{8D2CC1DD-1DCA-FAC2-A466-F267007CDDCE}"/>
+                </a:ext>
+              </a:extLst>
+            </wp:docPr>
+            <wp:cNvGraphicFramePr>
+              <a:graphicFrameLocks xmlns:a="http://schemas.openxmlformats.org/drawingml/2006/main" noChangeAspect="1"/>
+            </wp:cNvGraphicFramePr>
+            <a:graphic xmlns:a="http://schemas.openxmlformats.org/drawingml/2006/main">
+              <a:graphicData uri="http://schemas.openxmlformats.org/drawingml/2006/picture">
+                <pic:pic xmlns:pic="http://schemas.openxmlformats.org/drawingml/2006/picture">
+                  <pic:nvPicPr>
+                    <pic:cNvPr id="3" name="Рисунок 2" descr="Изображение выглядит как текст, линия, Шрифт, График&#10;&#10;Содержимое, созданное искусственным интеллектом, может быть неверным.">
+                      <a:extLst>
+                        <a:ext uri="{FF2B5EF4-FFF2-40B4-BE49-F238E27FC236}">
+                          <a16:creationId xmlns:a16="http://schemas.microsoft.com/office/drawing/2014/main" id="{8D2CC1DD-1DCA-FAC2-A466-F267007CDDCE}"/>
+                        </a:ext>
+                      </a:extLst>
+                    </pic:cNvPr>
+                    <pic:cNvPicPr>
+                      <a:picLocks noChangeAspect="1"/>
+                    </pic:cNvPicPr>
+                  </pic:nvPicPr>
+                  <pic:blipFill>
+                    <a:blip r:embed="rId13"/>
+                    <a:srcRect l="16177"/>
+                    <a:stretch>
+                      <a:fillRect/>
+                    </a:stretch>
+                  </pic:blipFill>
+                  <pic:spPr>
+                    <a:xfrm>
+                      <a:off x="0" y="0"/>
+                      <a:ext cx="5940425" cy="974090"/>
+                    </a:xfrm>
+                    <a:prstGeom prst="rect">
+                      <a:avLst/>
+                    </a:prstGeom>
+                  </pic:spPr>
+                </pic:pic>
+              </a:graphicData>
+            </a:graphic>
+          </wp:inline>
+        </w:drawing>
+      </w:r>
+    </w:p>
+    <w:p>
+      <w:pPr>
+        <w:spacing w:before="120" w:line="360" w:lineRule="auto"/>
+        <w:jc w:val="center"/>
+        <w:rPr>
           <w:rFonts w:ascii="Times New Roman" w:hAnsi="Times New Roman" w:cs="Times New Roman"/>
           <w:color w:val="000000"/>
           <w:kern w:val="2"/>
           <w:sz w:val="28"/>
           <w:szCs w:val="28"/>
           <w:shd w:val="clear" w:color="auto" w:fill="FFFFFF"/>
+          <w:lang w:val="ru-RU"/>
         </w:rPr>
       </w:pPr>
       <w:r>
@@ -14688,6 +12989,7 @@
           <w:sz w:val="28"/>
           <w:szCs w:val="28"/>
           <w:shd w:val="clear" w:color="auto" w:fill="FFFFFF"/>
+          <w:lang w:val="ru-RU"/>
         </w:rPr>
         <w:t>–</w:t>
       </w:r>
@@ -14701,33 +13003,7 @@
           <w:shd w:val="clear" w:color="auto" w:fill="FFFFFF"/>
           <w:lang w:val="ru-RU"/>
         </w:rPr>
-        <w:t xml:space="preserve"> Диаграмма </w:t>
-      </w:r>
-      <w:proofErr w:type="spellStart"/>
-      <w:r>
-        <w:rPr>
-          <w:rFonts w:ascii="Times New Roman" w:hAnsi="Times New Roman" w:cs="Times New Roman"/>
-          <w:color w:val="000000"/>
-          <w:kern w:val="2"/>
-          <w:sz w:val="28"/>
-          <w:szCs w:val="28"/>
-          <w:shd w:val="clear" w:color="auto" w:fill="FFFFFF"/>
-          <w:lang w:val="ru-RU"/>
-        </w:rPr>
-        <w:t>Ганта</w:t>
-      </w:r>
-      <w:proofErr w:type="spellEnd"/>
-      <w:r>
-        <w:rPr>
-          <w:rFonts w:ascii="Times New Roman" w:hAnsi="Times New Roman" w:cs="Times New Roman"/>
-          <w:color w:val="000000"/>
-          <w:kern w:val="2"/>
-          <w:sz w:val="28"/>
-          <w:szCs w:val="28"/>
-          <w:shd w:val="clear" w:color="auto" w:fill="FFFFFF"/>
-          <w:lang w:val="ru-RU"/>
-        </w:rPr>
-        <w:t xml:space="preserve"> для проекта</w:t>
+        <w:t xml:space="preserve"> Диаграмма Ганта для проекта</w:t>
       </w:r>
     </w:p>
     <w:p>
@@ -14929,6 +13205,67 @@
     </w:p>
     <w:p>
       <w:pPr>
+        <w:spacing w:before="120" w:line="360" w:lineRule="auto"/>
+        <w:jc w:val="center"/>
+        <w:rPr>
+          <w:rFonts w:ascii="Times New Roman" w:hAnsi="Times New Roman" w:cs="Times New Roman"/>
+          <w:color w:val="000000"/>
+          <w:kern w:val="2"/>
+          <w:sz w:val="28"/>
+          <w:szCs w:val="28"/>
+          <w:shd w:val="clear" w:color="auto" w:fill="FFFFFF"/>
+        </w:rPr>
+      </w:pPr>
+      <w:r>
+        <w:rPr>
+          <w:noProof/>
+        </w:rPr>
+        <w:lastRenderedPageBreak/>
+        <w:drawing>
+          <wp:inline distT="0" distB="0" distL="0" distR="0" wp14:anchorId="0886EB04" wp14:editId="63611D0C">
+            <wp:extent cx="5940425" cy="2541905"/>
+            <wp:effectExtent l="0" t="0" r="3175" b="0"/>
+            <wp:docPr id="1434544724" name="Рисунок 1"/>
+            <wp:cNvGraphicFramePr>
+              <a:graphicFrameLocks xmlns:a="http://schemas.openxmlformats.org/drawingml/2006/main" noChangeAspect="1"/>
+            </wp:cNvGraphicFramePr>
+            <a:graphic xmlns:a="http://schemas.openxmlformats.org/drawingml/2006/main">
+              <a:graphicData uri="http://schemas.openxmlformats.org/drawingml/2006/picture">
+                <pic:pic xmlns:pic="http://schemas.openxmlformats.org/drawingml/2006/picture">
+                  <pic:nvPicPr>
+                    <pic:cNvPr id="1434544724" name=""/>
+                    <pic:cNvPicPr/>
+                  </pic:nvPicPr>
+                  <pic:blipFill>
+                    <a:blip r:embed="rId16">
+                      <a:extLst>
+                        <a:ext uri="{96DAC541-7B7A-43D3-8B79-37D633B846F1}">
+                          <asvg:svgBlip xmlns:asvg="http://schemas.microsoft.com/office/drawing/2016/SVG/main" r:embed="rId17"/>
+                        </a:ext>
+                      </a:extLst>
+                    </a:blip>
+                    <a:stretch>
+                      <a:fillRect/>
+                    </a:stretch>
+                  </pic:blipFill>
+                  <pic:spPr>
+                    <a:xfrm>
+                      <a:off x="0" y="0"/>
+                      <a:ext cx="5940425" cy="2541905"/>
+                    </a:xfrm>
+                    <a:prstGeom prst="rect">
+                      <a:avLst/>
+                    </a:prstGeom>
+                  </pic:spPr>
+                </pic:pic>
+              </a:graphicData>
+            </a:graphic>
+          </wp:inline>
+        </w:drawing>
+      </w:r>
+    </w:p>
+    <w:p>
+      <w:pPr>
         <w:keepNext/>
         <w:numPr>
           <w:ilvl w:val="0"/>
@@ -14952,7 +13289,6 @@
           <w:shd w:val="clear" w:color="auto" w:fill="FFFFFF"/>
           <w:lang w:val="ru-RU"/>
         </w:rPr>
-        <w:lastRenderedPageBreak/>
         <w:t xml:space="preserve">Диаграмма </w:t>
       </w:r>
       <w:r>
@@ -15000,10 +13336,10 @@
                     <pic:cNvPicPr/>
                   </pic:nvPicPr>
                   <pic:blipFill>
-                    <a:blip r:embed="rId16">
+                    <a:blip r:embed="rId18">
                       <a:extLst>
                         <a:ext uri="{96DAC541-7B7A-43D3-8B79-37D633B846F1}">
-                          <asvg:svgBlip xmlns:asvg="http://schemas.microsoft.com/office/drawing/2016/SVG/main" r:embed="rId17"/>
+                          <asvg:svgBlip xmlns:asvg="http://schemas.microsoft.com/office/drawing/2016/SVG/main" r:embed="rId19"/>
                         </a:ext>
                       </a:extLst>
                     </a:blip>
@@ -15165,6 +13501,7 @@
           <w:szCs w:val="28"/>
           <w:lang w:val="ru-RU"/>
         </w:rPr>
+        <w:lastRenderedPageBreak/>
         <w:t xml:space="preserve"> </w:t>
       </w:r>
       <w:r>
@@ -15219,10 +13556,10 @@
                     <pic:cNvPicPr/>
                   </pic:nvPicPr>
                   <pic:blipFill>
-                    <a:blip r:embed="rId18">
+                    <a:blip r:embed="rId20">
                       <a:extLst>
                         <a:ext uri="{96DAC541-7B7A-43D3-8B79-37D633B846F1}">
-                          <asvg:svgBlip xmlns:asvg="http://schemas.microsoft.com/office/drawing/2016/SVG/main" r:embed="rId19"/>
+                          <asvg:svgBlip xmlns:asvg="http://schemas.microsoft.com/office/drawing/2016/SVG/main" r:embed="rId21"/>
                         </a:ext>
                       </a:extLst>
                     </a:blip>
@@ -15404,10 +13741,16 @@
           <w:szCs w:val="28"/>
         </w:rPr>
         <w:drawing>
-          <wp:inline distT="0" distB="0" distL="0" distR="0" wp14:anchorId="210A0A40" wp14:editId="20A0FC5A">
-            <wp:extent cx="5940425" cy="3114040"/>
-            <wp:effectExtent l="0" t="0" r="3175" b="0"/>
-            <wp:docPr id="443394834" name="Рисунок 1"/>
+          <wp:inline distT="0" distB="0" distL="0" distR="0" wp14:anchorId="41912515" wp14:editId="02124B24">
+            <wp:extent cx="5940425" cy="3542665"/>
+            <wp:effectExtent l="0" t="0" r="3175" b="635"/>
+            <wp:docPr id="27" name="Рисунок 26">
+              <a:extLst xmlns:a="http://schemas.openxmlformats.org/drawingml/2006/main">
+                <a:ext uri="{FF2B5EF4-FFF2-40B4-BE49-F238E27FC236}">
+                  <a16:creationId xmlns:a16="http://schemas.microsoft.com/office/drawing/2014/main" id="{F541FC25-2B2D-8FD3-F4B0-D4574EE66F6C}"/>
+                </a:ext>
+              </a:extLst>
+            </wp:docPr>
             <wp:cNvGraphicFramePr>
               <a:graphicFrameLocks xmlns:a="http://schemas.openxmlformats.org/drawingml/2006/main" noChangeAspect="1"/>
             </wp:cNvGraphicFramePr>
@@ -15415,175 +13758,16 @@
               <a:graphicData uri="http://schemas.openxmlformats.org/drawingml/2006/picture">
                 <pic:pic xmlns:pic="http://schemas.openxmlformats.org/drawingml/2006/picture">
                   <pic:nvPicPr>
-                    <pic:cNvPr id="443394834" name=""/>
-                    <pic:cNvPicPr/>
-                  </pic:nvPicPr>
-                  <pic:blipFill>
-                    <a:blip r:embed="rId20">
+                    <pic:cNvPr id="27" name="Рисунок 26">
                       <a:extLst>
-                        <a:ext uri="{96DAC541-7B7A-43D3-8B79-37D633B846F1}">
-                          <asvg:svgBlip xmlns:asvg="http://schemas.microsoft.com/office/drawing/2016/SVG/main" r:embed="rId21"/>
+                        <a:ext uri="{FF2B5EF4-FFF2-40B4-BE49-F238E27FC236}">
+                          <a16:creationId xmlns:a16="http://schemas.microsoft.com/office/drawing/2014/main" id="{F541FC25-2B2D-8FD3-F4B0-D4574EE66F6C}"/>
                         </a:ext>
                       </a:extLst>
-                    </a:blip>
-                    <a:stretch>
-                      <a:fillRect/>
-                    </a:stretch>
-                  </pic:blipFill>
-                  <pic:spPr>
-                    <a:xfrm>
-                      <a:off x="0" y="0"/>
-                      <a:ext cx="5940425" cy="3114040"/>
-                    </a:xfrm>
-                    <a:prstGeom prst="rect">
-                      <a:avLst/>
-                    </a:prstGeom>
-                  </pic:spPr>
-                </pic:pic>
-              </a:graphicData>
-            </a:graphic>
-          </wp:inline>
-        </w:drawing>
-      </w:r>
-    </w:p>
-    <w:p>
-      <w:pPr>
-        <w:spacing w:before="120" w:line="360" w:lineRule="auto"/>
-        <w:jc w:val="center"/>
-        <w:rPr>
-          <w:rFonts w:ascii="Times New Roman" w:hAnsi="Times New Roman" w:cs="Times New Roman"/>
-          <w:color w:val="000000"/>
-          <w:kern w:val="2"/>
-          <w:sz w:val="28"/>
-          <w:szCs w:val="28"/>
-          <w:shd w:val="clear" w:color="auto" w:fill="FFFFFF"/>
-          <w:lang w:val="ru-RU"/>
-        </w:rPr>
-      </w:pPr>
-      <w:r>
-        <w:rPr>
-          <w:rFonts w:ascii="Times New Roman" w:eastAsia="Aptos" w:hAnsi="Times New Roman" w:cs="Times New Roman"/>
-          <w:kern w:val="2"/>
-          <w:sz w:val="28"/>
-          <w:szCs w:val="28"/>
-          <w:lang w:val="ru-RU" w:bidi="ar"/>
-        </w:rPr>
-        <w:t xml:space="preserve">Рисунок </w:t>
-      </w:r>
-      <w:r>
-        <w:rPr>
-          <w:rFonts w:ascii="Times New Roman" w:eastAsia="Aptos" w:hAnsi="Times New Roman" w:cs="Times New Roman"/>
-          <w:kern w:val="2"/>
-          <w:sz w:val="28"/>
-          <w:szCs w:val="28"/>
-          <w:lang w:val="ru-RU" w:bidi="ar"/>
-        </w:rPr>
-        <w:t>8</w:t>
-      </w:r>
-      <w:r>
-        <w:rPr>
-          <w:rFonts w:ascii="Times New Roman" w:eastAsia="Aptos" w:hAnsi="Times New Roman" w:cs="Times New Roman"/>
-          <w:kern w:val="2"/>
-          <w:sz w:val="28"/>
-          <w:szCs w:val="28"/>
-          <w:lang w:val="ru-RU" w:bidi="ar"/>
-        </w:rPr>
-        <w:t xml:space="preserve"> </w:t>
-      </w:r>
-      <w:r>
-        <w:rPr>
-          <w:rFonts w:ascii="Times New Roman" w:hAnsi="Times New Roman" w:cs="Times New Roman"/>
-          <w:color w:val="000000"/>
-          <w:kern w:val="2"/>
-          <w:sz w:val="28"/>
-          <w:szCs w:val="28"/>
-          <w:shd w:val="clear" w:color="auto" w:fill="FFFFFF"/>
-          <w:lang w:val="ru-RU"/>
-        </w:rPr>
-        <w:t>–</w:t>
-      </w:r>
-      <w:r>
-        <w:rPr>
-          <w:rFonts w:ascii="Times New Roman" w:hAnsi="Times New Roman" w:cs="Times New Roman"/>
-          <w:color w:val="000000"/>
-          <w:kern w:val="2"/>
-          <w:sz w:val="28"/>
-          <w:szCs w:val="28"/>
-          <w:shd w:val="clear" w:color="auto" w:fill="FFFFFF"/>
-          <w:lang w:val="ru-RU"/>
-        </w:rPr>
-        <w:t xml:space="preserve"> </w:t>
-      </w:r>
-      <w:r>
-        <w:rPr>
-          <w:rFonts w:ascii="Times New Roman" w:hAnsi="Times New Roman" w:cs="Times New Roman"/>
-          <w:color w:val="000000"/>
-          <w:kern w:val="2"/>
-          <w:sz w:val="28"/>
-          <w:szCs w:val="28"/>
-          <w:shd w:val="clear" w:color="auto" w:fill="FFFFFF"/>
-          <w:lang w:val="ru-RU"/>
-        </w:rPr>
-        <w:t>Диаграмма декомпозиции бизнес-процесса постановки поручения</w:t>
-      </w:r>
-    </w:p>
-    <w:p>
-      <w:pPr>
-        <w:keepNext/>
-        <w:numPr>
-          <w:ilvl w:val="0"/>
-          <w:numId w:val="100"/>
-        </w:numPr>
-        <w:spacing w:before="480" w:line="360" w:lineRule="auto"/>
-        <w:ind w:left="357" w:hanging="357"/>
-        <w:rPr>
-          <w:rFonts w:ascii="Times New Roman" w:hAnsi="Times New Roman" w:cs="Times New Roman"/>
-          <w:sz w:val="28"/>
-          <w:szCs w:val="28"/>
-        </w:rPr>
-      </w:pPr>
-      <w:r>
-        <w:rPr>
-          <w:rFonts w:ascii="Times New Roman" w:hAnsi="Times New Roman" w:cs="Times New Roman"/>
-          <w:sz w:val="28"/>
-          <w:szCs w:val="28"/>
-          <w:lang w:val="ru-RU"/>
-        </w:rPr>
-        <w:lastRenderedPageBreak/>
-        <w:t xml:space="preserve"> Схема архитектуры приложения</w:t>
-      </w:r>
-    </w:p>
-    <w:p>
-      <w:pPr>
-        <w:keepNext/>
-        <w:spacing w:before="120" w:line="360" w:lineRule="auto"/>
-        <w:jc w:val="center"/>
-        <w:rPr>
-          <w:rFonts w:ascii="Times New Roman" w:hAnsi="Times New Roman" w:cs="Times New Roman"/>
-          <w:sz w:val="28"/>
-          <w:szCs w:val="28"/>
-        </w:rPr>
-      </w:pPr>
-      <w:r>
-        <w:rPr>
-          <w:rFonts w:ascii="Times New Roman" w:hAnsi="Times New Roman" w:cs="Times New Roman"/>
-          <w:sz w:val="28"/>
-          <w:szCs w:val="28"/>
-        </w:rPr>
-        <w:drawing>
-          <wp:inline distT="0" distB="0" distL="0" distR="0" wp14:anchorId="78EB926A" wp14:editId="005CEDFD">
-            <wp:extent cx="3438525" cy="7248525"/>
-            <wp:effectExtent l="0" t="0" r="9525" b="9525"/>
-            <wp:docPr id="419146124" name="Рисунок 1"/>
-            <wp:cNvGraphicFramePr>
-              <a:graphicFrameLocks xmlns:a="http://schemas.openxmlformats.org/drawingml/2006/main" noChangeAspect="1"/>
-            </wp:cNvGraphicFramePr>
-            <a:graphic xmlns:a="http://schemas.openxmlformats.org/drawingml/2006/main">
-              <a:graphicData uri="http://schemas.openxmlformats.org/drawingml/2006/picture">
-                <pic:pic xmlns:pic="http://schemas.openxmlformats.org/drawingml/2006/picture">
-                  <pic:nvPicPr>
-                    <pic:cNvPr id="419146124" name=""/>
-                    <pic:cNvPicPr/>
+                    </pic:cNvPr>
+                    <pic:cNvPicPr>
+                      <a:picLocks noChangeAspect="1"/>
+                    </pic:cNvPicPr>
                   </pic:nvPicPr>
                   <pic:blipFill>
                     <a:blip r:embed="rId22">
@@ -15600,7 +13784,7 @@
                   <pic:spPr>
                     <a:xfrm>
                       <a:off x="0" y="0"/>
-                      <a:ext cx="3438525" cy="7248525"/>
+                      <a:ext cx="5940425" cy="3542665"/>
                     </a:xfrm>
                     <a:prstGeom prst="rect">
                       <a:avLst/>
@@ -15645,7 +13829,7 @@
           <w:szCs w:val="28"/>
           <w:lang w:val="ru-RU" w:bidi="ar"/>
         </w:rPr>
-        <w:t>9</w:t>
+        <w:t>8</w:t>
       </w:r>
       <w:r>
         <w:rPr>
@@ -15691,7 +13875,7 @@
           <w:shd w:val="clear" w:color="auto" w:fill="FFFFFF"/>
           <w:lang w:val="ru-RU"/>
         </w:rPr>
-        <w:t>Схема архитектуры приложения</w:t>
+        <w:t>Диаграмма декомпозиции бизнес-процесса постановки поручения</w:t>
       </w:r>
     </w:p>
     <w:p>
@@ -15717,7 +13901,7 @@
           <w:lang w:val="ru-RU"/>
         </w:rPr>
         <w:lastRenderedPageBreak/>
-        <w:t xml:space="preserve"> Прототип программного продукта</w:t>
+        <w:t>Диаграмма декомпозиции</w:t>
       </w:r>
     </w:p>
     <w:p>
@@ -15734,6 +13918,722 @@
       <w:r>
         <w:rPr>
           <w:rFonts w:ascii="Times New Roman" w:hAnsi="Times New Roman" w:cs="Times New Roman"/>
+          <w:noProof/>
+          <w:sz w:val="28"/>
+          <w:szCs w:val="28"/>
+        </w:rPr>
+        <w:drawing>
+          <wp:inline distT="0" distB="0" distL="0" distR="0" wp14:anchorId="2C4BF399" wp14:editId="01C95D54">
+            <wp:extent cx="5940425" cy="3272790"/>
+            <wp:effectExtent l="0" t="0" r="3175" b="3810"/>
+            <wp:docPr id="7" name="Рисунок 6">
+              <a:extLst xmlns:a="http://schemas.openxmlformats.org/drawingml/2006/main">
+                <a:ext uri="{FF2B5EF4-FFF2-40B4-BE49-F238E27FC236}">
+                  <a16:creationId xmlns:a16="http://schemas.microsoft.com/office/drawing/2014/main" id="{B5D036D4-8EF5-6992-672F-2A5948555815}"/>
+                </a:ext>
+              </a:extLst>
+            </wp:docPr>
+            <wp:cNvGraphicFramePr>
+              <a:graphicFrameLocks xmlns:a="http://schemas.openxmlformats.org/drawingml/2006/main" noChangeAspect="1"/>
+            </wp:cNvGraphicFramePr>
+            <a:graphic xmlns:a="http://schemas.openxmlformats.org/drawingml/2006/main">
+              <a:graphicData uri="http://schemas.openxmlformats.org/drawingml/2006/picture">
+                <pic:pic xmlns:pic="http://schemas.openxmlformats.org/drawingml/2006/picture">
+                  <pic:nvPicPr>
+                    <pic:cNvPr id="7" name="Рисунок 6">
+                      <a:extLst>
+                        <a:ext uri="{FF2B5EF4-FFF2-40B4-BE49-F238E27FC236}">
+                          <a16:creationId xmlns:a16="http://schemas.microsoft.com/office/drawing/2014/main" id="{B5D036D4-8EF5-6992-672F-2A5948555815}"/>
+                        </a:ext>
+                      </a:extLst>
+                    </pic:cNvPr>
+                    <pic:cNvPicPr>
+                      <a:picLocks noChangeAspect="1"/>
+                    </pic:cNvPicPr>
+                  </pic:nvPicPr>
+                  <pic:blipFill>
+                    <a:blip r:embed="rId24">
+                      <a:extLst>
+                        <a:ext uri="{96DAC541-7B7A-43D3-8B79-37D633B846F1}">
+                          <asvg:svgBlip xmlns:asvg="http://schemas.microsoft.com/office/drawing/2016/SVG/main" r:embed="rId25"/>
+                        </a:ext>
+                      </a:extLst>
+                    </a:blip>
+                    <a:stretch>
+                      <a:fillRect/>
+                    </a:stretch>
+                  </pic:blipFill>
+                  <pic:spPr>
+                    <a:xfrm>
+                      <a:off x="0" y="0"/>
+                      <a:ext cx="5940425" cy="3272790"/>
+                    </a:xfrm>
+                    <a:prstGeom prst="rect">
+                      <a:avLst/>
+                    </a:prstGeom>
+                  </pic:spPr>
+                </pic:pic>
+              </a:graphicData>
+            </a:graphic>
+          </wp:inline>
+        </w:drawing>
+      </w:r>
+    </w:p>
+    <w:p>
+      <w:pPr>
+        <w:spacing w:before="120" w:line="360" w:lineRule="auto"/>
+        <w:jc w:val="center"/>
+        <w:rPr>
+          <w:rFonts w:ascii="Times New Roman" w:hAnsi="Times New Roman" w:cs="Times New Roman"/>
+          <w:color w:val="000000"/>
+          <w:kern w:val="2"/>
+          <w:sz w:val="28"/>
+          <w:szCs w:val="28"/>
+          <w:shd w:val="clear" w:color="auto" w:fill="FFFFFF"/>
+          <w:lang w:val="ru-RU"/>
+        </w:rPr>
+      </w:pPr>
+      <w:r>
+        <w:rPr>
+          <w:rFonts w:ascii="Times New Roman" w:eastAsia="Aptos" w:hAnsi="Times New Roman" w:cs="Times New Roman"/>
+          <w:kern w:val="2"/>
+          <w:sz w:val="28"/>
+          <w:szCs w:val="28"/>
+          <w:lang w:val="ru-RU" w:bidi="ar"/>
+        </w:rPr>
+        <w:t xml:space="preserve">Рисунок </w:t>
+      </w:r>
+      <w:r>
+        <w:rPr>
+          <w:rFonts w:ascii="Times New Roman" w:eastAsia="Aptos" w:hAnsi="Times New Roman" w:cs="Times New Roman"/>
+          <w:kern w:val="2"/>
+          <w:sz w:val="28"/>
+          <w:szCs w:val="28"/>
+          <w:lang w:val="ru-RU" w:bidi="ar"/>
+        </w:rPr>
+        <w:t>9</w:t>
+      </w:r>
+      <w:r>
+        <w:rPr>
+          <w:rFonts w:ascii="Times New Roman" w:eastAsia="Aptos" w:hAnsi="Times New Roman" w:cs="Times New Roman"/>
+          <w:kern w:val="2"/>
+          <w:sz w:val="28"/>
+          <w:szCs w:val="28"/>
+          <w:lang w:val="ru-RU" w:bidi="ar"/>
+        </w:rPr>
+        <w:t xml:space="preserve"> </w:t>
+      </w:r>
+      <w:r>
+        <w:rPr>
+          <w:rFonts w:ascii="Times New Roman" w:hAnsi="Times New Roman" w:cs="Times New Roman"/>
+          <w:color w:val="000000"/>
+          <w:kern w:val="2"/>
+          <w:sz w:val="28"/>
+          <w:szCs w:val="28"/>
+          <w:shd w:val="clear" w:color="auto" w:fill="FFFFFF"/>
+          <w:lang w:val="ru-RU"/>
+        </w:rPr>
+        <w:t>–</w:t>
+      </w:r>
+      <w:r>
+        <w:rPr>
+          <w:rFonts w:ascii="Times New Roman" w:hAnsi="Times New Roman" w:cs="Times New Roman"/>
+          <w:color w:val="000000"/>
+          <w:kern w:val="2"/>
+          <w:sz w:val="28"/>
+          <w:szCs w:val="28"/>
+          <w:shd w:val="clear" w:color="auto" w:fill="FFFFFF"/>
+          <w:lang w:val="ru-RU"/>
+        </w:rPr>
+        <w:t xml:space="preserve"> </w:t>
+      </w:r>
+      <w:r>
+        <w:rPr>
+          <w:rFonts w:ascii="Times New Roman" w:hAnsi="Times New Roman" w:cs="Times New Roman"/>
+          <w:color w:val="000000"/>
+          <w:kern w:val="2"/>
+          <w:sz w:val="28"/>
+          <w:szCs w:val="28"/>
+          <w:shd w:val="clear" w:color="auto" w:fill="FFFFFF"/>
+          <w:lang w:val="ru-RU"/>
+        </w:rPr>
+        <w:t>Диаграмма декомпозиции процесса проверки полномочий</w:t>
+      </w:r>
+    </w:p>
+    <w:p>
+      <w:pPr>
+        <w:spacing w:before="120" w:line="360" w:lineRule="auto"/>
+        <w:jc w:val="center"/>
+        <w:rPr>
+          <w:rFonts w:ascii="Times New Roman" w:hAnsi="Times New Roman" w:cs="Times New Roman"/>
+          <w:color w:val="000000"/>
+          <w:kern w:val="2"/>
+          <w:sz w:val="28"/>
+          <w:szCs w:val="28"/>
+          <w:shd w:val="clear" w:color="auto" w:fill="FFFFFF"/>
+        </w:rPr>
+      </w:pPr>
+      <w:r>
+        <w:rPr>
+          <w:rFonts w:ascii="Times New Roman" w:hAnsi="Times New Roman" w:cs="Times New Roman"/>
+          <w:noProof/>
+          <w:color w:val="000000"/>
+          <w:kern w:val="2"/>
+          <w:sz w:val="28"/>
+          <w:szCs w:val="28"/>
+          <w:shd w:val="clear" w:color="auto" w:fill="FFFFFF"/>
+        </w:rPr>
+        <w:drawing>
+          <wp:inline distT="0" distB="0" distL="0" distR="0" wp14:anchorId="24CC5750" wp14:editId="4E3E6384">
+            <wp:extent cx="4400550" cy="2686050"/>
+            <wp:effectExtent l="0" t="0" r="0" b="0"/>
+            <wp:docPr id="1630705645" name="Рисунок 1"/>
+            <wp:cNvGraphicFramePr>
+              <a:graphicFrameLocks xmlns:a="http://schemas.openxmlformats.org/drawingml/2006/main" noChangeAspect="1"/>
+            </wp:cNvGraphicFramePr>
+            <a:graphic xmlns:a="http://schemas.openxmlformats.org/drawingml/2006/main">
+              <a:graphicData uri="http://schemas.openxmlformats.org/drawingml/2006/picture">
+                <pic:pic xmlns:pic="http://schemas.openxmlformats.org/drawingml/2006/picture">
+                  <pic:nvPicPr>
+                    <pic:cNvPr id="1630705645" name=""/>
+                    <pic:cNvPicPr/>
+                  </pic:nvPicPr>
+                  <pic:blipFill>
+                    <a:blip r:embed="rId26">
+                      <a:extLst>
+                        <a:ext uri="{96DAC541-7B7A-43D3-8B79-37D633B846F1}">
+                          <asvg:svgBlip xmlns:asvg="http://schemas.microsoft.com/office/drawing/2016/SVG/main" r:embed="rId27"/>
+                        </a:ext>
+                      </a:extLst>
+                    </a:blip>
+                    <a:stretch>
+                      <a:fillRect/>
+                    </a:stretch>
+                  </pic:blipFill>
+                  <pic:spPr>
+                    <a:xfrm>
+                      <a:off x="0" y="0"/>
+                      <a:ext cx="4400550" cy="2686050"/>
+                    </a:xfrm>
+                    <a:prstGeom prst="rect">
+                      <a:avLst/>
+                    </a:prstGeom>
+                  </pic:spPr>
+                </pic:pic>
+              </a:graphicData>
+            </a:graphic>
+          </wp:inline>
+        </w:drawing>
+      </w:r>
+    </w:p>
+    <w:p>
+      <w:pPr>
+        <w:spacing w:before="120" w:line="360" w:lineRule="auto"/>
+        <w:jc w:val="center"/>
+        <w:rPr>
+          <w:rFonts w:ascii="Times New Roman" w:hAnsi="Times New Roman" w:cs="Times New Roman"/>
+          <w:color w:val="000000"/>
+          <w:kern w:val="2"/>
+          <w:sz w:val="28"/>
+          <w:szCs w:val="28"/>
+          <w:shd w:val="clear" w:color="auto" w:fill="FFFFFF"/>
+        </w:rPr>
+      </w:pPr>
+      <w:r>
+        <w:rPr>
+          <w:rFonts w:ascii="Times New Roman" w:hAnsi="Times New Roman" w:cs="Times New Roman"/>
+          <w:noProof/>
+          <w:color w:val="000000"/>
+          <w:kern w:val="2"/>
+          <w:sz w:val="28"/>
+          <w:szCs w:val="28"/>
+          <w:shd w:val="clear" w:color="auto" w:fill="FFFFFF"/>
+        </w:rPr>
+        <w:lastRenderedPageBreak/>
+        <w:drawing>
+          <wp:inline distT="0" distB="0" distL="0" distR="0" wp14:anchorId="0AF369AA" wp14:editId="3729511C">
+            <wp:extent cx="5708649" cy="3085099"/>
+            <wp:effectExtent l="0" t="0" r="6985" b="1270"/>
+            <wp:docPr id="5" name="Рисунок 4">
+              <a:extLst xmlns:a="http://schemas.openxmlformats.org/drawingml/2006/main">
+                <a:ext uri="{FF2B5EF4-FFF2-40B4-BE49-F238E27FC236}">
+                  <a16:creationId xmlns:a16="http://schemas.microsoft.com/office/drawing/2014/main" id="{011821C0-9D81-F872-F514-CD2BE7F2A9BE}"/>
+                </a:ext>
+              </a:extLst>
+            </wp:docPr>
+            <wp:cNvGraphicFramePr>
+              <a:graphicFrameLocks xmlns:a="http://schemas.openxmlformats.org/drawingml/2006/main" noChangeAspect="1"/>
+            </wp:cNvGraphicFramePr>
+            <a:graphic xmlns:a="http://schemas.openxmlformats.org/drawingml/2006/main">
+              <a:graphicData uri="http://schemas.openxmlformats.org/drawingml/2006/picture">
+                <pic:pic xmlns:pic="http://schemas.openxmlformats.org/drawingml/2006/picture">
+                  <pic:nvPicPr>
+                    <pic:cNvPr id="5" name="Рисунок 4">
+                      <a:extLst>
+                        <a:ext uri="{FF2B5EF4-FFF2-40B4-BE49-F238E27FC236}">
+                          <a16:creationId xmlns:a16="http://schemas.microsoft.com/office/drawing/2014/main" id="{011821C0-9D81-F872-F514-CD2BE7F2A9BE}"/>
+                        </a:ext>
+                      </a:extLst>
+                    </pic:cNvPr>
+                    <pic:cNvPicPr>
+                      <a:picLocks noChangeAspect="1"/>
+                    </pic:cNvPicPr>
+                  </pic:nvPicPr>
+                  <pic:blipFill>
+                    <a:blip r:embed="rId28">
+                      <a:extLst>
+                        <a:ext uri="{96DAC541-7B7A-43D3-8B79-37D633B846F1}">
+                          <asvg:svgBlip xmlns:asvg="http://schemas.microsoft.com/office/drawing/2016/SVG/main" r:embed="rId29"/>
+                        </a:ext>
+                      </a:extLst>
+                    </a:blip>
+                    <a:stretch>
+                      <a:fillRect/>
+                    </a:stretch>
+                  </pic:blipFill>
+                  <pic:spPr>
+                    <a:xfrm>
+                      <a:off x="0" y="0"/>
+                      <a:ext cx="5708649" cy="3085099"/>
+                    </a:xfrm>
+                    <a:prstGeom prst="rect">
+                      <a:avLst/>
+                    </a:prstGeom>
+                  </pic:spPr>
+                </pic:pic>
+              </a:graphicData>
+            </a:graphic>
+          </wp:inline>
+        </w:drawing>
+      </w:r>
+    </w:p>
+    <w:p>
+      <w:pPr>
+        <w:spacing w:before="120" w:line="360" w:lineRule="auto"/>
+        <w:jc w:val="center"/>
+        <w:rPr>
+          <w:rFonts w:ascii="Times New Roman" w:hAnsi="Times New Roman" w:cs="Times New Roman"/>
+          <w:color w:val="000000"/>
+          <w:kern w:val="2"/>
+          <w:sz w:val="28"/>
+          <w:szCs w:val="28"/>
+          <w:shd w:val="clear" w:color="auto" w:fill="FFFFFF"/>
+        </w:rPr>
+      </w:pPr>
+      <w:r>
+        <w:rPr>
+          <w:rFonts w:ascii="Times New Roman" w:hAnsi="Times New Roman" w:cs="Times New Roman"/>
+          <w:noProof/>
+          <w:color w:val="000000"/>
+          <w:kern w:val="2"/>
+          <w:sz w:val="28"/>
+          <w:szCs w:val="28"/>
+          <w:shd w:val="clear" w:color="auto" w:fill="FFFFFF"/>
+          <w:lang w:val="ru-RU"/>
+        </w:rPr>
+        <w:lastRenderedPageBreak/>
+        <w:drawing>
+          <wp:inline distT="0" distB="0" distL="0" distR="0" wp14:anchorId="39022F60" wp14:editId="2327B65E">
+            <wp:extent cx="5940425" cy="5948045"/>
+            <wp:effectExtent l="0" t="0" r="3175" b="0"/>
+            <wp:docPr id="1713430668" name="Рисунок 1"/>
+            <wp:cNvGraphicFramePr>
+              <a:graphicFrameLocks xmlns:a="http://schemas.openxmlformats.org/drawingml/2006/main" noChangeAspect="1"/>
+            </wp:cNvGraphicFramePr>
+            <a:graphic xmlns:a="http://schemas.openxmlformats.org/drawingml/2006/main">
+              <a:graphicData uri="http://schemas.openxmlformats.org/drawingml/2006/picture">
+                <pic:pic xmlns:pic="http://schemas.openxmlformats.org/drawingml/2006/picture">
+                  <pic:nvPicPr>
+                    <pic:cNvPr id="1713430668" name=""/>
+                    <pic:cNvPicPr/>
+                  </pic:nvPicPr>
+                  <pic:blipFill>
+                    <a:blip r:embed="rId30">
+                      <a:extLst>
+                        <a:ext uri="{96DAC541-7B7A-43D3-8B79-37D633B846F1}">
+                          <asvg:svgBlip xmlns:asvg="http://schemas.microsoft.com/office/drawing/2016/SVG/main" r:embed="rId31"/>
+                        </a:ext>
+                      </a:extLst>
+                    </a:blip>
+                    <a:stretch>
+                      <a:fillRect/>
+                    </a:stretch>
+                  </pic:blipFill>
+                  <pic:spPr>
+                    <a:xfrm>
+                      <a:off x="0" y="0"/>
+                      <a:ext cx="5940425" cy="5948045"/>
+                    </a:xfrm>
+                    <a:prstGeom prst="rect">
+                      <a:avLst/>
+                    </a:prstGeom>
+                  </pic:spPr>
+                </pic:pic>
+              </a:graphicData>
+            </a:graphic>
+          </wp:inline>
+        </w:drawing>
+      </w:r>
+    </w:p>
+    <w:p>
+      <w:pPr>
+        <w:spacing w:before="120" w:line="360" w:lineRule="auto"/>
+        <w:jc w:val="center"/>
+        <w:rPr>
+          <w:rFonts w:ascii="Times New Roman" w:hAnsi="Times New Roman" w:cs="Times New Roman"/>
+          <w:color w:val="000000"/>
+          <w:kern w:val="2"/>
+          <w:sz w:val="28"/>
+          <w:szCs w:val="28"/>
+          <w:shd w:val="clear" w:color="auto" w:fill="FFFFFF"/>
+        </w:rPr>
+      </w:pPr>
+      <w:r>
+        <w:rPr>
+          <w:rFonts w:ascii="Times New Roman" w:hAnsi="Times New Roman" w:cs="Times New Roman"/>
+          <w:color w:val="000000"/>
+          <w:kern w:val="2"/>
+          <w:sz w:val="28"/>
+          <w:szCs w:val="28"/>
+          <w:shd w:val="clear" w:color="auto" w:fill="FFFFFF"/>
+        </w:rPr>
+        <w:lastRenderedPageBreak/>
+        <w:drawing>
+          <wp:inline distT="0" distB="0" distL="0" distR="0" wp14:anchorId="7A7BDC47" wp14:editId="4D90959E">
+            <wp:extent cx="5940425" cy="4735830"/>
+            <wp:effectExtent l="0" t="0" r="3175" b="7620"/>
+            <wp:docPr id="220286325" name="Рисунок 1"/>
+            <wp:cNvGraphicFramePr>
+              <a:graphicFrameLocks xmlns:a="http://schemas.openxmlformats.org/drawingml/2006/main" noChangeAspect="1"/>
+            </wp:cNvGraphicFramePr>
+            <a:graphic xmlns:a="http://schemas.openxmlformats.org/drawingml/2006/main">
+              <a:graphicData uri="http://schemas.openxmlformats.org/drawingml/2006/picture">
+                <pic:pic xmlns:pic="http://schemas.openxmlformats.org/drawingml/2006/picture">
+                  <pic:nvPicPr>
+                    <pic:cNvPr id="220286325" name=""/>
+                    <pic:cNvPicPr/>
+                  </pic:nvPicPr>
+                  <pic:blipFill>
+                    <a:blip r:embed="rId32">
+                      <a:extLst>
+                        <a:ext uri="{96DAC541-7B7A-43D3-8B79-37D633B846F1}">
+                          <asvg:svgBlip xmlns:asvg="http://schemas.microsoft.com/office/drawing/2016/SVG/main" r:embed="rId33"/>
+                        </a:ext>
+                      </a:extLst>
+                    </a:blip>
+                    <a:stretch>
+                      <a:fillRect/>
+                    </a:stretch>
+                  </pic:blipFill>
+                  <pic:spPr>
+                    <a:xfrm>
+                      <a:off x="0" y="0"/>
+                      <a:ext cx="5940425" cy="4735830"/>
+                    </a:xfrm>
+                    <a:prstGeom prst="rect">
+                      <a:avLst/>
+                    </a:prstGeom>
+                  </pic:spPr>
+                </pic:pic>
+              </a:graphicData>
+            </a:graphic>
+          </wp:inline>
+        </w:drawing>
+      </w:r>
+    </w:p>
+    <w:p>
+      <w:pPr>
+        <w:spacing w:before="120" w:line="360" w:lineRule="auto"/>
+        <w:jc w:val="center"/>
+        <w:rPr>
+          <w:rFonts w:ascii="Times New Roman" w:hAnsi="Times New Roman" w:cs="Times New Roman"/>
+          <w:color w:val="000000"/>
+          <w:kern w:val="2"/>
+          <w:sz w:val="28"/>
+          <w:szCs w:val="28"/>
+          <w:shd w:val="clear" w:color="auto" w:fill="FFFFFF"/>
+        </w:rPr>
+      </w:pPr>
+      <w:r>
+        <w:rPr>
+          <w:rFonts w:ascii="Times New Roman" w:hAnsi="Times New Roman" w:cs="Times New Roman"/>
+          <w:color w:val="000000"/>
+          <w:kern w:val="2"/>
+          <w:sz w:val="28"/>
+          <w:szCs w:val="28"/>
+          <w:shd w:val="clear" w:color="auto" w:fill="FFFFFF"/>
+        </w:rPr>
+        <w:lastRenderedPageBreak/>
+        <w:drawing>
+          <wp:inline distT="0" distB="0" distL="0" distR="0" wp14:anchorId="28CAD14C" wp14:editId="07CC2B47">
+            <wp:extent cx="3118352" cy="5670549"/>
+            <wp:effectExtent l="0" t="0" r="6350" b="6985"/>
+            <wp:docPr id="2082607623" name="Рисунок 4">
+              <a:extLst xmlns:a="http://schemas.openxmlformats.org/drawingml/2006/main">
+                <a:ext uri="{FF2B5EF4-FFF2-40B4-BE49-F238E27FC236}">
+                  <a16:creationId xmlns:a16="http://schemas.microsoft.com/office/drawing/2014/main" id="{8CFF89CA-BD26-C529-E344-E5C747A35462}"/>
+                </a:ext>
+              </a:extLst>
+            </wp:docPr>
+            <wp:cNvGraphicFramePr>
+              <a:graphicFrameLocks xmlns:a="http://schemas.openxmlformats.org/drawingml/2006/main" noChangeAspect="1"/>
+            </wp:cNvGraphicFramePr>
+            <a:graphic xmlns:a="http://schemas.openxmlformats.org/drawingml/2006/main">
+              <a:graphicData uri="http://schemas.openxmlformats.org/drawingml/2006/picture">
+                <pic:pic xmlns:pic="http://schemas.openxmlformats.org/drawingml/2006/picture">
+                  <pic:nvPicPr>
+                    <pic:cNvPr id="5" name="Рисунок 4">
+                      <a:extLst>
+                        <a:ext uri="{FF2B5EF4-FFF2-40B4-BE49-F238E27FC236}">
+                          <a16:creationId xmlns:a16="http://schemas.microsoft.com/office/drawing/2014/main" id="{8CFF89CA-BD26-C529-E344-E5C747A35462}"/>
+                        </a:ext>
+                      </a:extLst>
+                    </pic:cNvPr>
+                    <pic:cNvPicPr>
+                      <a:picLocks noChangeAspect="1"/>
+                    </pic:cNvPicPr>
+                  </pic:nvPicPr>
+                  <pic:blipFill>
+                    <a:blip r:embed="rId34">
+                      <a:extLst>
+                        <a:ext uri="{96DAC541-7B7A-43D3-8B79-37D633B846F1}">
+                          <asvg:svgBlip xmlns:asvg="http://schemas.microsoft.com/office/drawing/2016/SVG/main" r:embed="rId35"/>
+                        </a:ext>
+                      </a:extLst>
+                    </a:blip>
+                    <a:stretch>
+                      <a:fillRect/>
+                    </a:stretch>
+                  </pic:blipFill>
+                  <pic:spPr>
+                    <a:xfrm>
+                      <a:off x="0" y="0"/>
+                      <a:ext cx="3118352" cy="5670549"/>
+                    </a:xfrm>
+                    <a:prstGeom prst="rect">
+                      <a:avLst/>
+                    </a:prstGeom>
+                  </pic:spPr>
+                </pic:pic>
+              </a:graphicData>
+            </a:graphic>
+          </wp:inline>
+        </w:drawing>
+      </w:r>
+    </w:p>
+    <w:p>
+      <w:pPr>
+        <w:keepNext/>
+        <w:numPr>
+          <w:ilvl w:val="0"/>
+          <w:numId w:val="100"/>
+        </w:numPr>
+        <w:spacing w:before="480" w:line="360" w:lineRule="auto"/>
+        <w:ind w:left="357" w:hanging="357"/>
+        <w:rPr>
+          <w:rFonts w:ascii="Times New Roman" w:hAnsi="Times New Roman" w:cs="Times New Roman"/>
+          <w:sz w:val="28"/>
+          <w:szCs w:val="28"/>
+        </w:rPr>
+      </w:pPr>
+      <w:r>
+        <w:rPr>
+          <w:rFonts w:ascii="Times New Roman" w:hAnsi="Times New Roman" w:cs="Times New Roman"/>
+          <w:sz w:val="28"/>
+          <w:szCs w:val="28"/>
+          <w:lang w:val="ru-RU"/>
+        </w:rPr>
+        <w:lastRenderedPageBreak/>
+        <w:t xml:space="preserve"> Схема архитектуры приложения</w:t>
+      </w:r>
+    </w:p>
+    <w:p>
+      <w:pPr>
+        <w:keepNext/>
+        <w:spacing w:before="120" w:line="360" w:lineRule="auto"/>
+        <w:jc w:val="center"/>
+        <w:rPr>
+          <w:rFonts w:ascii="Times New Roman" w:hAnsi="Times New Roman" w:cs="Times New Roman"/>
+          <w:sz w:val="28"/>
+          <w:szCs w:val="28"/>
+        </w:rPr>
+      </w:pPr>
+      <w:r>
+        <w:rPr>
+          <w:rFonts w:ascii="Times New Roman" w:hAnsi="Times New Roman" w:cs="Times New Roman"/>
+          <w:noProof/>
+          <w:sz w:val="28"/>
+          <w:szCs w:val="28"/>
+        </w:rPr>
+        <w:drawing>
+          <wp:inline distT="0" distB="0" distL="0" distR="0" wp14:anchorId="294B2C4E" wp14:editId="13339982">
+            <wp:extent cx="1475105" cy="4249420"/>
+            <wp:effectExtent l="0" t="0" r="0" b="0"/>
+            <wp:docPr id="1526020642" name="Рисунок 2"/>
+            <wp:cNvGraphicFramePr>
+              <a:graphicFrameLocks xmlns:a="http://schemas.openxmlformats.org/drawingml/2006/main" noChangeAspect="1"/>
+            </wp:cNvGraphicFramePr>
+            <a:graphic xmlns:a="http://schemas.openxmlformats.org/drawingml/2006/main">
+              <a:graphicData uri="http://schemas.openxmlformats.org/drawingml/2006/picture">
+                <pic:pic xmlns:pic="http://schemas.openxmlformats.org/drawingml/2006/picture">
+                  <pic:nvPicPr>
+                    <pic:cNvPr id="0" name="Picture 2"/>
+                    <pic:cNvPicPr>
+                      <a:picLocks noChangeAspect="1" noChangeArrowheads="1"/>
+                    </pic:cNvPicPr>
+                  </pic:nvPicPr>
+                  <pic:blipFill>
+                    <a:blip r:embed="rId36">
+                      <a:extLst>
+                        <a:ext uri="{28A0092B-C50C-407E-A947-70E740481C1C}">
+                          <a14:useLocalDpi xmlns:a14="http://schemas.microsoft.com/office/drawing/2010/main" val="0"/>
+                        </a:ext>
+                      </a:extLst>
+                    </a:blip>
+                    <a:srcRect/>
+                    <a:stretch>
+                      <a:fillRect/>
+                    </a:stretch>
+                  </pic:blipFill>
+                  <pic:spPr bwMode="auto">
+                    <a:xfrm>
+                      <a:off x="0" y="0"/>
+                      <a:ext cx="1475105" cy="4249420"/>
+                    </a:xfrm>
+                    <a:prstGeom prst="rect">
+                      <a:avLst/>
+                    </a:prstGeom>
+                    <a:noFill/>
+                  </pic:spPr>
+                </pic:pic>
+              </a:graphicData>
+            </a:graphic>
+          </wp:inline>
+        </w:drawing>
+      </w:r>
+    </w:p>
+    <w:p>
+      <w:pPr>
+        <w:spacing w:before="120" w:line="360" w:lineRule="auto"/>
+        <w:jc w:val="center"/>
+        <w:rPr>
+          <w:rFonts w:ascii="Times New Roman" w:hAnsi="Times New Roman" w:cs="Times New Roman"/>
+          <w:color w:val="000000"/>
+          <w:kern w:val="2"/>
+          <w:sz w:val="28"/>
+          <w:szCs w:val="28"/>
+          <w:shd w:val="clear" w:color="auto" w:fill="FFFFFF"/>
+          <w:lang w:val="ru-RU"/>
+        </w:rPr>
+      </w:pPr>
+      <w:r>
+        <w:rPr>
+          <w:rFonts w:ascii="Times New Roman" w:eastAsia="Aptos" w:hAnsi="Times New Roman" w:cs="Times New Roman"/>
+          <w:kern w:val="2"/>
+          <w:sz w:val="28"/>
+          <w:szCs w:val="28"/>
+          <w:lang w:val="ru-RU" w:bidi="ar"/>
+        </w:rPr>
+        <w:t>Рисунок</w:t>
+      </w:r>
+      <w:r>
+        <w:rPr>
+          <w:rFonts w:ascii="Times New Roman" w:eastAsia="Aptos" w:hAnsi="Times New Roman" w:cs="Times New Roman"/>
+          <w:kern w:val="2"/>
+          <w:sz w:val="28"/>
+          <w:szCs w:val="28"/>
+          <w:lang w:val="ru-RU" w:bidi="ar"/>
+        </w:rPr>
+        <w:t xml:space="preserve"> 10</w:t>
+      </w:r>
+      <w:r>
+        <w:rPr>
+          <w:rFonts w:ascii="Times New Roman" w:eastAsia="Aptos" w:hAnsi="Times New Roman" w:cs="Times New Roman"/>
+          <w:kern w:val="2"/>
+          <w:sz w:val="28"/>
+          <w:szCs w:val="28"/>
+          <w:lang w:val="ru-RU" w:bidi="ar"/>
+        </w:rPr>
+        <w:t xml:space="preserve"> </w:t>
+      </w:r>
+      <w:r>
+        <w:rPr>
+          <w:rFonts w:ascii="Times New Roman" w:hAnsi="Times New Roman" w:cs="Times New Roman"/>
+          <w:color w:val="000000"/>
+          <w:kern w:val="2"/>
+          <w:sz w:val="28"/>
+          <w:szCs w:val="28"/>
+          <w:shd w:val="clear" w:color="auto" w:fill="FFFFFF"/>
+          <w:lang w:val="ru-RU"/>
+        </w:rPr>
+        <w:t>–</w:t>
+      </w:r>
+      <w:r>
+        <w:rPr>
+          <w:rFonts w:ascii="Times New Roman" w:hAnsi="Times New Roman" w:cs="Times New Roman"/>
+          <w:color w:val="000000"/>
+          <w:kern w:val="2"/>
+          <w:sz w:val="28"/>
+          <w:szCs w:val="28"/>
+          <w:shd w:val="clear" w:color="auto" w:fill="FFFFFF"/>
+          <w:lang w:val="ru-RU"/>
+        </w:rPr>
+        <w:t xml:space="preserve"> </w:t>
+      </w:r>
+      <w:r>
+        <w:rPr>
+          <w:rFonts w:ascii="Times New Roman" w:hAnsi="Times New Roman" w:cs="Times New Roman"/>
+          <w:color w:val="000000"/>
+          <w:kern w:val="2"/>
+          <w:sz w:val="28"/>
+          <w:szCs w:val="28"/>
+          <w:shd w:val="clear" w:color="auto" w:fill="FFFFFF"/>
+          <w:lang w:val="ru-RU"/>
+        </w:rPr>
+        <w:t>Схема архитектуры приложения</w:t>
+      </w:r>
+    </w:p>
+    <w:p>
+      <w:pPr>
+        <w:keepNext/>
+        <w:numPr>
+          <w:ilvl w:val="0"/>
+          <w:numId w:val="100"/>
+        </w:numPr>
+        <w:spacing w:before="480" w:line="360" w:lineRule="auto"/>
+        <w:ind w:left="357" w:hanging="357"/>
+        <w:rPr>
+          <w:rFonts w:ascii="Times New Roman" w:hAnsi="Times New Roman" w:cs="Times New Roman"/>
+          <w:sz w:val="28"/>
+          <w:szCs w:val="28"/>
+        </w:rPr>
+      </w:pPr>
+      <w:r>
+        <w:rPr>
+          <w:rFonts w:ascii="Times New Roman" w:hAnsi="Times New Roman" w:cs="Times New Roman"/>
+          <w:sz w:val="28"/>
+          <w:szCs w:val="28"/>
+          <w:lang w:val="ru-RU"/>
+        </w:rPr>
+        <w:lastRenderedPageBreak/>
+        <w:t xml:space="preserve"> Прототип программного продукта</w:t>
+      </w:r>
+    </w:p>
+    <w:p>
+      <w:pPr>
+        <w:keepNext/>
+        <w:spacing w:before="120" w:line="360" w:lineRule="auto"/>
+        <w:jc w:val="center"/>
+        <w:rPr>
+          <w:rFonts w:ascii="Times New Roman" w:hAnsi="Times New Roman" w:cs="Times New Roman"/>
+          <w:sz w:val="28"/>
+          <w:szCs w:val="28"/>
+        </w:rPr>
+      </w:pPr>
+      <w:r>
+        <w:rPr>
+          <w:rFonts w:ascii="Times New Roman" w:hAnsi="Times New Roman" w:cs="Times New Roman"/>
+          <w:noProof/>
           <w:sz w:val="28"/>
           <w:szCs w:val="28"/>
         </w:rPr>
@@ -15753,7 +14653,7 @@
                     <pic:cNvPicPr/>
                   </pic:nvPicPr>
                   <pic:blipFill>
-                    <a:blip r:embed="rId24"/>
+                    <a:blip r:embed="rId37"/>
                     <a:stretch>
                       <a:fillRect/>
                     </a:stretch>
@@ -15806,7 +14706,7 @@
           <w:szCs w:val="28"/>
           <w:lang w:val="ru-RU" w:bidi="ar"/>
         </w:rPr>
-        <w:t>10</w:t>
+        <w:t>1</w:t>
       </w:r>
       <w:r>
         <w:rPr>
@@ -15814,6 +14714,16 @@
           <w:kern w:val="2"/>
           <w:sz w:val="28"/>
           <w:szCs w:val="28"/>
+          <w:lang w:bidi="ar"/>
+        </w:rPr>
+        <w:t>1</w:t>
+      </w:r>
+      <w:r>
+        <w:rPr>
+          <w:rFonts w:ascii="Times New Roman" w:eastAsia="Aptos" w:hAnsi="Times New Roman" w:cs="Times New Roman"/>
+          <w:kern w:val="2"/>
+          <w:sz w:val="28"/>
+          <w:szCs w:val="28"/>
           <w:lang w:val="ru-RU" w:bidi="ar"/>
         </w:rPr>
         <w:t xml:space="preserve"> </w:t>
@@ -15867,7 +14777,7 @@
       </w:pPr>
     </w:p>
     <w:sectPr>
-      <w:headerReference w:type="default" r:id="rId25"/>
+      <w:headerReference w:type="default" r:id="rId38"/>
       <w:pgSz w:w="11906" w:h="16838"/>
       <w:pgMar w:top="1417" w:right="850" w:bottom="1417" w:left="1701" w:header="720" w:footer="720" w:gutter="0"/>
       <w:cols w:space="0"/>
@@ -15929,7 +14839,6 @@
         <w:lang w:val="ru-RU"/>
       </w:rPr>
     </w:pPr>
-    <w:proofErr w:type="spellStart"/>
     <w:r>
       <w:rPr>
         <w:rFonts w:ascii="Times New Roman Regular" w:hAnsi="Times New Roman Regular" w:cs="Times New Roman Regular"/>
@@ -15937,17 +14846,7 @@
         <w:szCs w:val="28"/>
         <w:lang w:val="ru-RU"/>
       </w:rPr>
-      <w:t>Поташов</w:t>
-    </w:r>
-    <w:proofErr w:type="spellEnd"/>
-    <w:r>
-      <w:rPr>
-        <w:rFonts w:ascii="Times New Roman Regular" w:hAnsi="Times New Roman Regular" w:cs="Times New Roman Regular"/>
-        <w:sz w:val="28"/>
-        <w:szCs w:val="28"/>
-        <w:lang w:val="ru-RU"/>
-      </w:rPr>
-      <w:t xml:space="preserve"> Павел, 3093</w:t>
+      <w:t>Поташов Павел, 3093</w:t>
     </w:r>
   </w:p>
 </w:hdr>
